--- a/inbox/Application Aware Networking/Book_15_Federal_Application_Aware_Networking_Supply_Chain_Risk_Management.docx
+++ b/inbox/Application Aware Networking/Book_15_Federal_Application_Aware_Networking_Supply_Chain_Risk_Management.docx
@@ -7,55 +7,7 @@
         <w:pStyle w:val="Title"/>
       </w:pPr>
       <w:r>
-        <w:t xml:space="preserve">Book</w:t>
-      </w:r>
-      <w:r>
-        <w:t xml:space="preserve"> </w:t>
-      </w:r>
-      <w:r>
-        <w:t xml:space="preserve">12</w:t>
-      </w:r>
-      <w:r>
-        <w:t xml:space="preserve"> </w:t>
-      </w:r>
-      <w:r>
-        <w:t xml:space="preserve">—</w:t>
-      </w:r>
-      <w:r>
-        <w:t xml:space="preserve"> </w:t>
-      </w:r>
-      <w:r>
-        <w:t xml:space="preserve">Federal</w:t>
-      </w:r>
-      <w:r>
-        <w:t xml:space="preserve"> </w:t>
-      </w:r>
-      <w:r>
-        <w:t xml:space="preserve">Application-Aware</w:t>
-      </w:r>
-      <w:r>
-        <w:t xml:space="preserve"> </w:t>
-      </w:r>
-      <w:r>
-        <w:t xml:space="preserve">Networking</w:t>
-      </w:r>
-      <w:r>
-        <w:t xml:space="preserve"> </w:t>
-      </w:r>
-      <w:r>
-        <w:t xml:space="preserve">—</w:t>
-      </w:r>
-      <w:r>
-        <w:t xml:space="preserve"> </w:t>
-      </w:r>
-      <w:r>
-        <w:t xml:space="preserve">Part</w:t>
-      </w:r>
-      <w:r>
-        <w:t xml:space="preserve"> </w:t>
-      </w:r>
-      <w:r>
-        <w:t xml:space="preserve">12</w:t>
+        <w:t xml:space="preserve">Book 15 — Federal Application-Aware Networking — Part 15</w:t>
       </w:r>
     </w:p>
     <w:p>
@@ -63,91 +15,7 @@
         <w:pStyle w:val="Subtitle"/>
       </w:pPr>
       <w:r>
-        <w:t xml:space="preserve">Supply</w:t>
-      </w:r>
-      <w:r>
-        <w:t xml:space="preserve"> </w:t>
-      </w:r>
-      <w:r>
-        <w:t xml:space="preserve">Chain</w:t>
-      </w:r>
-      <w:r>
-        <w:t xml:space="preserve"> </w:t>
-      </w:r>
-      <w:r>
-        <w:t xml:space="preserve">Risk</w:t>
-      </w:r>
-      <w:r>
-        <w:t xml:space="preserve"> </w:t>
-      </w:r>
-      <w:r>
-        <w:t xml:space="preserve">Management:</w:t>
-      </w:r>
-      <w:r>
-        <w:t xml:space="preserve"> </w:t>
-      </w:r>
-      <w:r>
-        <w:t xml:space="preserve">SBOM,</w:t>
-      </w:r>
-      <w:r>
-        <w:t xml:space="preserve"> </w:t>
-      </w:r>
-      <w:r>
-        <w:t xml:space="preserve">VDR,</w:t>
-      </w:r>
-      <w:r>
-        <w:t xml:space="preserve"> </w:t>
-      </w:r>
-      <w:r>
-        <w:t xml:space="preserve">and</w:t>
-      </w:r>
-      <w:r>
-        <w:t xml:space="preserve"> </w:t>
-      </w:r>
-      <w:r>
-        <w:t xml:space="preserve">VER</w:t>
-      </w:r>
-      <w:r>
-        <w:t xml:space="preserve"> </w:t>
-      </w:r>
-      <w:r>
-        <w:t xml:space="preserve">Framework</w:t>
-      </w:r>
-      <w:r>
-        <w:t xml:space="preserve"> </w:t>
-      </w:r>
-      <w:r>
-        <w:t xml:space="preserve">for</w:t>
-      </w:r>
-      <w:r>
-        <w:t xml:space="preserve"> </w:t>
-      </w:r>
-      <w:r>
-        <w:t xml:space="preserve">FedRAMP</w:t>
-      </w:r>
-      <w:r>
-        <w:t xml:space="preserve"> </w:t>
-      </w:r>
-      <w:r>
-        <w:t xml:space="preserve">20x</w:t>
-      </w:r>
-      <w:r>
-        <w:t xml:space="preserve"> </w:t>
-      </w:r>
-      <w:r>
-        <w:t xml:space="preserve">and</w:t>
-      </w:r>
-      <w:r>
-        <w:t xml:space="preserve"> </w:t>
-      </w:r>
-      <w:r>
-        <w:t xml:space="preserve">BOD</w:t>
-      </w:r>
-      <w:r>
-        <w:t xml:space="preserve"> </w:t>
-      </w:r>
-      <w:r>
-        <w:t xml:space="preserve">26-04</w:t>
+        <w:t xml:space="preserve">Supply Chain Risk Management: SBOM, VDR, and VER Framework for FedRAMP 20x and BOD 26-04</w:t>
       </w:r>
     </w:p>
     <w:p>
@@ -155,25 +23,7 @@
         <w:pStyle w:val="Author"/>
       </w:pPr>
       <w:r>
-        <w:t xml:space="preserve">SSA</w:t>
-      </w:r>
-      <w:r>
-        <w:t xml:space="preserve"> </w:t>
-      </w:r>
-      <w:r>
-        <w:t xml:space="preserve">Cloud</w:t>
-      </w:r>
-      <w:r>
-        <w:t xml:space="preserve"> </w:t>
-      </w:r>
-      <w:r>
-        <w:t xml:space="preserve">Services</w:t>
-      </w:r>
-      <w:r>
-        <w:t xml:space="preserve"> </w:t>
-      </w:r>
-      <w:r>
-        <w:t xml:space="preserve">Team</w:t>
+        <w:t xml:space="preserve">SSA Cloud Services Team</w:t>
       </w:r>
     </w:p>
     <w:p>
@@ -181,19 +31,7 @@
         <w:pStyle w:val="Date"/>
       </w:pPr>
       <w:r>
-        <w:t xml:space="preserve">July</w:t>
-      </w:r>
-      <w:r>
-        <w:t xml:space="preserve"> </w:t>
-      </w:r>
-      <w:r>
-        <w:t xml:space="preserve">3,</w:t>
-      </w:r>
-      <w:r>
-        <w:t xml:space="preserve"> </w:t>
-      </w:r>
-      <w:r>
-        <w:t xml:space="preserve">2026</w:t>
+        <w:t xml:space="preserve">2026-07-03</w:t>
       </w:r>
     </w:p>
     <w:sdt>
@@ -209,7 +47,7 @@
             <w:pStyle w:val="TOCHeading"/>
           </w:pPr>
           <w:r>
-            <w:t xml:space="preserve">Table of Contents</w:t>
+            <w:t xml:space="preserve">Table of contents</w:t>
           </w:r>
         </w:p>
         <w:p>
@@ -230,22 +68,13 @@
         <w:t xml:space="preserve">INTERNAL — NOT FOR PUBLIC DISTRIBUTION</w:t>
       </w:r>
     </w:p>
-    <w:bookmarkStart w:id="20" w:name="what-this-document-addresses"/>
+    <w:bookmarkStart w:id="9" w:name="what-this-document-addresses"/>
     <w:p>
       <w:pPr>
         <w:pStyle w:val="Heading2"/>
       </w:pPr>
       <w:r>
-        <w:rPr>
-          <w:rStyle w:val="SectionNumber"/>
-        </w:rPr>
-        <w:t xml:space="preserve">0.1</w:t>
-      </w:r>
-      <w:r>
-        <w:tab/>
-      </w:r>
-      <w:r>
-        <w:t xml:space="preserve">What This Document Addresses</w:t>
+        <w:t xml:space="preserve">0.1 What This Document Addresses</w:t>
       </w:r>
     </w:p>
     <w:p>
@@ -298,8 +127,8 @@
       </w:r>
       <w:r>
         <w:rPr>
+          <w:b/>
           <w:bCs/>
-          <w:b/>
         </w:rPr>
         <w:t xml:space="preserve">December 7, 2026 BOD 26-04 VDR/VER deadline</w:t>
       </w:r>
@@ -318,11 +147,11 @@
     </w:p>
     <w:p>
       <w:pPr>
+        <w:pStyle w:val="Compact"/>
         <w:numPr>
           <w:ilvl w:val="0"/>
           <w:numId w:val="1001"/>
         </w:numPr>
-        <w:pStyle w:val="Compact"/>
       </w:pPr>
       <w:r>
         <w:t xml:space="preserve">A</w:t>
@@ -332,8 +161,8 @@
       </w:r>
       <w:r>
         <w:rPr>
+          <w:b/>
           <w:bCs/>
-          <w:b/>
         </w:rPr>
         <w:t xml:space="preserve">Software Bill of Materials (SBOM)</w:t>
       </w:r>
@@ -352,11 +181,11 @@
     </w:p>
     <w:p>
       <w:pPr>
+        <w:pStyle w:val="Compact"/>
         <w:numPr>
           <w:ilvl w:val="0"/>
           <w:numId w:val="1001"/>
         </w:numPr>
-        <w:pStyle w:val="Compact"/>
       </w:pPr>
       <w:r>
         <w:t xml:space="preserve">A</w:t>
@@ -366,8 +195,8 @@
       </w:r>
       <w:r>
         <w:rPr>
+          <w:b/>
           <w:bCs/>
-          <w:b/>
         </w:rPr>
         <w:t xml:space="preserve">Vulnerability Disclosure Report (VDR)</w:t>
       </w:r>
@@ -386,11 +215,11 @@
     </w:p>
     <w:p>
       <w:pPr>
+        <w:pStyle w:val="Compact"/>
         <w:numPr>
           <w:ilvl w:val="0"/>
           <w:numId w:val="1001"/>
         </w:numPr>
-        <w:pStyle w:val="Compact"/>
       </w:pPr>
       <w:r>
         <w:t xml:space="preserve">A</w:t>
@@ -400,8 +229,8 @@
       </w:r>
       <w:r>
         <w:rPr>
+          <w:b/>
           <w:bCs/>
-          <w:b/>
         </w:rPr>
         <w:t xml:space="preserve">Vulnerability Exploitability eXchange (VEX)</w:t>
       </w:r>
@@ -457,23 +286,14 @@
         </w:pict>
       </w:r>
     </w:p>
-    <w:bookmarkEnd w:id="20"/>
-    <w:bookmarkStart w:id="21" w:name="the-bod-26-04-compliance-requirement"/>
+    <w:bookmarkEnd w:id="9"/>
+    <w:bookmarkStart w:id="10" w:name="the-bod-26-04-compliance-requirement"/>
     <w:p>
       <w:pPr>
         <w:pStyle w:val="Heading1"/>
       </w:pPr>
       <w:r>
-        <w:rPr>
-          <w:rStyle w:val="SectionNumber"/>
-        </w:rPr>
-        <w:t xml:space="preserve">1</w:t>
-      </w:r>
-      <w:r>
-        <w:tab/>
-      </w:r>
-      <w:r>
-        <w:t xml:space="preserve">The BOD 26-04 Compliance Requirement</w:t>
+        <w:t xml:space="preserve">1. The BOD 26-04 Compliance Requirement</w:t>
       </w:r>
     </w:p>
     <w:p>
@@ -494,8 +314,8 @@
       </w:r>
       <w:r>
         <w:rPr>
+          <w:b/>
           <w:bCs/>
-          <w:b/>
         </w:rPr>
         <w:t xml:space="preserve">December 7, 2026</w:t>
       </w:r>
@@ -508,16 +328,16 @@
         <w:pStyle w:val="TableCaption"/>
       </w:pPr>
       <w:r>
-        <w:t xml:space="preserve">BOD 26-04 Compliance Tiers {.striped .hover}</w:t>
+        <w:t xml:space="preserve">BOD 26-04 Compliance Tiers</w:t>
       </w:r>
     </w:p>
     <w:tbl>
       <w:tblPr>
         <w:tblStyle w:val="Table"/>
         <w:tblW w:type="pct" w:w="5000"/>
+        <w:tblLayout w:type="fixed"/>
         <w:tblLook w:firstRow="1" w:lastRow="0" w:firstColumn="0" w:lastColumn="0" w:noHBand="0" w:noVBand="0" w:val="0020"/>
-        <w:jc w:val="start"/>
-        <w:tblCaption w:val="BOD 26-04 Compliance Tiers {.striped .hover}"/>
+        <w:tblCaption w:val="BOD 26-04 Compliance Tiers"/>
       </w:tblPr>
       <w:tblGrid>
         <w:gridCol w:w="1638"/>
@@ -526,14 +346,13 @@
       </w:tblGrid>
       <w:tr>
         <w:trPr>
-          <w:tblHeader w:val="true"/>
+          <w:tblHeader w:val="on"/>
         </w:trPr>
         <w:tc>
           <w:tcPr/>
           <w:p>
             <w:pPr>
               <w:pStyle w:val="Compact"/>
-              <w:jc w:val="left"/>
             </w:pPr>
             <w:r>
               <w:t xml:space="preserve">Tier</w:t>
@@ -545,7 +364,6 @@
           <w:p>
             <w:pPr>
               <w:pStyle w:val="Compact"/>
-              <w:jc w:val="left"/>
             </w:pPr>
             <w:r>
               <w:t xml:space="preserve">Requirement</w:t>
@@ -557,7 +375,6 @@
           <w:p>
             <w:pPr>
               <w:pStyle w:val="Compact"/>
-              <w:jc w:val="left"/>
             </w:pPr>
             <w:r>
               <w:t xml:space="preserve">Deadline</w:t>
@@ -571,12 +388,11 @@
           <w:p>
             <w:pPr>
               <w:pStyle w:val="Compact"/>
-              <w:jc w:val="left"/>
             </w:pPr>
             <w:r>
               <w:rPr>
+                <w:b/>
                 <w:bCs/>
-                <w:b/>
               </w:rPr>
               <w:t xml:space="preserve">Tier 1</w:t>
             </w:r>
@@ -587,7 +403,6 @@
           <w:p>
             <w:pPr>
               <w:pStyle w:val="Compact"/>
-              <w:jc w:val="left"/>
             </w:pPr>
             <w:r>
               <w:t xml:space="preserve">SBOM present for all production systems</w:t>
@@ -599,7 +414,6 @@
           <w:p>
             <w:pPr>
               <w:pStyle w:val="Compact"/>
-              <w:jc w:val="left"/>
             </w:pPr>
             <w:r>
               <w:t xml:space="preserve">December 7, 2026</w:t>
@@ -613,12 +427,11 @@
           <w:p>
             <w:pPr>
               <w:pStyle w:val="Compact"/>
-              <w:jc w:val="left"/>
             </w:pPr>
             <w:r>
               <w:rPr>
+                <w:b/>
                 <w:bCs/>
-                <w:b/>
               </w:rPr>
               <w:t xml:space="preserve">Tier 2</w:t>
             </w:r>
@@ -629,7 +442,6 @@
           <w:p>
             <w:pPr>
               <w:pStyle w:val="Compact"/>
-              <w:jc w:val="left"/>
             </w:pPr>
             <w:r>
               <w:t xml:space="preserve">VDR present — vulnerability disclosure for all SBOM components</w:t>
@@ -641,7 +453,6 @@
           <w:p>
             <w:pPr>
               <w:pStyle w:val="Compact"/>
-              <w:jc w:val="left"/>
             </w:pPr>
             <w:r>
               <w:t xml:space="preserve">December 7, 2026</w:t>
@@ -655,12 +466,11 @@
           <w:p>
             <w:pPr>
               <w:pStyle w:val="Compact"/>
-              <w:jc w:val="left"/>
             </w:pPr>
             <w:r>
               <w:rPr>
+                <w:b/>
                 <w:bCs/>
-                <w:b/>
               </w:rPr>
               <w:t xml:space="preserve">Tier 3</w:t>
             </w:r>
@@ -671,7 +481,6 @@
           <w:p>
             <w:pPr>
               <w:pStyle w:val="Compact"/>
-              <w:jc w:val="left"/>
             </w:pPr>
             <w:r>
               <w:t xml:space="preserve">VEX present — exploitability assertions for all CVEs in VDR</w:t>
@@ -683,7 +492,6 @@
           <w:p>
             <w:pPr>
               <w:pStyle w:val="Compact"/>
-              <w:jc w:val="left"/>
             </w:pPr>
             <w:r>
               <w:t xml:space="preserve">December 7, 2026</w:t>
@@ -719,41 +527,23 @@
         </w:pict>
       </w:r>
     </w:p>
-    <w:bookmarkEnd w:id="21"/>
-    <w:bookmarkStart w:id="29" w:name="architecture-the-sbomvdrvex-pipeline"/>
+    <w:bookmarkEnd w:id="10"/>
+    <w:bookmarkStart w:id="18" w:name="architecture-the-sbomvdrvex-pipeline"/>
     <w:p>
       <w:pPr>
         <w:pStyle w:val="Heading1"/>
       </w:pPr>
       <w:r>
-        <w:rPr>
-          <w:rStyle w:val="SectionNumber"/>
-        </w:rPr>
-        <w:t xml:space="preserve">2</w:t>
-      </w:r>
-      <w:r>
-        <w:tab/>
-      </w:r>
-      <w:r>
-        <w:t xml:space="preserve">Architecture: The SBOM/VDR/VEX Pipeline</w:t>
+        <w:t xml:space="preserve">2. Architecture: The SBOM/VDR/VEX Pipeline</w:t>
       </w:r>
     </w:p>
-    <w:bookmarkStart w:id="25" w:name="pipeline-overview"/>
+    <w:bookmarkStart w:id="14" w:name="pipeline-overview"/>
     <w:p>
       <w:pPr>
         <w:pStyle w:val="Heading2"/>
       </w:pPr>
       <w:r>
-        <w:rPr>
-          <w:rStyle w:val="SectionNumber"/>
-        </w:rPr>
-        <w:t xml:space="preserve">2.1</w:t>
-      </w:r>
-      <w:r>
-        <w:tab/>
-      </w:r>
-      <w:r>
-        <w:t xml:space="preserve">Pipeline Overview</w:t>
+        <w:t xml:space="preserve">2.1 Pipeline Overview</w:t>
       </w:r>
     </w:p>
     <w:p>
@@ -1097,7 +887,7 @@
         <w:rPr>
           <w:rStyle w:val="VerbatimChar"/>
         </w:rPr>
-        <w:t xml:space="preserve">│  Feedback loop: new CVEs trigger Defender VM alert (Part 8 chain)   │</w:t>
+        <w:t xml:space="preserve">│  Feedback loop: new CVEs trigger Defender VM alert (Part 11 chain)   │</w:t>
       </w:r>
       <w:r>
         <w:br/>
@@ -1116,20 +906,20 @@
       <w:r>
         <w:drawing>
           <wp:inline>
-            <wp:extent cx="7772400" cy="3437792"/>
+            <wp:extent cx="5334000" cy="2359269"/>
             <wp:effectExtent b="0" l="0" r="0" t="0"/>
-            <wp:docPr descr="SBOM / VDR / VEX Pipeline — BOD 26-04 Compliance Stages" title="" id="23" name="Picture"/>
+            <wp:docPr descr="SBOM / VDR / VEX Pipeline — BOD 26-04 Compliance Stages" title="" id="12" name="Picture"/>
             <a:graphic>
               <a:graphicData uri="http://schemas.openxmlformats.org/drawingml/2006/picture">
                 <pic:pic>
                   <pic:nvPicPr>
-                    <pic:cNvPr descr="figs/scrm-fig-01-sbom-pipeline.png" id="24" name="Picture"/>
+                    <pic:cNvPr descr="figs/scrm-fig-01-sbom-pipeline.png" id="13" name="Picture"/>
                     <pic:cNvPicPr>
                       <a:picLocks noChangeArrowheads="1" noChangeAspect="1"/>
                     </pic:cNvPicPr>
                   </pic:nvPicPr>
                   <pic:blipFill>
-                    <a:blip r:embed="rId22"/>
+                    <a:blip r:embed="rId11"/>
                     <a:stretch>
                       <a:fillRect/>
                     </a:stretch>
@@ -1137,7 +927,7 @@
                   <pic:spPr bwMode="auto">
                     <a:xfrm>
                       <a:off x="0" y="0"/>
-                      <a:ext cx="7772400" cy="3437792"/>
+                      <a:ext cx="5334000" cy="2359269"/>
                     </a:xfrm>
                     <a:prstGeom prst="rect">
                       <a:avLst/>
@@ -1164,23 +954,14 @@
         <w:t xml:space="preserve">SBOM / VDR / VEX Pipeline — BOD 26-04 Compliance Stages</w:t>
       </w:r>
     </w:p>
-    <w:bookmarkEnd w:id="25"/>
-    <w:bookmarkStart w:id="28" w:name="sbom-generation-with-syft"/>
+    <w:bookmarkEnd w:id="14"/>
+    <w:bookmarkStart w:id="17" w:name="sbom-generation-with-syft"/>
     <w:p>
       <w:pPr>
         <w:pStyle w:val="Heading2"/>
       </w:pPr>
       <w:r>
-        <w:rPr>
-          <w:rStyle w:val="SectionNumber"/>
-        </w:rPr>
-        <w:t xml:space="preserve">2.2</w:t>
-      </w:r>
-      <w:r>
-        <w:tab/>
-      </w:r>
-      <w:r>
-        <w:t xml:space="preserve">SBOM Generation with Syft</w:t>
+        <w:t xml:space="preserve">2.2 SBOM Generation with Syft</w:t>
       </w:r>
     </w:p>
     <w:p>
@@ -1197,22 +978,13 @@
         <w:t xml:space="preserve">produces CycloneDX 1.6 XML natively, the format required by the CISA VEX Portal.</w:t>
       </w:r>
     </w:p>
-    <w:bookmarkStart w:id="26" w:name="github-actions-integration"/>
+    <w:bookmarkStart w:id="15" w:name="github-actions-integration"/>
     <w:p>
       <w:pPr>
         <w:pStyle w:val="Heading3"/>
       </w:pPr>
       <w:r>
-        <w:rPr>
-          <w:rStyle w:val="SectionNumber"/>
-        </w:rPr>
-        <w:t xml:space="preserve">2.2.1</w:t>
-      </w:r>
-      <w:r>
-        <w:tab/>
-      </w:r>
-      <w:r>
-        <w:t xml:space="preserve">GitHub Actions Integration</w:t>
+        <w:t xml:space="preserve">2.2.1 GitHub Actions Integration</w:t>
       </w:r>
     </w:p>
     <w:p>
@@ -2306,23 +2078,14 @@
         <w:t xml:space="preserve">            --tier Archive</w:t>
       </w:r>
     </w:p>
-    <w:bookmarkEnd w:id="26"/>
-    <w:bookmarkStart w:id="27" w:name="X820fbecca140609b3209e51d8cedf105f62dca9"/>
+    <w:bookmarkEnd w:id="15"/>
+    <w:bookmarkStart w:id="16" w:name="X820fbecca140609b3209e51d8cedf105f62dca9"/>
     <w:p>
       <w:pPr>
         <w:pStyle w:val="Heading3"/>
       </w:pPr>
       <w:r>
-        <w:rPr>
-          <w:rStyle w:val="SectionNumber"/>
-        </w:rPr>
-        <w:t xml:space="preserve">2.2.2</w:t>
-      </w:r>
-      <w:r>
-        <w:tab/>
-      </w:r>
-      <w:r>
-        <w:t xml:space="preserve">SBOM Content Requirements (NTIA Minimum Elements)</w:t>
+        <w:t xml:space="preserve">2.2.2 SBOM Content Requirements (NTIA Minimum Elements)</w:t>
       </w:r>
     </w:p>
     <w:p>
@@ -2344,16 +2107,16 @@
         <w:pStyle w:val="TableCaption"/>
       </w:pPr>
       <w:r>
-        <w:t xml:space="preserve">NTIA Minimum SBOM Elements — Syft CycloneDX Coverage {.striped .hover}</w:t>
+        <w:t xml:space="preserve">NTIA Minimum SBOM Elements — Syft CycloneDX Coverage</w:t>
       </w:r>
     </w:p>
     <w:tbl>
       <w:tblPr>
         <w:tblStyle w:val="Table"/>
         <w:tblW w:type="pct" w:w="5000"/>
+        <w:tblLayout w:type="fixed"/>
         <w:tblLook w:firstRow="1" w:lastRow="0" w:firstColumn="0" w:lastColumn="0" w:noHBand="0" w:noVBand="0" w:val="0020"/>
-        <w:jc w:val="start"/>
-        <w:tblCaption w:val="NTIA Minimum SBOM Elements — Syft CycloneDX Coverage {.striped .hover}"/>
+        <w:tblCaption w:val="NTIA Minimum SBOM Elements — Syft CycloneDX Coverage"/>
       </w:tblPr>
       <w:tblGrid>
         <w:gridCol w:w="2640"/>
@@ -2362,14 +2125,13 @@
       </w:tblGrid>
       <w:tr>
         <w:trPr>
-          <w:tblHeader w:val="true"/>
+          <w:tblHeader w:val="on"/>
         </w:trPr>
         <w:tc>
           <w:tcPr/>
           <w:p>
             <w:pPr>
               <w:pStyle w:val="Compact"/>
-              <w:jc w:val="left"/>
             </w:pPr>
             <w:r>
               <w:t xml:space="preserve">NTIA Element</w:t>
@@ -2381,7 +2143,6 @@
           <w:p>
             <w:pPr>
               <w:pStyle w:val="Compact"/>
-              <w:jc w:val="left"/>
             </w:pPr>
             <w:r>
               <w:t xml:space="preserve">CycloneDX Field</w:t>
@@ -2393,7 +2154,6 @@
           <w:p>
             <w:pPr>
               <w:pStyle w:val="Compact"/>
-              <w:jc w:val="left"/>
             </w:pPr>
             <w:r>
               <w:t xml:space="preserve">Syft Output</w:t>
@@ -2407,7 +2167,6 @@
           <w:p>
             <w:pPr>
               <w:pStyle w:val="Compact"/>
-              <w:jc w:val="left"/>
             </w:pPr>
             <w:r>
               <w:t xml:space="preserve">Supplier name</w:t>
@@ -2419,7 +2178,6 @@
           <w:p>
             <w:pPr>
               <w:pStyle w:val="Compact"/>
-              <w:jc w:val="left"/>
             </w:pPr>
             <w:r>
               <w:rPr>
@@ -2434,7 +2192,6 @@
           <w:p>
             <w:pPr>
               <w:pStyle w:val="Compact"/>
-              <w:jc w:val="left"/>
             </w:pPr>
             <w:r>
               <w:t xml:space="preserve">Extracted from package metadata</w:t>
@@ -2448,7 +2205,6 @@
           <w:p>
             <w:pPr>
               <w:pStyle w:val="Compact"/>
-              <w:jc w:val="left"/>
             </w:pPr>
             <w:r>
               <w:t xml:space="preserve">Component name</w:t>
@@ -2460,7 +2216,6 @@
           <w:p>
             <w:pPr>
               <w:pStyle w:val="Compact"/>
-              <w:jc w:val="left"/>
             </w:pPr>
             <w:r>
               <w:rPr>
@@ -2475,7 +2230,6 @@
           <w:p>
             <w:pPr>
               <w:pStyle w:val="Compact"/>
-              <w:jc w:val="left"/>
             </w:pPr>
             <w:r>
               <w:t xml:space="preserve">Package name</w:t>
@@ -2489,7 +2243,6 @@
           <w:p>
             <w:pPr>
               <w:pStyle w:val="Compact"/>
-              <w:jc w:val="left"/>
             </w:pPr>
             <w:r>
               <w:t xml:space="preserve">Version</w:t>
@@ -2501,7 +2254,6 @@
           <w:p>
             <w:pPr>
               <w:pStyle w:val="Compact"/>
-              <w:jc w:val="left"/>
             </w:pPr>
             <w:r>
               <w:rPr>
@@ -2516,7 +2268,6 @@
           <w:p>
             <w:pPr>
               <w:pStyle w:val="Compact"/>
-              <w:jc w:val="left"/>
             </w:pPr>
             <w:r>
               <w:t xml:space="preserve">Exact version string</w:t>
@@ -2530,7 +2281,6 @@
           <w:p>
             <w:pPr>
               <w:pStyle w:val="Compact"/>
-              <w:jc w:val="left"/>
             </w:pPr>
             <w:r>
               <w:t xml:space="preserve">Other unique identifiers</w:t>
@@ -2542,7 +2292,6 @@
           <w:p>
             <w:pPr>
               <w:pStyle w:val="Compact"/>
-              <w:jc w:val="left"/>
             </w:pPr>
             <w:r>
               <w:rPr>
@@ -2557,7 +2306,6 @@
           <w:p>
             <w:pPr>
               <w:pStyle w:val="Compact"/>
-              <w:jc w:val="left"/>
             </w:pPr>
             <w:r>
               <w:t xml:space="preserve">Package URL (PURL) — unique per version</w:t>
@@ -2571,7 +2319,6 @@
           <w:p>
             <w:pPr>
               <w:pStyle w:val="Compact"/>
-              <w:jc w:val="left"/>
             </w:pPr>
             <w:r>
               <w:t xml:space="preserve">Dependency relationships</w:t>
@@ -2583,7 +2330,6 @@
           <w:p>
             <w:pPr>
               <w:pStyle w:val="Compact"/>
-              <w:jc w:val="left"/>
             </w:pPr>
             <w:r>
               <w:rPr>
@@ -2598,7 +2344,6 @@
           <w:p>
             <w:pPr>
               <w:pStyle w:val="Compact"/>
-              <w:jc w:val="left"/>
             </w:pPr>
             <w:r>
               <w:t xml:space="preserve">Full dependency graph</w:t>
@@ -2612,7 +2357,6 @@
           <w:p>
             <w:pPr>
               <w:pStyle w:val="Compact"/>
-              <w:jc w:val="left"/>
             </w:pPr>
             <w:r>
               <w:t xml:space="preserve">SBOM author</w:t>
@@ -2624,7 +2368,6 @@
           <w:p>
             <w:pPr>
               <w:pStyle w:val="Compact"/>
-              <w:jc w:val="left"/>
             </w:pPr>
             <w:r>
               <w:rPr>
@@ -2639,7 +2382,6 @@
           <w:p>
             <w:pPr>
               <w:pStyle w:val="Compact"/>
-              <w:jc w:val="left"/>
             </w:pPr>
             <w:r>
               <w:t xml:space="preserve">Set from CI environment</w:t>
@@ -2653,7 +2395,6 @@
           <w:p>
             <w:pPr>
               <w:pStyle w:val="Compact"/>
-              <w:jc w:val="left"/>
             </w:pPr>
             <w:r>
               <w:t xml:space="preserve">Timestamp</w:t>
@@ -2665,7 +2406,6 @@
           <w:p>
             <w:pPr>
               <w:pStyle w:val="Compact"/>
-              <w:jc w:val="left"/>
             </w:pPr>
             <w:r>
               <w:rPr>
@@ -2680,7 +2420,6 @@
           <w:p>
             <w:pPr>
               <w:pStyle w:val="Compact"/>
-              <w:jc w:val="left"/>
             </w:pPr>
             <w:r>
               <w:t xml:space="preserve">UTC build timestamp</w:t>
@@ -2696,25 +2435,16 @@
         </w:pict>
       </w:r>
     </w:p>
-    <w:bookmarkEnd w:id="27"/>
-    <w:bookmarkEnd w:id="28"/>
-    <w:bookmarkEnd w:id="29"/>
-    <w:bookmarkStart w:id="32" w:name="vulnerability-disclosure-report-vdr"/>
+    <w:bookmarkEnd w:id="16"/>
+    <w:bookmarkEnd w:id="17"/>
+    <w:bookmarkEnd w:id="18"/>
+    <w:bookmarkStart w:id="21" w:name="vulnerability-disclosure-report-vdr"/>
     <w:p>
       <w:pPr>
         <w:pStyle w:val="Heading1"/>
       </w:pPr>
       <w:r>
-        <w:rPr>
-          <w:rStyle w:val="SectionNumber"/>
-        </w:rPr>
-        <w:t xml:space="preserve">3</w:t>
-      </w:r>
-      <w:r>
-        <w:tab/>
-      </w:r>
-      <w:r>
-        <w:t xml:space="preserve">Vulnerability Disclosure Report (VDR)</w:t>
+        <w:t xml:space="preserve">3. Vulnerability Disclosure Report (VDR)</w:t>
       </w:r>
     </w:p>
     <w:p>
@@ -2737,22 +2467,13 @@
         <w:t xml:space="preserve">CycloneDX VDR with NVD-sourced CVE data.</w:t>
       </w:r>
     </w:p>
-    <w:bookmarkStart w:id="30" w:name="vdr-fields"/>
+    <w:bookmarkStart w:id="19" w:name="vdr-fields"/>
     <w:p>
       <w:pPr>
         <w:pStyle w:val="Heading2"/>
       </w:pPr>
       <w:r>
-        <w:rPr>
-          <w:rStyle w:val="SectionNumber"/>
-        </w:rPr>
-        <w:t xml:space="preserve">3.1</w:t>
-      </w:r>
-      <w:r>
-        <w:tab/>
-      </w:r>
-      <w:r>
-        <w:t xml:space="preserve">VDR Fields</w:t>
+        <w:t xml:space="preserve">3.1 VDR Fields</w:t>
       </w:r>
     </w:p>
     <w:p>
@@ -3465,23 +3186,14 @@
         <w:t xml:space="preserve">&gt;</w:t>
       </w:r>
     </w:p>
-    <w:bookmarkEnd w:id="30"/>
-    <w:bookmarkStart w:id="31" w:name="cisa-kev-integration"/>
+    <w:bookmarkEnd w:id="19"/>
+    <w:bookmarkStart w:id="20" w:name="cisa-kev-integration"/>
     <w:p>
       <w:pPr>
         <w:pStyle w:val="Heading2"/>
       </w:pPr>
       <w:r>
-        <w:rPr>
-          <w:rStyle w:val="SectionNumber"/>
-        </w:rPr>
-        <w:t xml:space="preserve">3.2</w:t>
-      </w:r>
-      <w:r>
-        <w:tab/>
-      </w:r>
-      <w:r>
-        <w:t xml:space="preserve">CISA KEV Integration</w:t>
+        <w:t xml:space="preserve">3.2 CISA KEV Integration</w:t>
       </w:r>
     </w:p>
     <w:p>
@@ -4074,24 +3786,15 @@
         </w:pict>
       </w:r>
     </w:p>
-    <w:bookmarkEnd w:id="31"/>
-    <w:bookmarkEnd w:id="32"/>
-    <w:bookmarkStart w:id="39" w:name="X1f0fa402021e89c3afcfce49364de01d7389407"/>
+    <w:bookmarkEnd w:id="20"/>
+    <w:bookmarkEnd w:id="21"/>
+    <w:bookmarkStart w:id="28" w:name="X1f0fa402021e89c3afcfce49364de01d7389407"/>
     <w:p>
       <w:pPr>
         <w:pStyle w:val="Heading1"/>
       </w:pPr>
       <w:r>
-        <w:rPr>
-          <w:rStyle w:val="SectionNumber"/>
-        </w:rPr>
-        <w:t xml:space="preserve">4</w:t>
-      </w:r>
-      <w:r>
-        <w:tab/>
-      </w:r>
-      <w:r>
-        <w:t xml:space="preserve">Vulnerability Exploitability eXchange (VEX)</w:t>
+        <w:t xml:space="preserve">4. Vulnerability Exploitability eXchange (VEX)</w:t>
       </w:r>
     </w:p>
     <w:p>
@@ -4115,20 +3818,20 @@
       <w:r>
         <w:drawing>
           <wp:inline>
-            <wp:extent cx="7772400" cy="3437792"/>
+            <wp:extent cx="5334000" cy="2359269"/>
             <wp:effectExtent b="0" l="0" r="0" t="0"/>
-            <wp:docPr descr="VEX Exploitability Assessment — Decision Flow for Each CVE in VDR" title="" id="34" name="Picture"/>
+            <wp:docPr descr="VEX Exploitability Assessment — Decision Flow for Each CVE in VDR" title="" id="23" name="Picture"/>
             <a:graphic>
               <a:graphicData uri="http://schemas.openxmlformats.org/drawingml/2006/picture">
                 <pic:pic>
                   <pic:nvPicPr>
-                    <pic:cNvPr descr="figs/scrm-fig-02-vex-flow.png" id="35" name="Picture"/>
+                    <pic:cNvPr descr="figs/scrm-fig-02-vex-flow.png" id="24" name="Picture"/>
                     <pic:cNvPicPr>
                       <a:picLocks noChangeArrowheads="1" noChangeAspect="1"/>
                     </pic:cNvPicPr>
                   </pic:nvPicPr>
                   <pic:blipFill>
-                    <a:blip r:embed="rId33"/>
+                    <a:blip r:embed="rId22"/>
                     <a:stretch>
                       <a:fillRect/>
                     </a:stretch>
@@ -4136,7 +3839,7 @@
                   <pic:spPr bwMode="auto">
                     <a:xfrm>
                       <a:off x="0" y="0"/>
-                      <a:ext cx="7772400" cy="3437792"/>
+                      <a:ext cx="5334000" cy="2359269"/>
                     </a:xfrm>
                     <a:prstGeom prst="rect">
                       <a:avLst/>
@@ -4163,22 +3866,13 @@
         <w:t xml:space="preserve">VEX Exploitability Assessment — Decision Flow for Each CVE in VDR</w:t>
       </w:r>
     </w:p>
-    <w:bookmarkStart w:id="36" w:name="vex-status-values"/>
+    <w:bookmarkStart w:id="25" w:name="vex-status-values"/>
     <w:p>
       <w:pPr>
         <w:pStyle w:val="Heading2"/>
       </w:pPr>
       <w:r>
-        <w:rPr>
-          <w:rStyle w:val="SectionNumber"/>
-        </w:rPr>
-        <w:t xml:space="preserve">4.1</w:t>
-      </w:r>
-      <w:r>
-        <w:tab/>
-      </w:r>
-      <w:r>
-        <w:t xml:space="preserve">VEX Status Values</w:t>
+        <w:t xml:space="preserve">4.1 VEX Status Values</w:t>
       </w:r>
     </w:p>
     <w:p>
@@ -4186,16 +3880,16 @@
         <w:pStyle w:val="TableCaption"/>
       </w:pPr>
       <w:r>
-        <w:t xml:space="preserve">VEX Status Values {.striped .hover}</w:t>
+        <w:t xml:space="preserve">VEX Status Values</w:t>
       </w:r>
     </w:p>
     <w:tbl>
       <w:tblPr>
         <w:tblStyle w:val="Table"/>
         <w:tblW w:type="pct" w:w="5000"/>
+        <w:tblLayout w:type="fixed"/>
         <w:tblLook w:firstRow="1" w:lastRow="0" w:firstColumn="0" w:lastColumn="0" w:noHBand="0" w:noVBand="0" w:val="0020"/>
-        <w:jc w:val="start"/>
-        <w:tblCaption w:val="VEX Status Values {.striped .hover}"/>
+        <w:tblCaption w:val="VEX Status Values"/>
       </w:tblPr>
       <w:tblGrid>
         <w:gridCol w:w="2436"/>
@@ -4204,14 +3898,13 @@
       </w:tblGrid>
       <w:tr>
         <w:trPr>
-          <w:tblHeader w:val="true"/>
+          <w:tblHeader w:val="on"/>
         </w:trPr>
         <w:tc>
           <w:tcPr/>
           <w:p>
             <w:pPr>
               <w:pStyle w:val="Compact"/>
-              <w:jc w:val="left"/>
             </w:pPr>
             <w:r>
               <w:t xml:space="preserve">Status</w:t>
@@ -4223,7 +3916,6 @@
           <w:p>
             <w:pPr>
               <w:pStyle w:val="Compact"/>
-              <w:jc w:val="left"/>
             </w:pPr>
             <w:r>
               <w:t xml:space="preserve">Meaning</w:t>
@@ -4235,7 +3927,6 @@
           <w:p>
             <w:pPr>
               <w:pStyle w:val="Compact"/>
-              <w:jc w:val="left"/>
             </w:pPr>
             <w:r>
               <w:t xml:space="preserve">Example</w:t>
@@ -4249,7 +3940,6 @@
           <w:p>
             <w:pPr>
               <w:pStyle w:val="Compact"/>
-              <w:jc w:val="left"/>
             </w:pPr>
             <w:r>
               <w:rPr>
@@ -4264,7 +3954,6 @@
           <w:p>
             <w:pPr>
               <w:pStyle w:val="Compact"/>
-              <w:jc w:val="left"/>
             </w:pPr>
             <w:r>
               <w:t xml:space="preserve">Vulnerability exists in component but cannot be exploited</w:t>
@@ -4276,7 +3965,6 @@
           <w:p>
             <w:pPr>
               <w:pStyle w:val="Compact"/>
-              <w:jc w:val="left"/>
             </w:pPr>
             <w:r>
               <w:t xml:space="preserve">Library function not called; OS feature not enabled</w:t>
@@ -4290,7 +3978,6 @@
           <w:p>
             <w:pPr>
               <w:pStyle w:val="Compact"/>
-              <w:jc w:val="left"/>
             </w:pPr>
             <w:r>
               <w:rPr>
@@ -4305,7 +3992,6 @@
           <w:p>
             <w:pPr>
               <w:pStyle w:val="Compact"/>
-              <w:jc w:val="left"/>
             </w:pPr>
             <w:r>
               <w:t xml:space="preserve">Vulnerability is exploitable — remediation underway</w:t>
@@ -4317,7 +4003,6 @@
           <w:p>
             <w:pPr>
               <w:pStyle w:val="Compact"/>
-              <w:jc w:val="left"/>
             </w:pPr>
             <w:r>
               <w:t xml:space="preserve">Production system uses the affected code path</w:t>
@@ -4331,7 +4016,6 @@
           <w:p>
             <w:pPr>
               <w:pStyle w:val="Compact"/>
-              <w:jc w:val="left"/>
             </w:pPr>
             <w:r>
               <w:rPr>
@@ -4346,7 +4030,6 @@
           <w:p>
             <w:pPr>
               <w:pStyle w:val="Compact"/>
-              <w:jc w:val="left"/>
             </w:pPr>
             <w:r>
               <w:t xml:space="preserve">Component has been patched to a non-vulnerable version</w:t>
@@ -4358,7 +4041,6 @@
           <w:p>
             <w:pPr>
               <w:pStyle w:val="Compact"/>
-              <w:jc w:val="left"/>
             </w:pPr>
             <w:r>
               <w:t xml:space="preserve">CVE remediated in current deployment</w:t>
@@ -4372,7 +4054,6 @@
           <w:p>
             <w:pPr>
               <w:pStyle w:val="Compact"/>
-              <w:jc w:val="left"/>
             </w:pPr>
             <w:r>
               <w:rPr>
@@ -4387,7 +4068,6 @@
           <w:p>
             <w:pPr>
               <w:pStyle w:val="Compact"/>
-              <w:jc w:val="left"/>
             </w:pPr>
             <w:r>
               <w:t xml:space="preserve">Exploitability being analyzed</w:t>
@@ -4399,7 +4079,6 @@
           <w:p>
             <w:pPr>
               <w:pStyle w:val="Compact"/>
-              <w:jc w:val="left"/>
             </w:pPr>
             <w:r>
               <w:t xml:space="preserve">New CVE, analysis in progress (max 7-day window)</w:t>
@@ -4408,23 +4087,14 @@
         </w:tc>
       </w:tr>
     </w:tbl>
-    <w:bookmarkEnd w:id="36"/>
-    <w:bookmarkStart w:id="37" w:name="vex-document-structure-openvex"/>
+    <w:bookmarkEnd w:id="25"/>
+    <w:bookmarkStart w:id="26" w:name="vex-document-structure-openvex"/>
     <w:p>
       <w:pPr>
         <w:pStyle w:val="Heading2"/>
       </w:pPr>
       <w:r>
-        <w:rPr>
-          <w:rStyle w:val="SectionNumber"/>
-        </w:rPr>
-        <w:t xml:space="preserve">4.2</w:t>
-      </w:r>
-      <w:r>
-        <w:tab/>
-      </w:r>
-      <w:r>
-        <w:t xml:space="preserve">VEX Document Structure (OpenVEX)</w:t>
+        <w:t xml:space="preserve">4.2 VEX Document Structure (OpenVEX)</w:t>
       </w:r>
     </w:p>
     <w:p>
@@ -5185,23 +4855,14 @@
         <w:t xml:space="preserve">}</w:t>
       </w:r>
     </w:p>
-    <w:bookmarkEnd w:id="37"/>
-    <w:bookmarkStart w:id="38" w:name="vex-authoring-process"/>
+    <w:bookmarkEnd w:id="26"/>
+    <w:bookmarkStart w:id="27" w:name="vex-authoring-process"/>
     <w:p>
       <w:pPr>
         <w:pStyle w:val="Heading2"/>
       </w:pPr>
       <w:r>
-        <w:rPr>
-          <w:rStyle w:val="SectionNumber"/>
-        </w:rPr>
-        <w:t xml:space="preserve">4.3</w:t>
-      </w:r>
-      <w:r>
-        <w:tab/>
-      </w:r>
-      <w:r>
-        <w:t xml:space="preserve">VEX Authoring Process</w:t>
+        <w:t xml:space="preserve">4.3 VEX Authoring Process</w:t>
       </w:r>
     </w:p>
     <w:p>
@@ -5226,16 +4887,16 @@
     </w:p>
     <w:p>
       <w:pPr>
+        <w:pStyle w:val="Compact"/>
         <w:numPr>
           <w:ilvl w:val="0"/>
           <w:numId w:val="1002"/>
         </w:numPr>
-        <w:pStyle w:val="Compact"/>
-      </w:pPr>
-      <w:r>
-        <w:rPr>
+      </w:pPr>
+      <w:r>
+        <w:rPr>
+          <w:b/>
           <w:bCs/>
-          <w:b/>
         </w:rPr>
         <w:t xml:space="preserve">Automated</w:t>
       </w:r>
@@ -5245,16 +4906,16 @@
     </w:p>
     <w:p>
       <w:pPr>
+        <w:pStyle w:val="Compact"/>
         <w:numPr>
           <w:ilvl w:val="0"/>
           <w:numId w:val="1002"/>
         </w:numPr>
-        <w:pStyle w:val="Compact"/>
-      </w:pPr>
-      <w:r>
-        <w:rPr>
+      </w:pPr>
+      <w:r>
+        <w:rPr>
+          <w:b/>
           <w:bCs/>
-          <w:b/>
         </w:rPr>
         <w:t xml:space="preserve">Triage</w:t>
       </w:r>
@@ -5264,16 +4925,16 @@
     </w:p>
     <w:p>
       <w:pPr>
+        <w:pStyle w:val="Compact"/>
         <w:numPr>
           <w:ilvl w:val="0"/>
           <w:numId w:val="1002"/>
         </w:numPr>
-        <w:pStyle w:val="Compact"/>
-      </w:pPr>
-      <w:r>
-        <w:rPr>
+      </w:pPr>
+      <w:r>
+        <w:rPr>
+          <w:b/>
           <w:bCs/>
-          <w:b/>
         </w:rPr>
         <w:t xml:space="preserve">Analysis</w:t>
       </w:r>
@@ -5283,16 +4944,16 @@
     </w:p>
     <w:p>
       <w:pPr>
+        <w:pStyle w:val="Compact"/>
         <w:numPr>
           <w:ilvl w:val="0"/>
           <w:numId w:val="1002"/>
         </w:numPr>
-        <w:pStyle w:val="Compact"/>
-      </w:pPr>
-      <w:r>
-        <w:rPr>
+      </w:pPr>
+      <w:r>
+        <w:rPr>
+          <w:b/>
           <w:bCs/>
-          <w:b/>
         </w:rPr>
         <w:t xml:space="preserve">Assertion</w:t>
       </w:r>
@@ -5302,16 +4963,16 @@
     </w:p>
     <w:p>
       <w:pPr>
+        <w:pStyle w:val="Compact"/>
         <w:numPr>
           <w:ilvl w:val="0"/>
           <w:numId w:val="1002"/>
         </w:numPr>
-        <w:pStyle w:val="Compact"/>
-      </w:pPr>
-      <w:r>
-        <w:rPr>
+      </w:pPr>
+      <w:r>
+        <w:rPr>
+          <w:b/>
           <w:bCs/>
-          <w:b/>
         </w:rPr>
         <w:t xml:space="preserve">Sign + Submit</w:t>
       </w:r>
@@ -5321,16 +4982,16 @@
     </w:p>
     <w:p>
       <w:pPr>
+        <w:pStyle w:val="Compact"/>
         <w:numPr>
           <w:ilvl w:val="0"/>
           <w:numId w:val="1002"/>
         </w:numPr>
-        <w:pStyle w:val="Compact"/>
-      </w:pPr>
-      <w:r>
-        <w:rPr>
+      </w:pPr>
+      <w:r>
+        <w:rPr>
+          <w:b/>
           <w:bCs/>
-          <w:b/>
         </w:rPr>
         <w:t xml:space="preserve">Ingest</w:t>
       </w:r>
@@ -5345,24 +5006,15 @@
         </w:pict>
       </w:r>
     </w:p>
-    <w:bookmarkEnd w:id="38"/>
-    <w:bookmarkEnd w:id="39"/>
-    <w:bookmarkStart w:id="40" w:name="vendor-disclosure-matrix"/>
+    <w:bookmarkEnd w:id="27"/>
+    <w:bookmarkEnd w:id="28"/>
+    <w:bookmarkStart w:id="29" w:name="vendor-disclosure-matrix"/>
     <w:p>
       <w:pPr>
         <w:pStyle w:val="Heading1"/>
       </w:pPr>
       <w:r>
-        <w:rPr>
-          <w:rStyle w:val="SectionNumber"/>
-        </w:rPr>
-        <w:t xml:space="preserve">5</w:t>
-      </w:r>
-      <w:r>
-        <w:tab/>
-      </w:r>
-      <w:r>
-        <w:t xml:space="preserve">Vendor Disclosure Matrix</w:t>
+        <w:t xml:space="preserve">5. Vendor Disclosure Matrix</w:t>
       </w:r>
     </w:p>
     <w:p>
@@ -5390,16 +5042,16 @@
         <w:pStyle w:val="TableCaption"/>
       </w:pPr>
       <w:r>
-        <w:t xml:space="preserve">Vendor Disclosure Matrix — SR-6 Evidence {.striped .hover}</w:t>
+        <w:t xml:space="preserve">Vendor Disclosure Matrix — SR-6 Evidence</w:t>
       </w:r>
     </w:p>
     <w:tbl>
       <w:tblPr>
         <w:tblStyle w:val="Table"/>
         <w:tblW w:type="pct" w:w="5000"/>
+        <w:tblLayout w:type="fixed"/>
         <w:tblLook w:firstRow="1" w:lastRow="0" w:firstColumn="0" w:lastColumn="0" w:noHBand="0" w:noVBand="0" w:val="0020"/>
-        <w:jc w:val="start"/>
-        <w:tblCaption w:val="Vendor Disclosure Matrix — SR-6 Evidence {.striped .hover}"/>
+        <w:tblCaption w:val="Vendor Disclosure Matrix — SR-6 Evidence"/>
       </w:tblPr>
       <w:tblGrid>
         <w:gridCol w:w="1584"/>
@@ -5410,14 +5062,13 @@
       </w:tblGrid>
       <w:tr>
         <w:trPr>
-          <w:tblHeader w:val="true"/>
+          <w:tblHeader w:val="on"/>
         </w:trPr>
         <w:tc>
           <w:tcPr/>
           <w:p>
             <w:pPr>
               <w:pStyle w:val="Compact"/>
-              <w:jc w:val="left"/>
             </w:pPr>
             <w:r>
               <w:t xml:space="preserve">Supplier</w:t>
@@ -5429,7 +5080,6 @@
           <w:p>
             <w:pPr>
               <w:pStyle w:val="Compact"/>
-              <w:jc w:val="left"/>
             </w:pPr>
             <w:r>
               <w:t xml:space="preserve">Products in SBOM</w:t>
@@ -5441,7 +5091,6 @@
           <w:p>
             <w:pPr>
               <w:pStyle w:val="Compact"/>
-              <w:jc w:val="left"/>
             </w:pPr>
             <w:r>
               <w:t xml:space="preserve">FedRAMP Authorization</w:t>
@@ -5453,7 +5102,6 @@
           <w:p>
             <w:pPr>
               <w:pStyle w:val="Compact"/>
-              <w:jc w:val="left"/>
             </w:pPr>
             <w:r>
               <w:t xml:space="preserve">SBOM Program</w:t>
@@ -5465,7 +5113,6 @@
           <w:p>
             <w:pPr>
               <w:pStyle w:val="Compact"/>
-              <w:jc w:val="left"/>
             </w:pPr>
             <w:r>
               <w:t xml:space="preserve">VEX Accepted</w:t>
@@ -5479,7 +5126,6 @@
           <w:p>
             <w:pPr>
               <w:pStyle w:val="Compact"/>
-              <w:jc w:val="left"/>
             </w:pPr>
             <w:r>
               <w:t xml:space="preserve">Anchore</w:t>
@@ -5491,7 +5137,6 @@
           <w:p>
             <w:pPr>
               <w:pStyle w:val="Compact"/>
-              <w:jc w:val="left"/>
             </w:pPr>
             <w:r>
               <w:t xml:space="preserve">Syft, Grype</w:t>
@@ -5503,7 +5148,6 @@
           <w:p>
             <w:pPr>
               <w:pStyle w:val="Compact"/>
-              <w:jc w:val="left"/>
             </w:pPr>
             <w:r>
               <w:t xml:space="preserve">N/A (tooling)</w:t>
@@ -5515,7 +5159,6 @@
           <w:p>
             <w:pPr>
               <w:pStyle w:val="Compact"/>
-              <w:jc w:val="left"/>
             </w:pPr>
             <w:r>
               <w:t xml:space="preserve">Native CycloneDX</w:t>
@@ -5527,7 +5170,6 @@
           <w:p>
             <w:pPr>
               <w:pStyle w:val="Compact"/>
-              <w:jc w:val="left"/>
             </w:pPr>
             <w:r>
               <w:t xml:space="preserve">Yes</w:t>
@@ -5541,7 +5183,6 @@
           <w:p>
             <w:pPr>
               <w:pStyle w:val="Compact"/>
-              <w:jc w:val="left"/>
             </w:pPr>
             <w:r>
               <w:t xml:space="preserve">Microsoft</w:t>
@@ -5553,7 +5194,6 @@
           <w:p>
             <w:pPr>
               <w:pStyle w:val="Compact"/>
-              <w:jc w:val="left"/>
             </w:pPr>
             <w:r>
               <w:t xml:space="preserve">Defender VM, Sentinel, Purview, Key Vault</w:t>
@@ -5565,7 +5205,6 @@
           <w:p>
             <w:pPr>
               <w:pStyle w:val="Compact"/>
-              <w:jc w:val="left"/>
             </w:pPr>
             <w:r>
               <w:t xml:space="preserve">Yes — GCC High</w:t>
@@ -5577,7 +5216,6 @@
           <w:p>
             <w:pPr>
               <w:pStyle w:val="Compact"/>
-              <w:jc w:val="left"/>
             </w:pPr>
             <w:r>
               <w:t xml:space="preserve">MSRC Security Update Guide</w:t>
@@ -5589,7 +5227,6 @@
           <w:p>
             <w:pPr>
               <w:pStyle w:val="Compact"/>
-              <w:jc w:val="left"/>
             </w:pPr>
             <w:r>
               <w:t xml:space="preserve">Yes (MSRC VEX)</w:t>
@@ -5603,7 +5240,6 @@
           <w:p>
             <w:pPr>
               <w:pStyle w:val="Compact"/>
-              <w:jc w:val="left"/>
             </w:pPr>
             <w:r>
               <w:t xml:space="preserve">Cisco</w:t>
@@ -5615,7 +5251,6 @@
           <w:p>
             <w:pPr>
               <w:pStyle w:val="Compact"/>
-              <w:jc w:val="left"/>
             </w:pPr>
             <w:r>
               <w:t xml:space="preserve">SD-WAN (IOS XE, vManage)</w:t>
@@ -5627,7 +5262,6 @@
           <w:p>
             <w:pPr>
               <w:pStyle w:val="Compact"/>
-              <w:jc w:val="left"/>
             </w:pPr>
             <w:r>
               <w:t xml:space="preserve">Yes — GCC Moderate</w:t>
@@ -5639,7 +5273,6 @@
           <w:p>
             <w:pPr>
               <w:pStyle w:val="Compact"/>
-              <w:jc w:val="left"/>
             </w:pPr>
             <w:r>
               <w:t xml:space="preserve">Cisco PSIRT</w:t>
@@ -5651,7 +5284,6 @@
           <w:p>
             <w:pPr>
               <w:pStyle w:val="Compact"/>
-              <w:jc w:val="left"/>
             </w:pPr>
             <w:r>
               <w:t xml:space="preserve">Yes (OpenVEX)</w:t>
@@ -5665,7 +5297,6 @@
           <w:p>
             <w:pPr>
               <w:pStyle w:val="Compact"/>
-              <w:jc w:val="left"/>
             </w:pPr>
             <w:r>
               <w:t xml:space="preserve">Infoblox</w:t>
@@ -5677,7 +5308,6 @@
           <w:p>
             <w:pPr>
               <w:pStyle w:val="Compact"/>
-              <w:jc w:val="left"/>
             </w:pPr>
             <w:r>
               <w:t xml:space="preserve">NIOS Grid, BloxOne DDI</w:t>
@@ -5689,7 +5319,6 @@
           <w:p>
             <w:pPr>
               <w:pStyle w:val="Compact"/>
-              <w:jc w:val="left"/>
             </w:pPr>
             <w:r>
               <w:t xml:space="preserve">Yes — FR2017257053</w:t>
@@ -5701,7 +5330,6 @@
           <w:p>
             <w:pPr>
               <w:pStyle w:val="Compact"/>
-              <w:jc w:val="left"/>
             </w:pPr>
             <w:r>
               <w:t xml:space="preserve">Infoblox Security Portal</w:t>
@@ -5713,7 +5341,6 @@
           <w:p>
             <w:pPr>
               <w:pStyle w:val="Compact"/>
-              <w:jc w:val="left"/>
             </w:pPr>
             <w:r>
               <w:t xml:space="preserve">Yes</w:t>
@@ -5727,7 +5354,6 @@
           <w:p>
             <w:pPr>
               <w:pStyle w:val="Compact"/>
-              <w:jc w:val="left"/>
             </w:pPr>
             <w:r>
               <w:t xml:space="preserve">Anchore/CISA</w:t>
@@ -5739,7 +5365,6 @@
           <w:p>
             <w:pPr>
               <w:pStyle w:val="Compact"/>
-              <w:jc w:val="left"/>
             </w:pPr>
             <w:r>
               <w:t xml:space="preserve">NVD data feed</w:t>
@@ -5751,7 +5376,6 @@
           <w:p>
             <w:pPr>
               <w:pStyle w:val="Compact"/>
-              <w:jc w:val="left"/>
             </w:pPr>
             <w:r>
               <w:t xml:space="preserve">N/A (data source)</w:t>
@@ -5763,7 +5387,6 @@
           <w:p>
             <w:pPr>
               <w:pStyle w:val="Compact"/>
-              <w:jc w:val="left"/>
             </w:pPr>
             <w:r>
               <w:t xml:space="preserve">NVD JSON feed</w:t>
@@ -5775,7 +5398,6 @@
           <w:p>
             <w:pPr>
               <w:pStyle w:val="Compact"/>
-              <w:jc w:val="left"/>
             </w:pPr>
             <w:r>
               <w:t xml:space="preserve">N/A</w:t>
@@ -5791,41 +5413,23 @@
         </w:pict>
       </w:r>
     </w:p>
-    <w:bookmarkEnd w:id="40"/>
-    <w:bookmarkStart w:id="43" w:name="nist-sp-800-53-rev-5-control-closure"/>
+    <w:bookmarkEnd w:id="29"/>
+    <w:bookmarkStart w:id="32" w:name="nist-sp-800-53-rev-5-control-closure"/>
     <w:p>
       <w:pPr>
         <w:pStyle w:val="Heading1"/>
       </w:pPr>
       <w:r>
-        <w:rPr>
-          <w:rStyle w:val="SectionNumber"/>
-        </w:rPr>
-        <w:t xml:space="preserve">6</w:t>
-      </w:r>
-      <w:r>
-        <w:tab/>
-      </w:r>
-      <w:r>
-        <w:t xml:space="preserve">NIST SP 800-53 Rev 5 Control Closure</w:t>
+        <w:t xml:space="preserve">6. NIST SP 800-53 Rev 5 Control Closure</w:t>
       </w:r>
     </w:p>
-    <w:bookmarkStart w:id="41" w:name="sr-family-controls"/>
+    <w:bookmarkStart w:id="30" w:name="sr-family-controls"/>
     <w:p>
       <w:pPr>
         <w:pStyle w:val="Heading2"/>
       </w:pPr>
       <w:r>
-        <w:rPr>
-          <w:rStyle w:val="SectionNumber"/>
-        </w:rPr>
-        <w:t xml:space="preserve">6.1</w:t>
-      </w:r>
-      <w:r>
-        <w:tab/>
-      </w:r>
-      <w:r>
-        <w:t xml:space="preserve">SR Family Controls</w:t>
+        <w:t xml:space="preserve">6.1 SR Family Controls</w:t>
       </w:r>
     </w:p>
     <w:p>
@@ -5833,16 +5437,16 @@
         <w:pStyle w:val="TableCaption"/>
       </w:pPr>
       <w:r>
-        <w:t xml:space="preserve">Part 12 — NIST SP 800-53 Rev 5 Control Closure: SR Family {.striped .hover}</w:t>
+        <w:t xml:space="preserve">Part 15 — NIST SP 800-53 Rev 5 Control Closure: SR Family</w:t>
       </w:r>
     </w:p>
     <w:tbl>
       <w:tblPr>
         <w:tblStyle w:val="Table"/>
         <w:tblW w:type="pct" w:w="5000"/>
+        <w:tblLayout w:type="fixed"/>
         <w:tblLook w:firstRow="1" w:lastRow="0" w:firstColumn="0" w:lastColumn="0" w:noHBand="0" w:noVBand="0" w:val="0020"/>
-        <w:jc w:val="start"/>
-        <w:tblCaption w:val="Part 12 — NIST SP 800-53 Rev 5 Control Closure: SR Family {.striped .hover}"/>
+        <w:tblCaption w:val="Part 15 — NIST SP 800-53 Rev 5 Control Closure: SR Family"/>
       </w:tblPr>
       <w:tblGrid>
         <w:gridCol w:w="1584"/>
@@ -5853,14 +5457,13 @@
       </w:tblGrid>
       <w:tr>
         <w:trPr>
-          <w:tblHeader w:val="true"/>
+          <w:tblHeader w:val="on"/>
         </w:trPr>
         <w:tc>
           <w:tcPr/>
           <w:p>
             <w:pPr>
               <w:pStyle w:val="Compact"/>
-              <w:jc w:val="left"/>
             </w:pPr>
             <w:r>
               <w:t xml:space="preserve">NIST Control</w:t>
@@ -5872,7 +5475,6 @@
           <w:p>
             <w:pPr>
               <w:pStyle w:val="Compact"/>
-              <w:jc w:val="left"/>
             </w:pPr>
             <w:r>
               <w:t xml:space="preserve">Control Title</w:t>
@@ -5884,7 +5486,6 @@
           <w:p>
             <w:pPr>
               <w:pStyle w:val="Compact"/>
-              <w:jc w:val="left"/>
             </w:pPr>
             <w:r>
               <w:t xml:space="preserve">Gap Under Current State</w:t>
@@ -5896,7 +5497,6 @@
           <w:p>
             <w:pPr>
               <w:pStyle w:val="Compact"/>
-              <w:jc w:val="left"/>
             </w:pPr>
             <w:r>
               <w:t xml:space="preserve">Closed By</w:t>
@@ -5908,7 +5508,6 @@
           <w:p>
             <w:pPr>
               <w:pStyle w:val="Compact"/>
-              <w:jc w:val="left"/>
             </w:pPr>
             <w:r>
               <w:t xml:space="preserve">Evidence</w:t>
@@ -5922,12 +5521,11 @@
           <w:p>
             <w:pPr>
               <w:pStyle w:val="Compact"/>
-              <w:jc w:val="left"/>
             </w:pPr>
             <w:r>
               <w:rPr>
+                <w:b/>
                 <w:bCs/>
-                <w:b/>
               </w:rPr>
               <w:t xml:space="preserve">SR-1</w:t>
             </w:r>
@@ -5938,7 +5536,6 @@
           <w:p>
             <w:pPr>
               <w:pStyle w:val="Compact"/>
-              <w:jc w:val="left"/>
             </w:pPr>
             <w:r>
               <w:t xml:space="preserve">Supply Chain Risk Management Policy and Procedures</w:t>
@@ -5950,7 +5547,6 @@
           <w:p>
             <w:pPr>
               <w:pStyle w:val="Compact"/>
-              <w:jc w:val="left"/>
             </w:pPr>
             <w:r>
               <w:t xml:space="preserve">No documented SCRM policy; procurement decisions lack security evaluation criteria</w:t>
@@ -5962,7 +5558,6 @@
           <w:p>
             <w:pPr>
               <w:pStyle w:val="Compact"/>
-              <w:jc w:val="left"/>
             </w:pPr>
             <w:r>
               <w:t xml:space="preserve">SCRM Policy document + SBOM pipeline governance charter</w:t>
@@ -5974,7 +5569,6 @@
           <w:p>
             <w:pPr>
               <w:pStyle w:val="Compact"/>
-              <w:jc w:val="left"/>
             </w:pPr>
             <w:r>
               <w:t xml:space="preserve">Pipeline run log; policy document in SSP</w:t>
@@ -5988,12 +5582,11 @@
           <w:p>
             <w:pPr>
               <w:pStyle w:val="Compact"/>
-              <w:jc w:val="left"/>
             </w:pPr>
             <w:r>
               <w:rPr>
+                <w:b/>
                 <w:bCs/>
-                <w:b/>
               </w:rPr>
               <w:t xml:space="preserve">SR-2</w:t>
             </w:r>
@@ -6004,7 +5597,6 @@
           <w:p>
             <w:pPr>
               <w:pStyle w:val="Compact"/>
-              <w:jc w:val="left"/>
             </w:pPr>
             <w:r>
               <w:t xml:space="preserve">Supply Chain Risk Management Plan</w:t>
@@ -6016,7 +5608,6 @@
           <w:p>
             <w:pPr>
               <w:pStyle w:val="Compact"/>
-              <w:jc w:val="left"/>
             </w:pPr>
             <w:r>
               <w:t xml:space="preserve">No SCRM plan; supplier risk not assessed systematically</w:t>
@@ -6028,7 +5619,6 @@
           <w:p>
             <w:pPr>
               <w:pStyle w:val="Compact"/>
-              <w:jc w:val="left"/>
             </w:pPr>
             <w:r>
               <w:t xml:space="preserve">SBOM pipeline + vendor disclosure matrix + KEV integration</w:t>
@@ -6040,7 +5630,6 @@
           <w:p>
             <w:pPr>
               <w:pStyle w:val="Compact"/>
-              <w:jc w:val="left"/>
             </w:pPr>
             <w:r>
               <w:t xml:space="preserve">SBOM manifest; vendor matrix; KEV triage log</w:t>
@@ -6054,12 +5643,11 @@
           <w:p>
             <w:pPr>
               <w:pStyle w:val="Compact"/>
-              <w:jc w:val="left"/>
             </w:pPr>
             <w:r>
               <w:rPr>
+                <w:b/>
                 <w:bCs/>
-                <w:b/>
               </w:rPr>
               <w:t xml:space="preserve">SR-3</w:t>
             </w:r>
@@ -6070,7 +5658,6 @@
           <w:p>
             <w:pPr>
               <w:pStyle w:val="Compact"/>
-              <w:jc w:val="left"/>
             </w:pPr>
             <w:r>
               <w:t xml:space="preserve">Supply Chain Controls and Processes</w:t>
@@ -6082,7 +5669,6 @@
           <w:p>
             <w:pPr>
               <w:pStyle w:val="Compact"/>
-              <w:jc w:val="left"/>
             </w:pPr>
             <w:r>
               <w:t xml:space="preserve">Software acquisition lacks SBOM requirements; no contractual SBOM delivery clause</w:t>
@@ -6094,7 +5680,6 @@
           <w:p>
             <w:pPr>
               <w:pStyle w:val="Compact"/>
-              <w:jc w:val="left"/>
             </w:pPr>
             <w:r>
               <w:t xml:space="preserve">Acquisition policy update requiring CycloneDX SBOM delivery from suppliers; SBOM ingest pipeline</w:t>
@@ -6106,7 +5691,6 @@
           <w:p>
             <w:pPr>
               <w:pStyle w:val="Compact"/>
-              <w:jc w:val="left"/>
             </w:pPr>
             <w:r>
               <w:t xml:space="preserve">Acquisition policy; SBOM pipeline job log</w:t>
@@ -6120,12 +5704,11 @@
           <w:p>
             <w:pPr>
               <w:pStyle w:val="Compact"/>
-              <w:jc w:val="left"/>
             </w:pPr>
             <w:r>
               <w:rPr>
+                <w:b/>
                 <w:bCs/>
-                <w:b/>
               </w:rPr>
               <w:t xml:space="preserve">SR-5</w:t>
             </w:r>
@@ -6136,7 +5719,6 @@
           <w:p>
             <w:pPr>
               <w:pStyle w:val="Compact"/>
-              <w:jc w:val="left"/>
             </w:pPr>
             <w:r>
               <w:t xml:space="preserve">Acquisition Strategies, Tools, and Methods</w:t>
@@ -6148,7 +5730,6 @@
           <w:p>
             <w:pPr>
               <w:pStyle w:val="Compact"/>
-              <w:jc w:val="left"/>
             </w:pPr>
             <w:r>
               <w:t xml:space="preserve">No software composition analysis in procurement evaluation</w:t>
@@ -6160,7 +5741,6 @@
           <w:p>
             <w:pPr>
               <w:pStyle w:val="Compact"/>
-              <w:jc w:val="left"/>
             </w:pPr>
             <w:r>
               <w:t xml:space="preserve">SCA tooling (Syft + Grype) integrated into CI/CD before production promotion</w:t>
@@ -6172,7 +5752,6 @@
           <w:p>
             <w:pPr>
               <w:pStyle w:val="Compact"/>
-              <w:jc w:val="left"/>
             </w:pPr>
             <w:r>
               <w:t xml:space="preserve">Pipeline artifact; pre-approval gate log</w:t>
@@ -6186,12 +5765,11 @@
           <w:p>
             <w:pPr>
               <w:pStyle w:val="Compact"/>
-              <w:jc w:val="left"/>
             </w:pPr>
             <w:r>
               <w:rPr>
+                <w:b/>
                 <w:bCs/>
-                <w:b/>
               </w:rPr>
               <w:t xml:space="preserve">SR-6</w:t>
             </w:r>
@@ -6202,7 +5780,6 @@
           <w:p>
             <w:pPr>
               <w:pStyle w:val="Compact"/>
-              <w:jc w:val="left"/>
             </w:pPr>
             <w:r>
               <w:t xml:space="preserve">Supplier Assessments and Reviews</w:t>
@@ -6214,7 +5791,6 @@
           <w:p>
             <w:pPr>
               <w:pStyle w:val="Compact"/>
-              <w:jc w:val="left"/>
             </w:pPr>
             <w:r>
               <w:t xml:space="preserve">No structured supplier security review; FedRAMP authorization status not tracked per supplier</w:t>
@@ -6226,7 +5802,6 @@
           <w:p>
             <w:pPr>
               <w:pStyle w:val="Compact"/>
-              <w:jc w:val="left"/>
             </w:pPr>
             <w:r>
               <w:t xml:space="preserve">Vendor disclosure matrix; annual supplier assessment schedule; MSRC/PSIRT feed subscriptions</w:t>
@@ -6238,7 +5813,6 @@
           <w:p>
             <w:pPr>
               <w:pStyle w:val="Compact"/>
-              <w:jc w:val="left"/>
             </w:pPr>
             <w:r>
               <w:t xml:space="preserve">Vendor matrix; assessment calendar; feed subscription records</w:t>
@@ -6252,12 +5826,11 @@
           <w:p>
             <w:pPr>
               <w:pStyle w:val="Compact"/>
-              <w:jc w:val="left"/>
             </w:pPr>
             <w:r>
               <w:rPr>
+                <w:b/>
                 <w:bCs/>
-                <w:b/>
               </w:rPr>
               <w:t xml:space="preserve">SR-8</w:t>
             </w:r>
@@ -6268,7 +5841,6 @@
           <w:p>
             <w:pPr>
               <w:pStyle w:val="Compact"/>
-              <w:jc w:val="left"/>
             </w:pPr>
             <w:r>
               <w:t xml:space="preserve">Notification Agreements</w:t>
@@ -6280,7 +5852,6 @@
           <w:p>
             <w:pPr>
               <w:pStyle w:val="Compact"/>
-              <w:jc w:val="left"/>
             </w:pPr>
             <w:r>
               <w:t xml:space="preserve">No documented process for receiving and responding to supplier vulnerability notifications</w:t>
@@ -6292,7 +5863,6 @@
           <w:p>
             <w:pPr>
               <w:pStyle w:val="Compact"/>
-              <w:jc w:val="left"/>
             </w:pPr>
             <w:r>
               <w:t xml:space="preserve">MSRC Security Update Guide subscription; Cisco PSIRT subscription; Infoblox security portal registration</w:t>
@@ -6304,7 +5874,6 @@
           <w:p>
             <w:pPr>
               <w:pStyle w:val="Compact"/>
-              <w:jc w:val="left"/>
             </w:pPr>
             <w:r>
               <w:t xml:space="preserve">Notification feed subscriptions; incident response playbook for supplier CVEs</w:t>
@@ -6318,12 +5887,11 @@
           <w:p>
             <w:pPr>
               <w:pStyle w:val="Compact"/>
-              <w:jc w:val="left"/>
             </w:pPr>
             <w:r>
               <w:rPr>
+                <w:b/>
                 <w:bCs/>
-                <w:b/>
               </w:rPr>
               <w:t xml:space="preserve">SR-10</w:t>
             </w:r>
@@ -6334,7 +5902,6 @@
           <w:p>
             <w:pPr>
               <w:pStyle w:val="Compact"/>
-              <w:jc w:val="left"/>
             </w:pPr>
             <w:r>
               <w:t xml:space="preserve">Inspection of Systems or Components</w:t>
@@ -6346,7 +5913,6 @@
           <w:p>
             <w:pPr>
               <w:pStyle w:val="Compact"/>
-              <w:jc w:val="left"/>
             </w:pPr>
             <w:r>
               <w:t xml:space="preserve">No component integrity verification at build or deployment</w:t>
@@ -6358,7 +5924,6 @@
           <w:p>
             <w:pPr>
               <w:pStyle w:val="Compact"/>
-              <w:jc w:val="left"/>
             </w:pPr>
             <w:r>
               <w:t xml:space="preserve">Syft SBOM hash verification at container pull; GPG-signed SBOM manifest; supply chain attestation in SLSA Level 2</w:t>
@@ -6370,7 +5935,6 @@
           <w:p>
             <w:pPr>
               <w:pStyle w:val="Compact"/>
-              <w:jc w:val="left"/>
             </w:pPr>
             <w:r>
               <w:t xml:space="preserve">SLSA provenance records; container image hash verification log</w:t>
@@ -6384,12 +5948,11 @@
           <w:p>
             <w:pPr>
               <w:pStyle w:val="Compact"/>
-              <w:jc w:val="left"/>
             </w:pPr>
             <w:r>
               <w:rPr>
+                <w:b/>
                 <w:bCs/>
-                <w:b/>
               </w:rPr>
               <w:t xml:space="preserve">SR-11</w:t>
             </w:r>
@@ -6400,7 +5963,6 @@
           <w:p>
             <w:pPr>
               <w:pStyle w:val="Compact"/>
-              <w:jc w:val="left"/>
             </w:pPr>
             <w:r>
               <w:t xml:space="preserve">Component Authenticity</w:t>
@@ -6412,7 +5974,6 @@
           <w:p>
             <w:pPr>
               <w:pStyle w:val="Compact"/>
-              <w:jc w:val="left"/>
             </w:pPr>
             <w:r>
               <w:t xml:space="preserve">No cryptographic verification of component authenticity; no process for detecting counterfeit components</w:t>
@@ -6424,7 +5985,6 @@
           <w:p>
             <w:pPr>
               <w:pStyle w:val="Compact"/>
-              <w:jc w:val="left"/>
             </w:pPr>
             <w:r>
               <w:t xml:space="preserve">GPG-signed SBOMs; SLSA provenance attestation; sigstore (Cosign) for container image signing</w:t>
@@ -6436,7 +5996,6 @@
           <w:p>
             <w:pPr>
               <w:pStyle w:val="Compact"/>
-              <w:jc w:val="left"/>
             </w:pPr>
             <w:r>
               <w:t xml:space="preserve">Cosign signature verification log; SLSA provenance; SBOM manifest with component hashes</w:t>
@@ -6451,8 +6010,8 @@
       </w:pPr>
       <w:r>
         <w:rPr>
+          <w:b/>
           <w:bCs/>
-          <w:b/>
         </w:rPr>
         <w:t xml:space="preserve">Controls closed: 8</w:t>
       </w:r>
@@ -6461,68 +6020,125 @@
       </w:r>
       <w:r>
         <w:t xml:space="preserve">(SR-1, SR-2, SR-3, SR-5, SR-6, SR-8, SR-10, SR-11)</w:t>
-      </w:r>
-    </w:p>
-    <w:bookmarkEnd w:id="41"/>
-    <w:bookmarkStart w:id="42" w:name="ksi-cmt-evidence-contract-ksi-011014"/>
-    <w:p>
-      <w:pPr>
-        <w:pStyle w:val="Heading2"/>
-      </w:pPr>
-      <w:r>
-        <w:rPr>
-          <w:rStyle w:val="SectionNumber"/>
-        </w:rPr>
-        <w:t xml:space="preserve">6.2</w:t>
-      </w:r>
-      <w:r>
-        <w:tab/>
-      </w:r>
-      <w:r>
-        <w:t xml:space="preserve">KSI-CMT Evidence Contract (KSI-011–014)</w:t>
       </w:r>
     </w:p>
     <w:p>
       <w:pPr>
-        <w:pStyle w:val="FirstParagraph"/>
-      </w:pPr>
-      <w:r>
-        <w:t xml:space="preserve">The SBOM/VDR/VEX pipeline provides the VER (Vulnerability Exploitability</w:t>
+        <w:pStyle w:val="BlockText"/>
+      </w:pPr>
+      <w:r>
+        <w:rPr>
+          <w:b/>
+          <w:bCs/>
+        </w:rPr>
+        <w:t xml:space="preserve">Closure Necessity — SR family.</w:t>
       </w:r>
       <w:r>
         <w:t xml:space="preserve"> </w:t>
       </w:r>
       <w:r>
-        <w:t xml:space="preserve">Report) evidence contract required to upgrade KSI-CMT rules from scaffold</w:t>
+        <w:t xml:space="preserve">These eight controls close through</w:t>
       </w:r>
       <w:r>
         <w:t xml:space="preserve"> </w:t>
       </w:r>
       <w:r>
-        <w:t xml:space="preserve">to evaluable. The pipeline produces machine-readable artifacts that satisfy</w:t>
+        <w:t xml:space="preserve">governance artifacts — the SBOM manifest, the VDR, signed VEX assertions, and</w:t>
       </w:r>
       <w:r>
         <w:t xml:space="preserve"> </w:t>
       </w:r>
       <w:r>
-        <w:t xml:space="preserve">the KSI-CMT sub-control requirements:</w:t>
+        <w:t xml:space="preserve">the acquisition language that compels them from suppliers — not through the</w:t>
+      </w:r>
+      <w:r>
+        <w:t xml:space="preserve"> </w:t>
+      </w:r>
+      <w:r>
+        <w:t xml:space="preserve">network substrate. No IPAM record, SD-WAN overlay, or TIC 3.0 enforcement</w:t>
+      </w:r>
+      <w:r>
+        <w:t xml:space="preserve"> </w:t>
+      </w:r>
+      <w:r>
+        <w:t xml:space="preserve">point produces a software bill of materials or a supplier attestation. This</w:t>
+      </w:r>
+      <w:r>
+        <w:t xml:space="preserve"> </w:t>
+      </w:r>
+      <w:r>
+        <w:t xml:space="preserve">series claims a technology as required only where control text, physics, or</w:t>
+      </w:r>
+      <w:r>
+        <w:t xml:space="preserve"> </w:t>
+      </w:r>
+      <w:r>
+        <w:t xml:space="preserve">protocol behavior makes it the sole closure path; stating plainly that supply</w:t>
+      </w:r>
+      <w:r>
+        <w:t xml:space="preserve"> </w:t>
+      </w:r>
+      <w:r>
+        <w:t xml:space="preserve">chain risk management is not such a case is what keeps those necessity claims</w:t>
+      </w:r>
+      <w:r>
+        <w:t xml:space="preserve"> </w:t>
+      </w:r>
+      <w:r>
+        <w:t xml:space="preserve">credible elsewhere.</w:t>
+      </w:r>
+    </w:p>
+    <w:bookmarkEnd w:id="30"/>
+    <w:bookmarkStart w:id="31" w:name="ksi-cmt-evidence-contract-ksi-011014"/>
+    <w:p>
+      <w:pPr>
+        <w:pStyle w:val="Heading2"/>
+      </w:pPr>
+      <w:r>
+        <w:t xml:space="preserve">6.2 KSI-CMT Evidence Contract (KSI-011–014)</w:t>
       </w:r>
     </w:p>
     <w:p>
       <w:pPr>
+        <w:pStyle w:val="FirstParagraph"/>
+      </w:pPr>
+      <w:r>
+        <w:t xml:space="preserve">The SBOM/VDR/VEX pipeline provides the VER (Vulnerability Exploitability</w:t>
+      </w:r>
+      <w:r>
+        <w:t xml:space="preserve"> </w:t>
+      </w:r>
+      <w:r>
+        <w:t xml:space="preserve">Report) evidence contract required to upgrade KSI-CMT rules from scaffold</w:t>
+      </w:r>
+      <w:r>
+        <w:t xml:space="preserve"> </w:t>
+      </w:r>
+      <w:r>
+        <w:t xml:space="preserve">to evaluable. The pipeline produces machine-readable artifacts that satisfy</w:t>
+      </w:r>
+      <w:r>
+        <w:t xml:space="preserve"> </w:t>
+      </w:r>
+      <w:r>
+        <w:t xml:space="preserve">the KSI-CMT sub-control requirements:</w:t>
+      </w:r>
+    </w:p>
+    <w:p>
+      <w:pPr>
         <w:pStyle w:val="TableCaption"/>
       </w:pPr>
       <w:r>
-        <w:t xml:space="preserve">KSI-CMT Evidence Contract — Part 12 Provides VER Evidence for KSI-011–014 {.striped .hover}</w:t>
+        <w:t xml:space="preserve">KSI-CMT Evidence Contract — Part 15 Provides VER Evidence for KSI-011–014</w:t>
       </w:r>
     </w:p>
     <w:tbl>
       <w:tblPr>
         <w:tblStyle w:val="Table"/>
         <w:tblW w:type="pct" w:w="5000"/>
+        <w:tblLayout w:type="fixed"/>
         <w:tblLook w:firstRow="1" w:lastRow="0" w:firstColumn="0" w:lastColumn="0" w:noHBand="0" w:noVBand="0" w:val="0020"/>
-        <w:jc w:val="start"/>
-        <w:tblCaption w:val="KSI-CMT Evidence Contract — Part 12 Provides VER Evidence for KSI-011–014 {.striped .hover}"/>
+        <w:tblCaption w:val="KSI-CMT Evidence Contract — Part 15 Provides VER Evidence for KSI-011–014"/>
       </w:tblPr>
       <w:tblGrid>
         <w:gridCol w:w="1980"/>
@@ -6532,14 +6148,13 @@
       </w:tblGrid>
       <w:tr>
         <w:trPr>
-          <w:tblHeader w:val="true"/>
+          <w:tblHeader w:val="on"/>
         </w:trPr>
         <w:tc>
           <w:tcPr/>
           <w:p>
             <w:pPr>
               <w:pStyle w:val="Compact"/>
-              <w:jc w:val="left"/>
             </w:pPr>
             <w:r>
               <w:t xml:space="preserve">KSI Rule</w:t>
@@ -6551,7 +6166,6 @@
           <w:p>
             <w:pPr>
               <w:pStyle w:val="Compact"/>
-              <w:jc w:val="left"/>
             </w:pPr>
             <w:r>
               <w:t xml:space="preserve">KSI Title</w:t>
@@ -6563,7 +6177,6 @@
           <w:p>
             <w:pPr>
               <w:pStyle w:val="Compact"/>
-              <w:jc w:val="left"/>
             </w:pPr>
             <w:r>
               <w:t xml:space="preserve">NIST Controls</w:t>
@@ -6575,10 +6188,9 @@
           <w:p>
             <w:pPr>
               <w:pStyle w:val="Compact"/>
-              <w:jc w:val="left"/>
-            </w:pPr>
-            <w:r>
-              <w:t xml:space="preserve">Evidence from Part 12 Pipeline</w:t>
+            </w:pPr>
+            <w:r>
+              <w:t xml:space="preserve">Evidence from Part 15 Pipeline</w:t>
             </w:r>
           </w:p>
         </w:tc>
@@ -6589,12 +6201,11 @@
           <w:p>
             <w:pPr>
               <w:pStyle w:val="Compact"/>
-              <w:jc w:val="left"/>
             </w:pPr>
             <w:r>
               <w:rPr>
+                <w:b/>
                 <w:bCs/>
-                <w:b/>
               </w:rPr>
               <w:t xml:space="preserve">KSI-011</w:t>
             </w:r>
@@ -6605,7 +6216,6 @@
           <w:p>
             <w:pPr>
               <w:pStyle w:val="Compact"/>
-              <w:jc w:val="left"/>
             </w:pPr>
             <w:r>
               <w:t xml:space="preserve">Change Logging and Monitoring</w:t>
@@ -6617,7 +6227,6 @@
           <w:p>
             <w:pPr>
               <w:pStyle w:val="Compact"/>
-              <w:jc w:val="left"/>
             </w:pPr>
             <w:r>
               <w:t xml:space="preserve">CM-3, AU-6</w:t>
@@ -6629,10 +6238,9 @@
           <w:p>
             <w:pPr>
               <w:pStyle w:val="Compact"/>
-              <w:jc w:val="left"/>
-            </w:pPr>
-            <w:r>
-              <w:t xml:space="preserve">SBOM diff between releases: every dependency change is logged as a structured artifact with author, timestamp, and before/after hash. Ingested by Sentinel (Part 10) as a structured change event.</w:t>
+            </w:pPr>
+            <w:r>
+              <w:t xml:space="preserve">SBOM diff between releases: every dependency change is logged as a structured artifact with author, timestamp, and before/after hash. Ingested by Sentinel (Part 13) as a structured change event.</w:t>
             </w:r>
           </w:p>
         </w:tc>
@@ -6643,12 +6251,11 @@
           <w:p>
             <w:pPr>
               <w:pStyle w:val="Compact"/>
-              <w:jc w:val="left"/>
             </w:pPr>
             <w:r>
               <w:rPr>
+                <w:b/>
                 <w:bCs/>
-                <w:b/>
               </w:rPr>
               <w:t xml:space="preserve">KSI-012</w:t>
             </w:r>
@@ -6659,7 +6266,6 @@
           <w:p>
             <w:pPr>
               <w:pStyle w:val="Compact"/>
-              <w:jc w:val="left"/>
             </w:pPr>
             <w:r>
               <w:t xml:space="preserve">Immutable Redeployment over Direct Modification</w:t>
@@ -6671,7 +6277,6 @@
           <w:p>
             <w:pPr>
               <w:pStyle w:val="Compact"/>
-              <w:jc w:val="left"/>
             </w:pPr>
             <w:r>
               <w:t xml:space="preserve">CM-2, SA-10</w:t>
@@ -6683,7 +6288,6 @@
           <w:p>
             <w:pPr>
               <w:pStyle w:val="Compact"/>
-              <w:jc w:val="left"/>
             </w:pPr>
             <w:r>
               <w:t xml:space="preserve">SLSA provenance attestation: every production artifact is built from a versioned source, not modified in-place. The SBOM manifest + SLSA Level 2 record proves the deployed artifact matches the build artifact.</w:t>
@@ -6697,12 +6301,11 @@
           <w:p>
             <w:pPr>
               <w:pStyle w:val="Compact"/>
-              <w:jc w:val="left"/>
             </w:pPr>
             <w:r>
               <w:rPr>
+                <w:b/>
                 <w:bCs/>
-                <w:b/>
               </w:rPr>
               <w:t xml:space="preserve">KSI-013</w:t>
             </w:r>
@@ -6713,7 +6316,6 @@
           <w:p>
             <w:pPr>
               <w:pStyle w:val="Compact"/>
-              <w:jc w:val="left"/>
             </w:pPr>
             <w:r>
               <w:t xml:space="preserve">Change-Procedure Effectiveness Review</w:t>
@@ -6725,7 +6327,6 @@
           <w:p>
             <w:pPr>
               <w:pStyle w:val="Compact"/>
-              <w:jc w:val="left"/>
             </w:pPr>
             <w:r>
               <w:t xml:space="preserve">CM-3, CA-7</w:t>
@@ -6737,7 +6338,6 @@
           <w:p>
             <w:pPr>
               <w:pStyle w:val="Compact"/>
-              <w:jc w:val="left"/>
             </w:pPr>
             <w:r>
               <w:t xml:space="preserve">VEX quarterly review cycle: VEX assertions must be reviewed every 90 days or upon new CVE disclosure. Review completion is a dated, signed record — the change-procedure effectiveness evidence.</w:t>
@@ -6751,12 +6351,11 @@
           <w:p>
             <w:pPr>
               <w:pStyle w:val="Compact"/>
-              <w:jc w:val="left"/>
             </w:pPr>
             <w:r>
               <w:rPr>
+                <w:b/>
                 <w:bCs/>
-                <w:b/>
               </w:rPr>
               <w:t xml:space="preserve">KSI-014</w:t>
             </w:r>
@@ -6767,7 +6366,6 @@
           <w:p>
             <w:pPr>
               <w:pStyle w:val="Compact"/>
-              <w:jc w:val="left"/>
             </w:pPr>
             <w:r>
               <w:t xml:space="preserve">Automated Validation Throughout Deployment</w:t>
@@ -6779,7 +6377,6 @@
           <w:p>
             <w:pPr>
               <w:pStyle w:val="Compact"/>
-              <w:jc w:val="left"/>
             </w:pPr>
             <w:r>
               <w:t xml:space="preserve">CM-3(2), SA-11</w:t>
@@ -6791,7 +6388,6 @@
           <w:p>
             <w:pPr>
               <w:pStyle w:val="Compact"/>
-              <w:jc w:val="left"/>
             </w:pPr>
             <w:r>
               <w:t xml:space="preserve">Grype scan runs on every PR and blocks merge if a new critical CVE appears in the SBOM. Scan result = machine-readable validation artifact per deployment.</w:t>
@@ -6807,24 +6403,15 @@
         </w:pict>
       </w:r>
     </w:p>
-    <w:bookmarkEnd w:id="42"/>
-    <w:bookmarkEnd w:id="43"/>
-    <w:bookmarkStart w:id="44" w:name="X4fb379a067686b0992d2d320e68f5b27e9c8070"/>
+    <w:bookmarkEnd w:id="31"/>
+    <w:bookmarkEnd w:id="32"/>
+    <w:bookmarkStart w:id="33" w:name="X4fb379a067686b0992d2d320e68f5b27e9c8070"/>
     <w:p>
       <w:pPr>
         <w:pStyle w:val="Heading1"/>
       </w:pPr>
       <w:r>
-        <w:rPr>
-          <w:rStyle w:val="SectionNumber"/>
-        </w:rPr>
-        <w:t xml:space="preserve">7</w:t>
-      </w:r>
-      <w:r>
-        <w:tab/>
-      </w:r>
-      <w:r>
-        <w:t xml:space="preserve">SLSA Supply Chain Levels for Software Artifacts</w:t>
+        <w:t xml:space="preserve">7. SLSA Supply Chain Levels for Software Artifacts</w:t>
       </w:r>
     </w:p>
     <w:p>
@@ -6845,8 +6432,8 @@
       </w:r>
       <w:r>
         <w:rPr>
+          <w:b/>
           <w:bCs/>
-          <w:b/>
         </w:rPr>
         <w:t xml:space="preserve">SLSA Level 2</w:t>
       </w:r>
@@ -6868,16 +6455,16 @@
         <w:pStyle w:val="TableCaption"/>
       </w:pPr>
       <w:r>
-        <w:t xml:space="preserve">SLSA Levels and SSA Implementation Path {.striped .hover}</w:t>
+        <w:t xml:space="preserve">SLSA Levels and SSA Implementation Path</w:t>
       </w:r>
     </w:p>
     <w:tbl>
       <w:tblPr>
         <w:tblStyle w:val="Table"/>
         <w:tblW w:type="pct" w:w="5000"/>
+        <w:tblLayout w:type="fixed"/>
         <w:tblLook w:firstRow="1" w:lastRow="0" w:firstColumn="0" w:lastColumn="0" w:noHBand="0" w:noVBand="0" w:val="0020"/>
-        <w:jc w:val="start"/>
-        <w:tblCaption w:val="SLSA Levels and SSA Implementation Path {.striped .hover}"/>
+        <w:tblCaption w:val="SLSA Levels and SSA Implementation Path"/>
       </w:tblPr>
       <w:tblGrid>
         <w:gridCol w:w="2640"/>
@@ -6886,14 +6473,13 @@
       </w:tblGrid>
       <w:tr>
         <w:trPr>
-          <w:tblHeader w:val="true"/>
+          <w:tblHeader w:val="on"/>
         </w:trPr>
         <w:tc>
           <w:tcPr/>
           <w:p>
             <w:pPr>
               <w:pStyle w:val="Compact"/>
-              <w:jc w:val="left"/>
             </w:pPr>
             <w:r>
               <w:t xml:space="preserve">SLSA Level</w:t>
@@ -6905,7 +6491,6 @@
           <w:p>
             <w:pPr>
               <w:pStyle w:val="Compact"/>
-              <w:jc w:val="left"/>
             </w:pPr>
             <w:r>
               <w:t xml:space="preserve">Requirements</w:t>
@@ -6917,7 +6502,6 @@
           <w:p>
             <w:pPr>
               <w:pStyle w:val="Compact"/>
-              <w:jc w:val="left"/>
             </w:pPr>
             <w:r>
               <w:t xml:space="preserve">SSA Implementation</w:t>
@@ -6931,12 +6515,11 @@
           <w:p>
             <w:pPr>
               <w:pStyle w:val="Compact"/>
-              <w:jc w:val="left"/>
             </w:pPr>
             <w:r>
               <w:rPr>
+                <w:b/>
                 <w:bCs/>
-                <w:b/>
               </w:rPr>
               <w:t xml:space="preserve">Level 1</w:t>
             </w:r>
@@ -6947,7 +6530,6 @@
           <w:p>
             <w:pPr>
               <w:pStyle w:val="Compact"/>
-              <w:jc w:val="left"/>
             </w:pPr>
             <w:r>
               <w:t xml:space="preserve">Provenance document exists</w:t>
@@ -6959,7 +6541,6 @@
           <w:p>
             <w:pPr>
               <w:pStyle w:val="Compact"/>
-              <w:jc w:val="left"/>
             </w:pPr>
             <w:r>
               <w:t xml:space="preserve">GitHub Actions SBOM workflow produces attestation automatically</w:t>
@@ -6973,12 +6554,11 @@
           <w:p>
             <w:pPr>
               <w:pStyle w:val="Compact"/>
-              <w:jc w:val="left"/>
             </w:pPr>
             <w:r>
               <w:rPr>
+                <w:b/>
                 <w:bCs/>
-                <w:b/>
               </w:rPr>
               <w:t xml:space="preserve">Level 2</w:t>
             </w:r>
@@ -6989,7 +6569,6 @@
           <w:p>
             <w:pPr>
               <w:pStyle w:val="Compact"/>
-              <w:jc w:val="left"/>
             </w:pPr>
             <w:r>
               <w:t xml:space="preserve">Hosted build, signed provenance</w:t>
@@ -7001,7 +6580,6 @@
           <w:p>
             <w:pPr>
               <w:pStyle w:val="Compact"/>
-              <w:jc w:val="left"/>
             </w:pPr>
             <w:r>
               <w:t xml:space="preserve">GitHub Actions runs on GitHub-hosted runners; provenance signed by OIDC token</w:t>
@@ -7015,12 +6593,11 @@
           <w:p>
             <w:pPr>
               <w:pStyle w:val="Compact"/>
-              <w:jc w:val="left"/>
             </w:pPr>
             <w:r>
               <w:rPr>
+                <w:b/>
                 <w:bCs/>
-                <w:b/>
               </w:rPr>
               <w:t xml:space="preserve">Level 3</w:t>
             </w:r>
@@ -7031,7 +6608,6 @@
           <w:p>
             <w:pPr>
               <w:pStyle w:val="Compact"/>
-              <w:jc w:val="left"/>
             </w:pPr>
             <w:r>
               <w:t xml:space="preserve">Hardened build, two-party review</w:t>
@@ -7043,7 +6619,6 @@
           <w:p>
             <w:pPr>
               <w:pStyle w:val="Compact"/>
-              <w:jc w:val="left"/>
             </w:pPr>
             <w:r>
               <w:t xml:space="preserve">Level 3 target — requires branch protection + required reviewers for release workflow</w:t>
@@ -7059,41 +6634,23 @@
         </w:pict>
       </w:r>
     </w:p>
-    <w:bookmarkEnd w:id="44"/>
-    <w:bookmarkStart w:id="47" w:name="continuous-monitoring-integration"/>
+    <w:bookmarkEnd w:id="33"/>
+    <w:bookmarkStart w:id="36" w:name="continuous-monitoring-integration"/>
     <w:p>
       <w:pPr>
         <w:pStyle w:val="Heading1"/>
       </w:pPr>
       <w:r>
-        <w:rPr>
-          <w:rStyle w:val="SectionNumber"/>
-        </w:rPr>
-        <w:t xml:space="preserve">8</w:t>
-      </w:r>
-      <w:r>
-        <w:tab/>
-      </w:r>
-      <w:r>
-        <w:t xml:space="preserve">Continuous Monitoring Integration</w:t>
+        <w:t xml:space="preserve">8. Continuous Monitoring Integration</w:t>
       </w:r>
     </w:p>
-    <w:bookmarkStart w:id="45" w:name="sentinel-dashboard-ksi-mla-integration"/>
+    <w:bookmarkStart w:id="34" w:name="sentinel-dashboard-ksi-mla-integration"/>
     <w:p>
       <w:pPr>
         <w:pStyle w:val="Heading2"/>
       </w:pPr>
       <w:r>
-        <w:rPr>
-          <w:rStyle w:val="SectionNumber"/>
-        </w:rPr>
-        <w:t xml:space="preserve">8.1</w:t>
-      </w:r>
-      <w:r>
-        <w:tab/>
-      </w:r>
-      <w:r>
-        <w:t xml:space="preserve">Sentinel Dashboard (KSI-MLA Integration)</w:t>
+        <w:t xml:space="preserve">8.1 Sentinel Dashboard (KSI-MLA Integration)</w:t>
       </w:r>
     </w:p>
     <w:p>
@@ -7101,7 +6658,7 @@
         <w:pStyle w:val="FirstParagraph"/>
       </w:pPr>
       <w:r>
-        <w:t xml:space="preserve">The SBOM/VDR/VEX pipeline integrates with Microsoft Sentinel (Part 10) via a</w:t>
+        <w:t xml:space="preserve">The SBOM/VDR/VEX pipeline integrates with Microsoft Sentinel (Part 13) via a</w:t>
       </w:r>
       <w:r>
         <w:t xml:space="preserve"> </w:t>
@@ -7112,11 +6669,11 @@
     </w:p>
     <w:p>
       <w:pPr>
+        <w:pStyle w:val="Compact"/>
         <w:numPr>
           <w:ilvl w:val="0"/>
           <w:numId w:val="1003"/>
         </w:numPr>
-        <w:pStyle w:val="Compact"/>
       </w:pPr>
       <w:r>
         <w:t xml:space="preserve">Daily SBOM diff (new/removed/updated components)</w:t>
@@ -7124,11 +6681,11 @@
     </w:p>
     <w:p>
       <w:pPr>
+        <w:pStyle w:val="Compact"/>
         <w:numPr>
           <w:ilvl w:val="0"/>
           <w:numId w:val="1003"/>
         </w:numPr>
-        <w:pStyle w:val="Compact"/>
       </w:pPr>
       <w:r>
         <w:t xml:space="preserve">VDR CVE count by severity (critical/high/medium/low)</w:t>
@@ -7136,11 +6693,11 @@
     </w:p>
     <w:p>
       <w:pPr>
+        <w:pStyle w:val="Compact"/>
         <w:numPr>
           <w:ilvl w:val="0"/>
           <w:numId w:val="1003"/>
         </w:numPr>
-        <w:pStyle w:val="Compact"/>
       </w:pPr>
       <w:r>
         <w:t xml:space="preserve">VEX assertion status distribution (not_affected / affected / fixed / under_investigation)</w:t>
@@ -7148,11 +6705,11 @@
     </w:p>
     <w:p>
       <w:pPr>
+        <w:pStyle w:val="Compact"/>
         <w:numPr>
           <w:ilvl w:val="0"/>
           <w:numId w:val="1003"/>
         </w:numPr>
-        <w:pStyle w:val="Compact"/>
       </w:pPr>
       <w:r>
         <w:t xml:space="preserve">KEV hit count (number of SBOM components with active KEV entries)</w:t>
@@ -7160,11 +6717,11 @@
     </w:p>
     <w:p>
       <w:pPr>
+        <w:pStyle w:val="Compact"/>
         <w:numPr>
           <w:ilvl w:val="0"/>
           <w:numId w:val="1003"/>
         </w:numPr>
-        <w:pStyle w:val="Compact"/>
       </w:pPr>
       <w:r>
         <w:t xml:space="preserve">Days-since-last-VEX-review per product</w:t>
@@ -7261,23 +6818,14 @@
         <w:t xml:space="preserve">| order by DaysOverdue desc</w:t>
       </w:r>
     </w:p>
-    <w:bookmarkEnd w:id="45"/>
-    <w:bookmarkStart w:id="46" w:name="evidence-manifest"/>
+    <w:bookmarkEnd w:id="34"/>
+    <w:bookmarkStart w:id="35" w:name="evidence-manifest"/>
     <w:p>
       <w:pPr>
         <w:pStyle w:val="Heading2"/>
       </w:pPr>
       <w:r>
-        <w:rPr>
-          <w:rStyle w:val="SectionNumber"/>
-        </w:rPr>
-        <w:t xml:space="preserve">8.2</w:t>
-      </w:r>
-      <w:r>
-        <w:tab/>
-      </w:r>
-      <w:r>
-        <w:t xml:space="preserve">Evidence Manifest</w:t>
+        <w:t xml:space="preserve">8.2 Evidence Manifest</w:t>
       </w:r>
     </w:p>
     <w:p>
@@ -7816,24 +7364,15 @@
         </w:pict>
       </w:r>
     </w:p>
-    <w:bookmarkEnd w:id="46"/>
-    <w:bookmarkEnd w:id="47"/>
-    <w:bookmarkStart w:id="48" w:name="implementation-checklist"/>
+    <w:bookmarkEnd w:id="35"/>
+    <w:bookmarkEnd w:id="36"/>
+    <w:bookmarkStart w:id="37" w:name="implementation-checklist"/>
     <w:p>
       <w:pPr>
         <w:pStyle w:val="Heading1"/>
       </w:pPr>
       <w:r>
-        <w:rPr>
-          <w:rStyle w:val="SectionNumber"/>
-        </w:rPr>
-        <w:t xml:space="preserve">9</w:t>
-      </w:r>
-      <w:r>
-        <w:tab/>
-      </w:r>
-      <w:r>
-        <w:t xml:space="preserve">Implementation Checklist</w:t>
+        <w:t xml:space="preserve">9. Implementation Checklist</w:t>
       </w:r>
     </w:p>
     <w:p>
@@ -7841,16 +7380,16 @@
         <w:pStyle w:val="TableCaption"/>
       </w:pPr>
       <w:r>
-        <w:t xml:space="preserve">Part 12 — Implementation Checklist {.striped .hover}</w:t>
+        <w:t xml:space="preserve">Part 15 — Implementation Checklist</w:t>
       </w:r>
     </w:p>
     <w:tbl>
       <w:tblPr>
         <w:tblStyle w:val="Table"/>
         <w:tblW w:type="pct" w:w="5000"/>
+        <w:tblLayout w:type="fixed"/>
         <w:tblLook w:firstRow="1" w:lastRow="0" w:firstColumn="0" w:lastColumn="0" w:noHBand="0" w:noVBand="0" w:val="0020"/>
-        <w:jc w:val="start"/>
-        <w:tblCaption w:val="Part 12 — Implementation Checklist {.striped .hover}"/>
+        <w:tblCaption w:val="Part 15 — Implementation Checklist"/>
       </w:tblPr>
       <w:tblGrid>
         <w:gridCol w:w="1980"/>
@@ -7860,14 +7399,13 @@
       </w:tblGrid>
       <w:tr>
         <w:trPr>
-          <w:tblHeader w:val="true"/>
+          <w:tblHeader w:val="on"/>
         </w:trPr>
         <w:tc>
           <w:tcPr/>
           <w:p>
             <w:pPr>
               <w:pStyle w:val="Compact"/>
-              <w:jc w:val="left"/>
             </w:pPr>
             <w:r>
               <w:t xml:space="preserve">Phase</w:t>
@@ -7879,7 +7417,6 @@
           <w:p>
             <w:pPr>
               <w:pStyle w:val="Compact"/>
-              <w:jc w:val="left"/>
             </w:pPr>
             <w:r>
               <w:t xml:space="preserve">Action</w:t>
@@ -7891,7 +7428,6 @@
           <w:p>
             <w:pPr>
               <w:pStyle w:val="Compact"/>
-              <w:jc w:val="left"/>
             </w:pPr>
             <w:r>
               <w:t xml:space="preserve">Owner</w:t>
@@ -7903,7 +7439,6 @@
           <w:p>
             <w:pPr>
               <w:pStyle w:val="Compact"/>
-              <w:jc w:val="left"/>
             </w:pPr>
             <w:r>
               <w:t xml:space="preserve">Target</w:t>
@@ -7917,12 +7452,11 @@
           <w:p>
             <w:pPr>
               <w:pStyle w:val="Compact"/>
-              <w:jc w:val="left"/>
             </w:pPr>
             <w:r>
               <w:rPr>
+                <w:b/>
                 <w:bCs/>
-                <w:b/>
               </w:rPr>
               <w:t xml:space="preserve">Immediate</w:t>
             </w:r>
@@ -7933,7 +7467,6 @@
           <w:p>
             <w:pPr>
               <w:pStyle w:val="Compact"/>
-              <w:jc w:val="left"/>
             </w:pPr>
             <w:r>
               <w:t xml:space="preserve">Install Syft and Grype in GitHub Actions CI</w:t>
@@ -7945,7 +7478,6 @@
           <w:p>
             <w:pPr>
               <w:pStyle w:val="Compact"/>
-              <w:jc w:val="left"/>
             </w:pPr>
             <w:r>
               <w:t xml:space="preserve">DevOps</w:t>
@@ -7957,7 +7489,6 @@
           <w:p>
             <w:pPr>
               <w:pStyle w:val="Compact"/>
-              <w:jc w:val="left"/>
             </w:pPr>
             <w:r>
               <w:t xml:space="preserve">Jul 2026</w:t>
@@ -7971,12 +7502,11 @@
           <w:p>
             <w:pPr>
               <w:pStyle w:val="Compact"/>
-              <w:jc w:val="left"/>
             </w:pPr>
             <w:r>
               <w:rPr>
+                <w:b/>
                 <w:bCs/>
-                <w:b/>
               </w:rPr>
               <w:t xml:space="preserve">Immediate</w:t>
             </w:r>
@@ -7987,7 +7517,6 @@
           <w:p>
             <w:pPr>
               <w:pStyle w:val="Compact"/>
-              <w:jc w:val="left"/>
             </w:pPr>
             <w:r>
               <w:t xml:space="preserve">Generate initial SBOM for all production repos</w:t>
@@ -7999,7 +7528,6 @@
           <w:p>
             <w:pPr>
               <w:pStyle w:val="Compact"/>
-              <w:jc w:val="left"/>
             </w:pPr>
             <w:r>
               <w:t xml:space="preserve">DevOps</w:t>
@@ -8011,7 +7539,6 @@
           <w:p>
             <w:pPr>
               <w:pStyle w:val="Compact"/>
-              <w:jc w:val="left"/>
             </w:pPr>
             <w:r>
               <w:t xml:space="preserve">Jul 2026</w:t>
@@ -8025,12 +7552,11 @@
           <w:p>
             <w:pPr>
               <w:pStyle w:val="Compact"/>
-              <w:jc w:val="left"/>
             </w:pPr>
             <w:r>
               <w:rPr>
+                <w:b/>
                 <w:bCs/>
-                <w:b/>
               </w:rPr>
               <w:t xml:space="preserve">Immediate</w:t>
             </w:r>
@@ -8041,7 +7567,6 @@
           <w:p>
             <w:pPr>
               <w:pStyle w:val="Compact"/>
-              <w:jc w:val="left"/>
             </w:pPr>
             <w:r>
               <w:t xml:space="preserve">Register with MSRC, Cisco PSIRT, Infoblox security portals</w:t>
@@ -8053,7 +7578,6 @@
           <w:p>
             <w:pPr>
               <w:pStyle w:val="Compact"/>
-              <w:jc w:val="left"/>
             </w:pPr>
             <w:r>
               <w:t xml:space="preserve">ISSO</w:t>
@@ -8065,7 +7589,6 @@
           <w:p>
             <w:pPr>
               <w:pStyle w:val="Compact"/>
-              <w:jc w:val="left"/>
             </w:pPr>
             <w:r>
               <w:t xml:space="preserve">Jul 2026</w:t>
@@ -8079,12 +7602,11 @@
           <w:p>
             <w:pPr>
               <w:pStyle w:val="Compact"/>
-              <w:jc w:val="left"/>
             </w:pPr>
             <w:r>
               <w:rPr>
+                <w:b/>
                 <w:bCs/>
-                <w:b/>
               </w:rPr>
               <w:t xml:space="preserve">Phase 1</w:t>
             </w:r>
@@ -8095,7 +7617,6 @@
           <w:p>
             <w:pPr>
               <w:pStyle w:val="Compact"/>
-              <w:jc w:val="left"/>
             </w:pPr>
             <w:r>
               <w:t xml:space="preserve">Author initial VEX for all critical/high CVEs</w:t>
@@ -8107,7 +7628,6 @@
           <w:p>
             <w:pPr>
               <w:pStyle w:val="Compact"/>
-              <w:jc w:val="left"/>
             </w:pPr>
             <w:r>
               <w:t xml:space="preserve">Security Team</w:t>
@@ -8119,7 +7639,6 @@
           <w:p>
             <w:pPr>
               <w:pStyle w:val="Compact"/>
-              <w:jc w:val="left"/>
             </w:pPr>
             <w:r>
               <w:t xml:space="preserve">Aug 2026</w:t>
@@ -8133,12 +7652,11 @@
           <w:p>
             <w:pPr>
               <w:pStyle w:val="Compact"/>
-              <w:jc w:val="left"/>
             </w:pPr>
             <w:r>
               <w:rPr>
+                <w:b/>
                 <w:bCs/>
-                <w:b/>
               </w:rPr>
               <w:t xml:space="preserve">Phase 1</w:t>
             </w:r>
@@ -8149,7 +7667,6 @@
           <w:p>
             <w:pPr>
               <w:pStyle w:val="Compact"/>
-              <w:jc w:val="left"/>
             </w:pPr>
             <w:r>
               <w:t xml:space="preserve">Submit SBOM + VDR to CISA VEX Portal (test submission)</w:t>
@@ -8161,7 +7678,6 @@
           <w:p>
             <w:pPr>
               <w:pStyle w:val="Compact"/>
-              <w:jc w:val="left"/>
             </w:pPr>
             <w:r>
               <w:t xml:space="preserve">ISSO</w:t>
@@ -8173,7 +7689,6 @@
           <w:p>
             <w:pPr>
               <w:pStyle w:val="Compact"/>
-              <w:jc w:val="left"/>
             </w:pPr>
             <w:r>
               <w:t xml:space="preserve">Aug 2026</w:t>
@@ -8187,12 +7702,11 @@
           <w:p>
             <w:pPr>
               <w:pStyle w:val="Compact"/>
-              <w:jc w:val="left"/>
             </w:pPr>
             <w:r>
               <w:rPr>
+                <w:b/>
                 <w:bCs/>
-                <w:b/>
               </w:rPr>
               <w:t xml:space="preserve">Phase 1</w:t>
             </w:r>
@@ -8203,7 +7717,6 @@
           <w:p>
             <w:pPr>
               <w:pStyle w:val="Compact"/>
-              <w:jc w:val="left"/>
             </w:pPr>
             <w:r>
               <w:t xml:space="preserve">Update acquisition policy to require SBOM from suppliers</w:t>
@@ -8215,7 +7728,6 @@
           <w:p>
             <w:pPr>
               <w:pStyle w:val="Compact"/>
-              <w:jc w:val="left"/>
             </w:pPr>
             <w:r>
               <w:t xml:space="preserve">Contracting</w:t>
@@ -8227,7 +7739,6 @@
           <w:p>
             <w:pPr>
               <w:pStyle w:val="Compact"/>
-              <w:jc w:val="left"/>
             </w:pPr>
             <w:r>
               <w:t xml:space="preserve">Sep 2026</w:t>
@@ -8241,12 +7752,11 @@
           <w:p>
             <w:pPr>
               <w:pStyle w:val="Compact"/>
-              <w:jc w:val="left"/>
             </w:pPr>
             <w:r>
               <w:rPr>
+                <w:b/>
                 <w:bCs/>
-                <w:b/>
               </w:rPr>
               <w:t xml:space="preserve">Phase 2</w:t>
             </w:r>
@@ -8257,7 +7767,6 @@
           <w:p>
             <w:pPr>
               <w:pStyle w:val="Compact"/>
-              <w:jc w:val="left"/>
             </w:pPr>
             <w:r>
               <w:t xml:space="preserve">Achieve SLSA Level 2 for all production release workflows</w:t>
@@ -8269,7 +7778,6 @@
           <w:p>
             <w:pPr>
               <w:pStyle w:val="Compact"/>
-              <w:jc w:val="left"/>
             </w:pPr>
             <w:r>
               <w:t xml:space="preserve">DevOps</w:t>
@@ -8281,7 +7789,6 @@
           <w:p>
             <w:pPr>
               <w:pStyle w:val="Compact"/>
-              <w:jc w:val="left"/>
             </w:pPr>
             <w:r>
               <w:t xml:space="preserve">Oct 2026</w:t>
@@ -8295,12 +7802,11 @@
           <w:p>
             <w:pPr>
               <w:pStyle w:val="Compact"/>
-              <w:jc w:val="left"/>
             </w:pPr>
             <w:r>
               <w:rPr>
+                <w:b/>
                 <w:bCs/>
-                <w:b/>
               </w:rPr>
               <w:t xml:space="preserve">Phase 3</w:t>
             </w:r>
@@ -8311,7 +7817,6 @@
           <w:p>
             <w:pPr>
               <w:pStyle w:val="Compact"/>
-              <w:jc w:val="left"/>
             </w:pPr>
             <w:r>
               <w:t xml:space="preserve">Complete VEX quarterly review cycle</w:t>
@@ -8323,7 +7828,6 @@
           <w:p>
             <w:pPr>
               <w:pStyle w:val="Compact"/>
-              <w:jc w:val="left"/>
             </w:pPr>
             <w:r>
               <w:t xml:space="preserve">Security Team</w:t>
@@ -8335,7 +7839,6 @@
           <w:p>
             <w:pPr>
               <w:pStyle w:val="Compact"/>
-              <w:jc w:val="left"/>
             </w:pPr>
             <w:r>
               <w:t xml:space="preserve">Nov 2026</w:t>
@@ -8349,12 +7852,11 @@
           <w:p>
             <w:pPr>
               <w:pStyle w:val="Compact"/>
-              <w:jc w:val="left"/>
             </w:pPr>
             <w:r>
               <w:rPr>
+                <w:b/>
                 <w:bCs/>
-                <w:b/>
               </w:rPr>
               <w:t xml:space="preserve">Phase 4</w:t>
             </w:r>
@@ -8365,7 +7867,6 @@
           <w:p>
             <w:pPr>
               <w:pStyle w:val="Compact"/>
-              <w:jc w:val="left"/>
             </w:pPr>
             <w:r>
               <w:t xml:space="preserve">Final BOD 26-04 VDR/VER submission</w:t>
@@ -8377,7 +7878,6 @@
           <w:p>
             <w:pPr>
               <w:pStyle w:val="Compact"/>
-              <w:jc w:val="left"/>
             </w:pPr>
             <w:r>
               <w:t xml:space="preserve">ISSO</w:t>
@@ -8389,7 +7889,6 @@
           <w:p>
             <w:pPr>
               <w:pStyle w:val="Compact"/>
-              <w:jc w:val="left"/>
             </w:pPr>
             <w:r>
               <w:t xml:space="preserve">Dec 7, 2026</w:t>
@@ -8405,23 +7904,14 @@
         </w:pict>
       </w:r>
     </w:p>
-    <w:bookmarkEnd w:id="48"/>
-    <w:bookmarkStart w:id="49" w:name="technology-stack-summary"/>
+    <w:bookmarkEnd w:id="37"/>
+    <w:bookmarkStart w:id="38" w:name="technology-stack-summary"/>
     <w:p>
       <w:pPr>
         <w:pStyle w:val="Heading1"/>
       </w:pPr>
       <w:r>
-        <w:rPr>
-          <w:rStyle w:val="SectionNumber"/>
-        </w:rPr>
-        <w:t xml:space="preserve">10</w:t>
-      </w:r>
-      <w:r>
-        <w:tab/>
-      </w:r>
-      <w:r>
-        <w:t xml:space="preserve">Technology Stack Summary</w:t>
+        <w:t xml:space="preserve">10. Technology Stack Summary</w:t>
       </w:r>
     </w:p>
     <w:p>
@@ -8429,16 +7919,16 @@
         <w:pStyle w:val="TableCaption"/>
       </w:pPr>
       <w:r>
-        <w:t xml:space="preserve">Part 12 — Technology Stack {.striped .hover}</w:t>
+        <w:t xml:space="preserve">Part 15 — Technology Stack</w:t>
       </w:r>
     </w:p>
     <w:tbl>
       <w:tblPr>
         <w:tblStyle w:val="Table"/>
         <w:tblW w:type="pct" w:w="5000"/>
+        <w:tblLayout w:type="fixed"/>
         <w:tblLook w:firstRow="1" w:lastRow="0" w:firstColumn="0" w:lastColumn="0" w:noHBand="0" w:noVBand="0" w:val="0020"/>
-        <w:jc w:val="start"/>
-        <w:tblCaption w:val="Part 12 — Technology Stack {.striped .hover}"/>
+        <w:tblCaption w:val="Part 15 — Technology Stack"/>
       </w:tblPr>
       <w:tblGrid>
         <w:gridCol w:w="1980"/>
@@ -8448,14 +7938,13 @@
       </w:tblGrid>
       <w:tr>
         <w:trPr>
-          <w:tblHeader w:val="true"/>
+          <w:tblHeader w:val="on"/>
         </w:trPr>
         <w:tc>
           <w:tcPr/>
           <w:p>
             <w:pPr>
               <w:pStyle w:val="Compact"/>
-              <w:jc w:val="left"/>
             </w:pPr>
             <w:r>
               <w:t xml:space="preserve">Component</w:t>
@@ -8467,7 +7956,6 @@
           <w:p>
             <w:pPr>
               <w:pStyle w:val="Compact"/>
-              <w:jc w:val="left"/>
             </w:pPr>
             <w:r>
               <w:t xml:space="preserve">Tool</w:t>
@@ -8479,7 +7967,6 @@
           <w:p>
             <w:pPr>
               <w:pStyle w:val="Compact"/>
-              <w:jc w:val="left"/>
             </w:pPr>
             <w:r>
               <w:t xml:space="preserve">Format</w:t>
@@ -8491,7 +7978,6 @@
           <w:p>
             <w:pPr>
               <w:pStyle w:val="Compact"/>
-              <w:jc w:val="left"/>
             </w:pPr>
             <w:r>
               <w:t xml:space="preserve">Standard</w:t>
@@ -8505,7 +7991,6 @@
           <w:p>
             <w:pPr>
               <w:pStyle w:val="Compact"/>
-              <w:jc w:val="left"/>
             </w:pPr>
             <w:r>
               <w:t xml:space="preserve">SBOM Generation</w:t>
@@ -8517,7 +8002,6 @@
           <w:p>
             <w:pPr>
               <w:pStyle w:val="Compact"/>
-              <w:jc w:val="left"/>
             </w:pPr>
             <w:r>
               <w:t xml:space="preserve">Syft (Anchore)</w:t>
@@ -8529,7 +8013,6 @@
           <w:p>
             <w:pPr>
               <w:pStyle w:val="Compact"/>
-              <w:jc w:val="left"/>
             </w:pPr>
             <w:r>
               <w:t xml:space="preserve">CycloneDX 1.6 XML</w:t>
@@ -8541,7 +8024,6 @@
           <w:p>
             <w:pPr>
               <w:pStyle w:val="Compact"/>
-              <w:jc w:val="left"/>
             </w:pPr>
             <w:r>
               <w:t xml:space="preserve">NTIA minimum elements; CISA preferred</w:t>
@@ -8555,7 +8037,6 @@
           <w:p>
             <w:pPr>
               <w:pStyle w:val="Compact"/>
-              <w:jc w:val="left"/>
             </w:pPr>
             <w:r>
               <w:t xml:space="preserve">Vulnerability Scan</w:t>
@@ -8567,7 +8048,6 @@
           <w:p>
             <w:pPr>
               <w:pStyle w:val="Compact"/>
-              <w:jc w:val="left"/>
             </w:pPr>
             <w:r>
               <w:t xml:space="preserve">Grype (Anchore)</w:t>
@@ -8579,7 +8059,6 @@
           <w:p>
             <w:pPr>
               <w:pStyle w:val="Compact"/>
-              <w:jc w:val="left"/>
             </w:pPr>
             <w:r>
               <w:t xml:space="preserve">CycloneDX VDR</w:t>
@@ -8591,7 +8070,6 @@
           <w:p>
             <w:pPr>
               <w:pStyle w:val="Compact"/>
-              <w:jc w:val="left"/>
             </w:pPr>
             <w:r>
               <w:t xml:space="preserve">NVD CVE data; CVSS 3.1</w:t>
@@ -8605,7 +8083,6 @@
           <w:p>
             <w:pPr>
               <w:pStyle w:val="Compact"/>
-              <w:jc w:val="left"/>
             </w:pPr>
             <w:r>
               <w:t xml:space="preserve">VEX Authoring</w:t>
@@ -8617,7 +8094,6 @@
           <w:p>
             <w:pPr>
               <w:pStyle w:val="Compact"/>
-              <w:jc w:val="left"/>
             </w:pPr>
             <w:r>
               <w:t xml:space="preserve">OpenVEX CLI</w:t>
@@ -8629,7 +8105,6 @@
           <w:p>
             <w:pPr>
               <w:pStyle w:val="Compact"/>
-              <w:jc w:val="left"/>
             </w:pPr>
             <w:r>
               <w:t xml:space="preserve">OpenVEX JSON</w:t>
@@ -8641,7 +8116,6 @@
           <w:p>
             <w:pPr>
               <w:pStyle w:val="Compact"/>
-              <w:jc w:val="left"/>
             </w:pPr>
             <w:r>
               <w:t xml:space="preserve">CISA VEX format; submitted via VEX Portal</w:t>
@@ -8655,7 +8129,6 @@
           <w:p>
             <w:pPr>
               <w:pStyle w:val="Compact"/>
-              <w:jc w:val="left"/>
             </w:pPr>
             <w:r>
               <w:t xml:space="preserve">Container Signing</w:t>
@@ -8667,7 +8140,6 @@
           <w:p>
             <w:pPr>
               <w:pStyle w:val="Compact"/>
-              <w:jc w:val="left"/>
             </w:pPr>
             <w:r>
               <w:t xml:space="preserve">Cosign (sigstore)</w:t>
@@ -8679,7 +8151,6 @@
           <w:p>
             <w:pPr>
               <w:pStyle w:val="Compact"/>
-              <w:jc w:val="left"/>
             </w:pPr>
             <w:r>
               <w:t xml:space="preserve">OCI attestation</w:t>
@@ -8691,7 +8162,6 @@
           <w:p>
             <w:pPr>
               <w:pStyle w:val="Compact"/>
-              <w:jc w:val="left"/>
             </w:pPr>
             <w:r>
               <w:t xml:space="preserve">SLSA provenance</w:t>
@@ -8705,7 +8175,6 @@
           <w:p>
             <w:pPr>
               <w:pStyle w:val="Compact"/>
-              <w:jc w:val="left"/>
             </w:pPr>
             <w:r>
               <w:t xml:space="preserve">CI Integration</w:t>
@@ -8717,7 +8186,6 @@
           <w:p>
             <w:pPr>
               <w:pStyle w:val="Compact"/>
-              <w:jc w:val="left"/>
             </w:pPr>
             <w:r>
               <w:t xml:space="preserve">GitHub Actions</w:t>
@@ -8729,7 +8197,6 @@
           <w:p>
             <w:pPr>
               <w:pStyle w:val="Compact"/>
-              <w:jc w:val="left"/>
             </w:pPr>
             <w:r>
               <w:t xml:space="preserve">YAML workflow</w:t>
@@ -8741,7 +8208,6 @@
           <w:p>
             <w:pPr>
               <w:pStyle w:val="Compact"/>
-              <w:jc w:val="left"/>
             </w:pPr>
             <w:r>
               <w:t xml:space="preserve">SLSA Level 2 build</w:t>
@@ -8755,7 +8221,6 @@
           <w:p>
             <w:pPr>
               <w:pStyle w:val="Compact"/>
-              <w:jc w:val="left"/>
             </w:pPr>
             <w:r>
               <w:t xml:space="preserve">Archive Storage</w:t>
@@ -8767,7 +8232,6 @@
           <w:p>
             <w:pPr>
               <w:pStyle w:val="Compact"/>
-              <w:jc w:val="left"/>
             </w:pPr>
             <w:r>
               <w:t xml:space="preserve">Azure Blob immutable tier</w:t>
@@ -8779,7 +8243,6 @@
           <w:p>
             <w:pPr>
               <w:pStyle w:val="Compact"/>
-              <w:jc w:val="left"/>
             </w:pPr>
             <w:r>
               <w:t xml:space="preserve">Archive tier</w:t>
@@ -8791,7 +8254,6 @@
           <w:p>
             <w:pPr>
               <w:pStyle w:val="Compact"/>
-              <w:jc w:val="left"/>
             </w:pPr>
             <w:r>
               <w:t xml:space="preserve">7-year NARA retention</w:t>
@@ -8805,7 +8267,6 @@
           <w:p>
             <w:pPr>
               <w:pStyle w:val="Compact"/>
-              <w:jc w:val="left"/>
             </w:pPr>
             <w:r>
               <w:t xml:space="preserve">Monitoring</w:t>
@@ -8817,19 +8278,17 @@
           <w:p>
             <w:pPr>
               <w:pStyle w:val="Compact"/>
-              <w:jc w:val="left"/>
-            </w:pPr>
-            <w:r>
-              <w:t xml:space="preserve">Microsoft Sentinel (Part 10)</w:t>
-            </w:r>
-          </w:p>
-        </w:tc>
-        <w:tc>
-          <w:tcPr/>
-          <w:p>
-            <w:pPr>
-              <w:pStyle w:val="Compact"/>
-              <w:jc w:val="left"/>
+            </w:pPr>
+            <w:r>
+              <w:t xml:space="preserve">Microsoft Sentinel (Part 13)</w:t>
+            </w:r>
+          </w:p>
+        </w:tc>
+        <w:tc>
+          <w:tcPr/>
+          <w:p>
+            <w:pPr>
+              <w:pStyle w:val="Compact"/>
             </w:pPr>
             <w:r>
               <w:t xml:space="preserve">KQL analytics</w:t>
@@ -8841,7 +8300,6 @@
           <w:p>
             <w:pPr>
               <w:pStyle w:val="Compact"/>
-              <w:jc w:val="left"/>
             </w:pPr>
             <w:r>
               <w:t xml:space="preserve">KSI-MLA evidence chain</w:t>
@@ -8855,7 +8313,6 @@
           <w:p>
             <w:pPr>
               <w:pStyle w:val="Compact"/>
-              <w:jc w:val="left"/>
             </w:pPr>
             <w:r>
               <w:t xml:space="preserve">KEV Integration</w:t>
@@ -8867,7 +8324,6 @@
           <w:p>
             <w:pPr>
               <w:pStyle w:val="Compact"/>
-              <w:jc w:val="left"/>
             </w:pPr>
             <w:r>
               <w:t xml:space="preserve">CISA KEV JSON feed</w:t>
@@ -8879,7 +8335,6 @@
           <w:p>
             <w:pPr>
               <w:pStyle w:val="Compact"/>
-              <w:jc w:val="left"/>
             </w:pPr>
             <w:r>
               <w:t xml:space="preserve">JSON</w:t>
@@ -8891,7 +8346,6 @@
           <w:p>
             <w:pPr>
               <w:pStyle w:val="Compact"/>
-              <w:jc w:val="left"/>
             </w:pPr>
             <w:r>
               <w:t xml:space="preserve">BOD 22-01 14-day SLA</w:t>
@@ -8907,23 +8361,14 @@
         </w:pict>
       </w:r>
     </w:p>
-    <w:bookmarkEnd w:id="49"/>
-    <w:bookmarkStart w:id="52" w:name="references"/>
+    <w:bookmarkEnd w:id="38"/>
+    <w:bookmarkStart w:id="41" w:name="references"/>
     <w:p>
       <w:pPr>
         <w:pStyle w:val="Heading1"/>
       </w:pPr>
       <w:r>
-        <w:rPr>
-          <w:rStyle w:val="SectionNumber"/>
-        </w:rPr>
-        <w:t xml:space="preserve">11</w:t>
-      </w:r>
-      <w:r>
-        <w:tab/>
-      </w:r>
-      <w:r>
-        <w:t xml:space="preserve">References</w:t>
+        <w:t xml:space="preserve">11. References</w:t>
       </w:r>
     </w:p>
     <w:p>
@@ -8931,16 +8376,16 @@
         <w:pStyle w:val="TableCaption"/>
       </w:pPr>
       <w:r>
-        <w:t xml:space="preserve">Reference Documents {.striped .hover}</w:t>
+        <w:t xml:space="preserve">Reference Documents</w:t>
       </w:r>
     </w:p>
     <w:tbl>
       <w:tblPr>
         <w:tblStyle w:val="Table"/>
         <w:tblW w:type="pct" w:w="5000"/>
+        <w:tblLayout w:type="fixed"/>
         <w:tblLook w:firstRow="1" w:lastRow="0" w:firstColumn="0" w:lastColumn="0" w:noHBand="0" w:noVBand="0" w:val="0020"/>
-        <w:jc w:val="start"/>
-        <w:tblCaption w:val="Reference Documents {.striped .hover}"/>
+        <w:tblCaption w:val="Reference Documents"/>
       </w:tblPr>
       <w:tblGrid>
         <w:gridCol w:w="3960"/>
@@ -8948,14 +8393,13 @@
       </w:tblGrid>
       <w:tr>
         <w:trPr>
-          <w:tblHeader w:val="true"/>
+          <w:tblHeader w:val="on"/>
         </w:trPr>
         <w:tc>
           <w:tcPr/>
           <w:p>
             <w:pPr>
               <w:pStyle w:val="Compact"/>
-              <w:jc w:val="left"/>
             </w:pPr>
             <w:r>
               <w:t xml:space="preserve">Document</w:t>
@@ -8967,7 +8411,6 @@
           <w:p>
             <w:pPr>
               <w:pStyle w:val="Compact"/>
-              <w:jc w:val="left"/>
             </w:pPr>
             <w:r>
               <w:t xml:space="preserve">Relevance</w:t>
@@ -8981,7 +8424,6 @@
           <w:p>
             <w:pPr>
               <w:pStyle w:val="Compact"/>
-              <w:jc w:val="left"/>
             </w:pPr>
             <w:r>
               <w:t xml:space="preserve">EO 14028 — Improving the Nation’s Cybersecurity (May 2021)</w:t>
@@ -8993,7 +8435,6 @@
           <w:p>
             <w:pPr>
               <w:pStyle w:val="Compact"/>
-              <w:jc w:val="left"/>
             </w:pPr>
             <w:r>
               <w:t xml:space="preserve">Mandates SBOM for software sold to the federal government</w:t>
@@ -9007,7 +8448,6 @@
           <w:p>
             <w:pPr>
               <w:pStyle w:val="Compact"/>
-              <w:jc w:val="left"/>
             </w:pPr>
             <w:r>
               <w:t xml:space="preserve">NIST SP 800-161r1 — Supply Chain Risk Management</w:t>
@@ -9019,7 +8459,6 @@
           <w:p>
             <w:pPr>
               <w:pStyle w:val="Compact"/>
-              <w:jc w:val="left"/>
             </w:pPr>
             <w:r>
               <w:t xml:space="preserve">Normative reference for SR family controls</w:t>
@@ -9033,7 +8472,6 @@
           <w:p>
             <w:pPr>
               <w:pStyle w:val="Compact"/>
-              <w:jc w:val="left"/>
             </w:pPr>
             <w:r>
               <w:t xml:space="preserve">CISA BOD 26-04</w:t>
@@ -9045,7 +8483,6 @@
           <w:p>
             <w:pPr>
               <w:pStyle w:val="Compact"/>
-              <w:jc w:val="left"/>
             </w:pPr>
             <w:r>
               <w:t xml:space="preserve">VDR/VER deadline Dec 7, 2026; SBOM submission requirements</w:t>
@@ -9059,7 +8496,6 @@
           <w:p>
             <w:pPr>
               <w:pStyle w:val="Compact"/>
-              <w:jc w:val="left"/>
             </w:pPr>
             <w:r>
               <w:t xml:space="preserve">CISA Minimum SBOM Elements (July 2021)</w:t>
@@ -9071,7 +8507,6 @@
           <w:p>
             <w:pPr>
               <w:pStyle w:val="Compact"/>
-              <w:jc w:val="left"/>
             </w:pPr>
             <w:r>
               <w:t xml:space="preserve">NTIA-aligned minimum content requirements</w:t>
@@ -9085,7 +8520,6 @@
           <w:p>
             <w:pPr>
               <w:pStyle w:val="Compact"/>
-              <w:jc w:val="left"/>
             </w:pPr>
             <w:r>
               <w:t xml:space="preserve">CycloneDX 1.6 Specification</w:t>
@@ -9097,7 +8531,6 @@
           <w:p>
             <w:pPr>
               <w:pStyle w:val="Compact"/>
-              <w:jc w:val="left"/>
             </w:pPr>
             <w:r>
               <w:t xml:space="preserve">SBOM, VDR, and VEX document format</w:t>
@@ -9111,7 +8544,6 @@
           <w:p>
             <w:pPr>
               <w:pStyle w:val="Compact"/>
-              <w:jc w:val="left"/>
             </w:pPr>
             <w:r>
               <w:t xml:space="preserve">OpenVEX v0.2.0</w:t>
@@ -9123,7 +8555,6 @@
           <w:p>
             <w:pPr>
               <w:pStyle w:val="Compact"/>
-              <w:jc w:val="left"/>
             </w:pPr>
             <w:r>
               <w:t xml:space="preserve">VEX statement format and submission protocol</w:t>
@@ -9137,7 +8568,6 @@
           <w:p>
             <w:pPr>
               <w:pStyle w:val="Compact"/>
-              <w:jc w:val="left"/>
             </w:pPr>
             <w:r>
               <w:t xml:space="preserve">SLSA v1.0 Framework</w:t>
@@ -9149,7 +8579,6 @@
           <w:p>
             <w:pPr>
               <w:pStyle w:val="Compact"/>
-              <w:jc w:val="left"/>
             </w:pPr>
             <w:r>
               <w:t xml:space="preserve">Build integrity levels and provenance requirements</w:t>
@@ -9163,7 +8592,6 @@
           <w:p>
             <w:pPr>
               <w:pStyle w:val="Compact"/>
-              <w:jc w:val="left"/>
             </w:pPr>
             <w:r>
               <w:t xml:space="preserve">NIST SP 800-53 Rev 5 — SR Family</w:t>
@@ -9175,7 +8603,6 @@
           <w:p>
             <w:pPr>
               <w:pStyle w:val="Compact"/>
-              <w:jc w:val="left"/>
             </w:pPr>
             <w:r>
               <w:t xml:space="preserve">SR-1 through SR-11 control requirements</w:t>
@@ -9189,7 +8616,6 @@
           <w:p>
             <w:pPr>
               <w:pStyle w:val="Compact"/>
-              <w:jc w:val="left"/>
             </w:pPr>
             <w:r>
               <w:t xml:space="preserve">FedRAMP 20x Consolidated Rules (Jun 25, 2026)</w:t>
@@ -9201,7 +8627,6 @@
           <w:p>
             <w:pPr>
               <w:pStyle w:val="Compact"/>
-              <w:jc w:val="left"/>
             </w:pPr>
             <w:r>
               <w:t xml:space="preserve">KSI-SCR and KSI-CMT requirements</w:t>
@@ -9215,14 +8640,13 @@
           <w:p>
             <w:pPr>
               <w:pStyle w:val="Compact"/>
-              <w:jc w:val="left"/>
-            </w:pPr>
-            <w:hyperlink r:id="rId50">
+            </w:pPr>
+            <w:hyperlink r:id="rId39">
               <w:r>
                 <w:rPr>
                   <w:rStyle w:val="Hyperlink"/>
                 </w:rPr>
-                <w:t xml:space="preserve">Book 08 — Vulnerability Management</w:t>
+                <w:t xml:space="preserve">Book 11 — Vulnerability Management</w:t>
               </w:r>
             </w:hyperlink>
           </w:p>
@@ -9232,7 +8656,6 @@
           <w:p>
             <w:pPr>
               <w:pStyle w:val="Compact"/>
-              <w:jc w:val="left"/>
             </w:pPr>
             <w:r>
               <w:t xml:space="preserve">Defender VM + KEV integration; extends to SBOM-sourced CVE triage</w:t>
@@ -9246,14 +8669,13 @@
           <w:p>
             <w:pPr>
               <w:pStyle w:val="Compact"/>
-              <w:jc w:val="left"/>
-            </w:pPr>
-            <w:hyperlink r:id="rId51">
+            </w:pPr>
+            <w:hyperlink r:id="rId40">
               <w:r>
                 <w:rPr>
                   <w:rStyle w:val="Hyperlink"/>
                 </w:rPr>
-                <w:t xml:space="preserve">Book 10 — SIEM / XDR / Detection Engineering</w:t>
+                <w:t xml:space="preserve">Book 13 — SIEM / XDR / Detection Engineering</w:t>
               </w:r>
             </w:hyperlink>
           </w:p>
@@ -9263,7 +8685,6 @@
           <w:p>
             <w:pPr>
               <w:pStyle w:val="Compact"/>
-              <w:jc w:val="left"/>
             </w:pPr>
             <w:r>
               <w:t xml:space="preserve">Sentinel ingestion of SBOM/VDR telemetry; KQL analytic rules</w:t>
@@ -9272,9 +8693,11 @@
         </w:tc>
       </w:tr>
     </w:tbl>
-    <w:bookmarkEnd w:id="52"/>
+    <w:bookmarkEnd w:id="41"/>
     <w:sectPr>
-      <w:pgMar w:top="720" w:right="720" w:bottom="720" w:left="720" w:header="720" w:footer="720" w:gutter="0"/>
+      <w:footnotePr>
+        <w:numRestart w:val="eachSect"/>
+      </w:footnotePr>
     </w:sectPr>
   </w:body>
 </w:document>
@@ -9306,14 +8729,14 @@
 <file path=word/numbering.xml><?xml version="1.0" encoding="utf-8"?>
 <w:numbering xmlns:w="http://schemas.openxmlformats.org/wordprocessingml/2006/main">
   <w:abstractNum w:abstractNumId="990">
-    <w:nsid w:val="A990"/>
+    <w:nsid w:val="0000A990"/>
     <w:multiLevelType w:val="multilevel"/>
     <w:lvl w:ilvl="0">
       <w:numFmt w:val="bullet"/>
       <w:lvlText w:val=" "/>
       <w:lvlJc w:val="left"/>
       <w:pPr>
-        <w:ind w:left="720" w:hanging="480"/>
+        <w:ind w:left="720" w:hanging="360"/>
       </w:pPr>
     </w:lvl>
     <w:lvl w:ilvl="1">
@@ -9321,7 +8744,7 @@
       <w:lvlText w:val=" "/>
       <w:lvlJc w:val="left"/>
       <w:pPr>
-        <w:ind w:left="1440" w:hanging="480"/>
+        <w:ind w:left="1440" w:hanging="360"/>
       </w:pPr>
     </w:lvl>
     <w:lvl w:ilvl="2">
@@ -9329,7 +8752,7 @@
       <w:lvlText w:val=" "/>
       <w:lvlJc w:val="left"/>
       <w:pPr>
-        <w:ind w:left="2160" w:hanging="480"/>
+        <w:ind w:left="2160" w:hanging="360"/>
       </w:pPr>
     </w:lvl>
     <w:lvl w:ilvl="3">
@@ -9337,7 +8760,7 @@
       <w:lvlText w:val=" "/>
       <w:lvlJc w:val="left"/>
       <w:pPr>
-        <w:ind w:left="2880" w:hanging="480"/>
+        <w:ind w:left="2880" w:hanging="360"/>
       </w:pPr>
     </w:lvl>
     <w:lvl w:ilvl="4">
@@ -9345,7 +8768,7 @@
       <w:lvlText w:val=" "/>
       <w:lvlJc w:val="left"/>
       <w:pPr>
-        <w:ind w:left="3600" w:hanging="480"/>
+        <w:ind w:left="3600" w:hanging="360"/>
       </w:pPr>
     </w:lvl>
     <w:lvl w:ilvl="5">
@@ -9353,7 +8776,7 @@
       <w:lvlText w:val=" "/>
       <w:lvlJc w:val="left"/>
       <w:pPr>
-        <w:ind w:left="4320" w:hanging="480"/>
+        <w:ind w:left="4320" w:hanging="360"/>
       </w:pPr>
     </w:lvl>
     <w:lvl w:ilvl="6">
@@ -9361,7 +8784,7 @@
       <w:lvlText w:val=" "/>
       <w:lvlJc w:val="left"/>
       <w:pPr>
-        <w:ind w:left="5040" w:hanging="480"/>
+        <w:ind w:left="5040" w:hanging="360"/>
       </w:pPr>
     </w:lvl>
     <w:lvl w:ilvl="7">
@@ -9369,7 +8792,7 @@
       <w:lvlText w:val=" "/>
       <w:lvlJc w:val="left"/>
       <w:pPr>
-        <w:ind w:left="5760" w:hanging="480"/>
+        <w:ind w:left="5760" w:hanging="360"/>
       </w:pPr>
     </w:lvl>
     <w:lvl w:ilvl="8">
@@ -9377,12 +8800,12 @@
       <w:lvlText w:val=" "/>
       <w:lvlJc w:val="left"/>
       <w:pPr>
-        <w:ind w:left="6480" w:hanging="480"/>
+        <w:ind w:left="6480" w:hanging="360"/>
       </w:pPr>
     </w:lvl>
   </w:abstractNum>
   <w:abstractNum w:abstractNumId="99411">
-    <w:nsid w:val="A99411"/>
+    <w:nsid w:val="00A99411"/>
     <w:multiLevelType w:val="multilevel"/>
     <w:lvl w:ilvl="0">
       <w:start w:val="1"/>
@@ -9390,7 +8813,7 @@
       <w:lvlText w:val="%1."/>
       <w:lvlJc w:val="left"/>
       <w:pPr>
-        <w:ind w:left="720" w:hanging="480"/>
+        <w:ind w:left="720" w:hanging="360"/>
       </w:pPr>
     </w:lvl>
     <w:lvl w:ilvl="1">
@@ -9399,7 +8822,7 @@
       <w:lvlText w:val="%2."/>
       <w:lvlJc w:val="left"/>
       <w:pPr>
-        <w:ind w:left="1440" w:hanging="480"/>
+        <w:ind w:left="1440" w:hanging="360"/>
       </w:pPr>
     </w:lvl>
     <w:lvl w:ilvl="2">
@@ -9408,7 +8831,7 @@
       <w:lvlText w:val="%3."/>
       <w:lvlJc w:val="left"/>
       <w:pPr>
-        <w:ind w:left="2160" w:hanging="480"/>
+        <w:ind w:left="2160" w:hanging="360"/>
       </w:pPr>
     </w:lvl>
     <w:lvl w:ilvl="3">
@@ -9417,7 +8840,7 @@
       <w:lvlText w:val="%4."/>
       <w:lvlJc w:val="left"/>
       <w:pPr>
-        <w:ind w:left="2880" w:hanging="480"/>
+        <w:ind w:left="2880" w:hanging="360"/>
       </w:pPr>
     </w:lvl>
     <w:lvl w:ilvl="4">
@@ -9426,7 +8849,7 @@
       <w:lvlText w:val="%5."/>
       <w:lvlJc w:val="left"/>
       <w:pPr>
-        <w:ind w:left="3600" w:hanging="480"/>
+        <w:ind w:left="3600" w:hanging="360"/>
       </w:pPr>
     </w:lvl>
     <w:lvl w:ilvl="5">
@@ -9435,7 +8858,7 @@
       <w:lvlText w:val="%6."/>
       <w:lvlJc w:val="left"/>
       <w:pPr>
-        <w:ind w:left="4320" w:hanging="480"/>
+        <w:ind w:left="4320" w:hanging="360"/>
       </w:pPr>
     </w:lvl>
     <w:lvl w:ilvl="6">
@@ -9444,7 +8867,7 @@
       <w:lvlText w:val="%7."/>
       <w:lvlJc w:val="left"/>
       <w:pPr>
-        <w:ind w:left="5040" w:hanging="480"/>
+        <w:ind w:left="5040" w:hanging="360"/>
       </w:pPr>
     </w:lvl>
     <w:lvl w:ilvl="7">
@@ -9453,7 +8876,7 @@
       <w:lvlText w:val="%8."/>
       <w:lvlJc w:val="left"/>
       <w:pPr>
-        <w:ind w:left="5760" w:hanging="480"/>
+        <w:ind w:left="5760" w:hanging="360"/>
       </w:pPr>
     </w:lvl>
     <w:lvl w:ilvl="8">
@@ -9462,84 +8885,111 @@
       <w:lvlText w:val="%9."/>
       <w:lvlJc w:val="left"/>
       <w:pPr>
-        <w:ind w:left="6480" w:hanging="480"/>
+        <w:ind w:left="6480" w:hanging="360"/>
       </w:pPr>
     </w:lvl>
   </w:abstractNum>
   <w:abstractNum w:abstractNumId="991">
-    <w:nsid w:val="A991"/>
+    <w:nsid w:val="0000A991"/>
     <w:multiLevelType w:val="multilevel"/>
     <w:lvl w:ilvl="0">
       <w:numFmt w:val="bullet"/>
-      <w:lvlText w:val="•"/>
+      <w:lvlText w:val=""/>
       <w:lvlJc w:val="left"/>
       <w:pPr>
-        <w:ind w:left="720" w:hanging="480"/>
-      </w:pPr>
+        <w:ind w:left="720" w:hanging="360"/>
+      </w:pPr>
+      <w:rPr>
+        <w:rFonts w:ascii="Symbol" w:hAnsi="Symbol" w:cs="Symbol" w:hint="default"/>
+      </w:rPr>
     </w:lvl>
     <w:lvl w:ilvl="1">
       <w:numFmt w:val="bullet"/>
-      <w:lvlText w:val="–"/>
+      <w:lvlText w:val="o"/>
       <w:lvlJc w:val="left"/>
       <w:pPr>
-        <w:ind w:left="1440" w:hanging="480"/>
-      </w:pPr>
+        <w:ind w:left="1440" w:hanging="360"/>
+      </w:pPr>
+      <w:rPr>
+        <w:rFonts w:ascii="Courier New" w:hAnsi="Courier New" w:cs="Courier New" w:hint="default"/>
+      </w:rPr>
     </w:lvl>
     <w:lvl w:ilvl="2">
       <w:numFmt w:val="bullet"/>
-      <w:lvlText w:val="•"/>
+      <w:lvlText w:val=""/>
       <w:lvlJc w:val="left"/>
       <w:pPr>
-        <w:ind w:left="2160" w:hanging="480"/>
-      </w:pPr>
+        <w:ind w:left="2160" w:hanging="360"/>
+      </w:pPr>
+      <w:rPr>
+        <w:rFonts w:ascii="Wingdings" w:hAnsi="Wingdings" w:cs="Wingdings" w:hint="default"/>
+      </w:rPr>
     </w:lvl>
     <w:lvl w:ilvl="3">
       <w:numFmt w:val="bullet"/>
-      <w:lvlText w:val="–"/>
+      <w:lvlText w:val=""/>
       <w:lvlJc w:val="left"/>
       <w:pPr>
-        <w:ind w:left="2880" w:hanging="480"/>
-      </w:pPr>
+        <w:ind w:left="2880" w:hanging="360"/>
+      </w:pPr>
+      <w:rPr>
+        <w:rFonts w:ascii="Symbol" w:hAnsi="Symbol" w:cs="Symbol" w:hint="default"/>
+      </w:rPr>
     </w:lvl>
     <w:lvl w:ilvl="4">
       <w:numFmt w:val="bullet"/>
-      <w:lvlText w:val="•"/>
+      <w:lvlText w:val="o"/>
       <w:lvlJc w:val="left"/>
       <w:pPr>
-        <w:ind w:left="3600" w:hanging="480"/>
-      </w:pPr>
+        <w:ind w:left="3600" w:hanging="360"/>
+      </w:pPr>
+      <w:rPr>
+        <w:rFonts w:ascii="Courier New" w:hAnsi="Courier New" w:cs="Courier New" w:hint="default"/>
+      </w:rPr>
     </w:lvl>
     <w:lvl w:ilvl="5">
       <w:numFmt w:val="bullet"/>
-      <w:lvlText w:val="–"/>
+      <w:lvlText w:val=""/>
       <w:lvlJc w:val="left"/>
       <w:pPr>
-        <w:ind w:left="4320" w:hanging="480"/>
-      </w:pPr>
+        <w:ind w:left="4320" w:hanging="360"/>
+      </w:pPr>
+      <w:rPr>
+        <w:rFonts w:ascii="Wingdings" w:hAnsi="Wingdings" w:cs="Wingdings" w:hint="default"/>
+      </w:rPr>
     </w:lvl>
     <w:lvl w:ilvl="6">
       <w:numFmt w:val="bullet"/>
-      <w:lvlText w:val="•"/>
+      <w:lvlText w:val=""/>
       <w:lvlJc w:val="left"/>
       <w:pPr>
-        <w:ind w:left="5040" w:hanging="480"/>
-      </w:pPr>
+        <w:ind w:left="5040" w:hanging="360"/>
+      </w:pPr>
+      <w:rPr>
+        <w:rFonts w:ascii="Symbol" w:hAnsi="Symbol" w:cs="Symbol" w:hint="default"/>
+      </w:rPr>
     </w:lvl>
     <w:lvl w:ilvl="7">
       <w:numFmt w:val="bullet"/>
-      <w:lvlText w:val="–"/>
+      <w:lvlText w:val="o"/>
       <w:lvlJc w:val="left"/>
       <w:pPr>
-        <w:ind w:left="5760" w:hanging="480"/>
-      </w:pPr>
+        <w:ind w:left="5760" w:hanging="360"/>
+      </w:pPr>
+      <w:rPr>
+        <w:rFonts w:ascii="Courier New" w:hAnsi="Courier New" w:cs="Courier New" w:hint="default"/>
+      </w:rPr>
     </w:lvl>
     <w:lvl w:ilvl="8">
       <w:numFmt w:val="bullet"/>
-      <w:lvlText w:val="•"/>
+      <w:lvlText w:val=""/>
       <w:lvlJc w:val="left"/>
       <w:pPr>
-        <w:ind w:left="6480" w:hanging="480"/>
-      </w:pPr>
+        <w:ind w:left="6480" w:hanging="360"/>
+      </w:pPr>
+      <w:rPr>
+        <w:rFonts w:ascii="Wingdings" w:hAnsi="Wingdings" w:cs="Wingdings" w:hint="default"/>
+      </w:rPr>
     </w:lvl>
   </w:abstractNum>
   <w:num w:numId="1000">
@@ -9616,10 +9066,10 @@
   <w:docDefaults>
     <w:rPrDefault>
       <w:rPr>
-        <w:rFonts w:asciiTheme="minorHAnsi" w:cstheme="minorBidi" w:eastAsiaTheme="minorHAnsi" w:hAnsiTheme="minorHAnsi"/>
+        <w:rFonts w:asciiTheme="minorHAnsi" w:cstheme="minorBidi" w:eastAsiaTheme="minorEastAsia" w:hAnsiTheme="minorHAnsi"/>
         <w:sz w:val="24"/>
         <w:szCs w:val="24"/>
-        <w:lang w:bidi="ar-SA" w:eastAsia="en-US" w:val="en-US"/>
+        <w:lang w:bidi="ar-SA" w:eastAsia="zh-CN" w:val="en-US"/>
       </w:rPr>
     </w:rPrDefault>
     <w:pPrDefault>
@@ -9637,10 +9087,10 @@
     <w:name w:val="Body Text"/>
     <w:basedOn w:val="Normal"/>
     <w:link w:val="BodyTextChar"/>
+    <w:qFormat/>
     <w:pPr>
       <w:spacing w:after="180" w:before="180"/>
     </w:pPr>
-    <w:qFormat/>
   </w:style>
   <w:style w:customStyle="1" w:styleId="FirstParagraph" w:type="paragraph">
     <w:name w:val="First Paragraph"/>
@@ -9660,57 +9110,94 @@
     <w:name w:val="Title"/>
     <w:basedOn w:val="Normal"/>
     <w:next w:val="BodyText"/>
+    <w:link w:val="TitleChar"/>
+    <w:uiPriority w:val="10"/>
     <w:qFormat/>
+    <w:rsid w:val="00A10FD9"/>
     <w:pPr>
-      <w:keepNext/>
-      <w:keepLines/>
-      <w:spacing w:after="240" w:before="480"/>
+      <w:spacing w:after="80" w:line="240" w:lineRule="auto"/>
+      <w:contextualSpacing/>
       <w:jc w:val="center"/>
     </w:pPr>
     <w:rPr>
       <w:rFonts w:asciiTheme="majorHAnsi" w:cstheme="majorBidi" w:eastAsiaTheme="majorEastAsia" w:hAnsiTheme="majorHAnsi"/>
-      <w:b/>
-      <w:bCs/>
-      <w:color w:themeColor="accent1" w:themeShade="B5" w:val="345A8A"/>
-      <w:sz w:val="36"/>
-      <w:szCs w:val="36"/>
+      <w:sz w:val="56"/>
+      <w:szCs w:val="56"/>
+    </w:rPr>
+  </w:style>
+  <w:style w:customStyle="1" w:styleId="TitleChar" w:type="character">
+    <w:name w:val="Title Char"/>
+    <w:basedOn w:val="DefaultParagraphFont"/>
+    <w:link w:val="Title"/>
+    <w:uiPriority w:val="10"/>
+    <w:rsid w:val="00A10FD9"/>
+    <w:rPr>
+      <w:rFonts w:asciiTheme="majorHAnsi" w:cstheme="majorBidi" w:eastAsiaTheme="majorEastAsia" w:hAnsiTheme="majorHAnsi"/>
+      <w:sz w:val="56"/>
+      <w:szCs w:val="56"/>
     </w:rPr>
   </w:style>
   <w:style w:styleId="Subtitle" w:type="paragraph">
     <w:name w:val="Subtitle"/>
     <w:basedOn w:val="Title"/>
     <w:next w:val="BodyText"/>
+    <w:link w:val="SubtitleChar"/>
+    <w:uiPriority w:val="11"/>
     <w:qFormat/>
+    <w:rsid w:val="00A10FD9"/>
     <w:pPr>
-      <w:keepNext/>
-      <w:keepLines/>
-      <w:spacing w:after="240" w:before="240"/>
-      <w:jc w:val="center"/>
+      <w:numPr>
+        <w:ilvl w:val="1"/>
+      </w:numPr>
     </w:pPr>
     <w:rPr>
-      <w:sz w:val="30"/>
-      <w:szCs w:val="30"/>
+      <w:rFonts w:cstheme="majorBidi" w:eastAsiaTheme="majorEastAsia"/>
+      <w:spacing w:val="15"/>
+      <w:sz w:val="28"/>
+      <w:szCs w:val="28"/>
+    </w:rPr>
+  </w:style>
+  <w:style w:customStyle="1" w:styleId="SubtitleChar" w:type="character">
+    <w:name w:val="Subtitle Char"/>
+    <w:basedOn w:val="DefaultParagraphFont"/>
+    <w:link w:val="Subtitle"/>
+    <w:uiPriority w:val="11"/>
+    <w:rsid w:val="00A10FD9"/>
+    <w:rPr>
+      <w:rFonts w:cstheme="majorBidi" w:eastAsiaTheme="majorEastAsia"/>
+      <w:color w:themeColor="text1" w:themeTint="A6" w:val="595959"/>
+      <w:spacing w:val="15"/>
+      <w:sz w:val="28"/>
+      <w:szCs w:val="28"/>
     </w:rPr>
   </w:style>
   <w:style w:customStyle="1" w:styleId="Author" w:type="paragraph">
     <w:name w:val="Author"/>
+    <w:basedOn w:val="Title"/>
     <w:next w:val="BodyText"/>
     <w:qFormat/>
     <w:pPr>
       <w:keepNext/>
       <w:keepLines/>
-      <w:jc w:val="center"/>
     </w:pPr>
+    <w:rPr>
+      <w:sz w:val="24"/>
+      <w:szCs w:val="24"/>
+    </w:rPr>
   </w:style>
   <w:style w:styleId="Date" w:type="paragraph">
     <w:name w:val="Date"/>
+    <w:basedOn w:val="Title"/>
     <w:next w:val="BodyText"/>
     <w:qFormat/>
     <w:pPr>
       <w:keepNext/>
       <w:keepLines/>
-      <w:jc w:val="center"/>
     </w:pPr>
+    <w:rPr>
+      <w:sz w:val="24"/>
+      <w:szCs w:val="24"/>
+    </w:rPr>
   </w:style>
   <w:style w:customStyle="1" w:styleId="AbstractTitle" w:type="paragraph">
     <w:name w:val="Abstract Title"/>
@@ -9720,15 +9207,13 @@
     <w:pPr>
       <w:keepNext/>
       <w:keepLines/>
+      <w:spacing w:after="0" w:before="300"/>
       <w:jc w:val="center"/>
-      <w:spacing w:after="0" w:before="300"/>
     </w:pPr>
     <w:rPr>
+      <w:b/>
       <w:sz w:val="20"/>
       <w:szCs w:val="20"/>
-      <w:b/>
-      <w:color w:val="345A8A"/>
-      &gt;
     </w:rPr>
   </w:style>
   <w:style w:customStyle="1" w:styleId="Abstract" w:type="paragraph">
@@ -9755,191 +9240,321 @@
     <w:rPr/>
   </w:style>
   <w:style w:styleId="Heading1" w:type="paragraph">
-    <w:name w:val="Heading 1"/>
+    <w:name w:val="heading 1"/>
     <w:basedOn w:val="Normal"/>
     <w:next w:val="BodyText"/>
+    <w:link w:val="Heading1Char"/>
     <w:uiPriority w:val="9"/>
     <w:qFormat/>
+    <w:rsid w:val="00A10FD9"/>
     <w:pPr>
       <w:keepNext/>
       <w:keepLines/>
-      <w:spacing w:after="0" w:before="480"/>
+      <w:spacing w:after="80" w:before="360"/>
       <w:outlineLvl w:val="0"/>
     </w:pPr>
     <w:rPr>
       <w:rFonts w:asciiTheme="majorHAnsi" w:cstheme="majorBidi" w:eastAsiaTheme="majorEastAsia" w:hAnsiTheme="majorHAnsi"/>
-      <w:b/>
-      <w:bCs/>
-      <w:color w:themeColor="accent1" w:val="4F81BD"/>
+      <w:color w:themeColor="accent1" w:themeShade="BF" w:val="0F4761"/>
+      <w:sz w:val="40"/>
+      <w:szCs w:val="40"/>
+    </w:rPr>
+  </w:style>
+  <w:style w:styleId="Heading2" w:type="paragraph">
+    <w:name w:val="heading 2"/>
+    <w:basedOn w:val="Normal"/>
+    <w:next w:val="BodyText"/>
+    <w:link w:val="Heading2Char"/>
+    <w:uiPriority w:val="9"/>
+    <w:semiHidden/>
+    <w:unhideWhenUsed/>
+    <w:qFormat/>
+    <w:rsid w:val="00A10FD9"/>
+    <w:pPr>
+      <w:keepNext/>
+      <w:keepLines/>
+      <w:spacing w:after="80" w:before="160"/>
+      <w:outlineLvl w:val="1"/>
+    </w:pPr>
+    <w:rPr>
+      <w:rFonts w:asciiTheme="majorHAnsi" w:cstheme="majorBidi" w:eastAsiaTheme="majorEastAsia" w:hAnsiTheme="majorHAnsi"/>
+      <w:color w:themeColor="accent1" w:themeShade="BF" w:val="0F4761"/>
       <w:sz w:val="32"/>
       <w:szCs w:val="32"/>
     </w:rPr>
   </w:style>
-  <w:style w:styleId="Heading2" w:type="paragraph">
-    <w:name w:val="Heading 2"/>
+  <w:style w:styleId="Heading3" w:type="paragraph">
+    <w:name w:val="heading 3"/>
     <w:basedOn w:val="Normal"/>
     <w:next w:val="BodyText"/>
+    <w:link w:val="Heading3Char"/>
     <w:uiPriority w:val="9"/>
+    <w:semiHidden/>
     <w:unhideWhenUsed/>
     <w:qFormat/>
+    <w:rsid w:val="00A10FD9"/>
     <w:pPr>
       <w:keepNext/>
       <w:keepLines/>
-      <w:spacing w:after="0" w:before="200"/>
-      <w:outlineLvl w:val="1"/>
+      <w:spacing w:after="80" w:before="160"/>
+      <w:outlineLvl w:val="2"/>
     </w:pPr>
     <w:rPr>
-      <w:rFonts w:asciiTheme="majorHAnsi" w:cstheme="majorBidi" w:eastAsiaTheme="majorEastAsia" w:hAnsiTheme="majorHAnsi"/>
-      <w:b/>
-      <w:bCs/>
-      <w:color w:themeColor="accent1" w:val="4F81BD"/>
+      <w:rFonts w:cstheme="majorBidi" w:eastAsiaTheme="majorEastAsia"/>
+      <w:color w:themeColor="accent1" w:themeShade="BF" w:val="0F4761"/>
       <w:sz w:val="28"/>
       <w:szCs w:val="28"/>
     </w:rPr>
   </w:style>
-  <w:style w:styleId="Heading3" w:type="paragraph">
-    <w:name w:val="Heading 3"/>
+  <w:style w:styleId="Heading4" w:type="paragraph">
+    <w:name w:val="heading 4"/>
     <w:basedOn w:val="Normal"/>
     <w:next w:val="BodyText"/>
+    <w:link w:val="Heading4Char"/>
     <w:uiPriority w:val="9"/>
+    <w:semiHidden/>
     <w:unhideWhenUsed/>
     <w:qFormat/>
+    <w:rsid w:val="00A10FD9"/>
     <w:pPr>
       <w:keepNext/>
       <w:keepLines/>
-      <w:spacing w:after="0" w:before="200"/>
-      <w:outlineLvl w:val="2"/>
+      <w:spacing w:after="40" w:before="80"/>
+      <w:outlineLvl w:val="3"/>
     </w:pPr>
     <w:rPr>
-      <w:rFonts w:asciiTheme="majorHAnsi" w:cstheme="majorBidi" w:eastAsiaTheme="majorEastAsia" w:hAnsiTheme="majorHAnsi"/>
-      <w:b/>
-      <w:bCs/>
-      <w:color w:themeColor="accent1" w:val="4F81BD"/>
-      <w:sz w:val="24"/>
-      <w:szCs w:val="24"/>
+      <w:rFonts w:cstheme="majorBidi" w:eastAsiaTheme="majorEastAsia"/>
+      <w:i/>
+      <w:iCs/>
+      <w:color w:themeColor="accent1" w:themeShade="BF" w:val="0F4761"/>
     </w:rPr>
   </w:style>
-  <w:style w:styleId="Heading4" w:type="paragraph">
-    <w:name w:val="Heading 4"/>
+  <w:style w:styleId="Heading5" w:type="paragraph">
+    <w:name w:val="heading 5"/>
     <w:basedOn w:val="Normal"/>
     <w:next w:val="BodyText"/>
+    <w:link w:val="Heading5Char"/>
     <w:uiPriority w:val="9"/>
+    <w:semiHidden/>
     <w:unhideWhenUsed/>
     <w:qFormat/>
+    <w:rsid w:val="00A10FD9"/>
     <w:pPr>
       <w:keepNext/>
       <w:keepLines/>
-      <w:spacing w:after="0" w:before="200"/>
-      <w:outlineLvl w:val="3"/>
+      <w:spacing w:after="40" w:before="80"/>
+      <w:outlineLvl w:val="4"/>
     </w:pPr>
     <w:rPr>
-      <w:rFonts w:asciiTheme="majorHAnsi" w:cstheme="majorBidi" w:eastAsiaTheme="majorEastAsia" w:hAnsiTheme="majorHAnsi"/>
-      <w:i/>
-      <w:bCs/>
-      <w:color w:themeColor="accent1" w:val="4F81BD"/>
-      <w:sz w:val="24"/>
-      <w:szCs w:val="24"/>
+      <w:rFonts w:cstheme="majorBidi" w:eastAsiaTheme="majorEastAsia"/>
+      <w:color w:themeColor="accent1" w:themeShade="BF" w:val="0F4761"/>
     </w:rPr>
   </w:style>
-  <w:style w:styleId="Heading5" w:type="paragraph">
-    <w:name w:val="Heading 5"/>
+  <w:style w:styleId="Heading6" w:type="paragraph">
+    <w:name w:val="heading 6"/>
     <w:basedOn w:val="Normal"/>
     <w:next w:val="BodyText"/>
+    <w:link w:val="Heading6Char"/>
     <w:uiPriority w:val="9"/>
+    <w:semiHidden/>
     <w:unhideWhenUsed/>
     <w:qFormat/>
+    <w:rsid w:val="00A10FD9"/>
     <w:pPr>
       <w:keepNext/>
       <w:keepLines/>
-      <w:spacing w:after="0" w:before="200"/>
-      <w:outlineLvl w:val="4"/>
+      <w:spacing w:after="0" w:before="40"/>
+      <w:outlineLvl w:val="5"/>
     </w:pPr>
     <w:rPr>
-      <w:rFonts w:asciiTheme="majorHAnsi" w:cstheme="majorBidi" w:eastAsiaTheme="majorEastAsia" w:hAnsiTheme="majorHAnsi"/>
+      <w:rFonts w:cstheme="majorBidi" w:eastAsiaTheme="majorEastAsia"/>
+      <w:i/>
       <w:iCs/>
-      <w:color w:themeColor="accent1" w:val="4F81BD"/>
-      <w:sz w:val="24"/>
-      <w:szCs w:val="24"/>
+      <w:color w:themeColor="text1" w:themeTint="A6" w:val="595959"/>
     </w:rPr>
   </w:style>
-  <w:style w:styleId="Heading6" w:type="paragraph">
-    <w:name w:val="Heading 6"/>
+  <w:style w:styleId="Heading7" w:type="paragraph">
+    <w:name w:val="heading 7"/>
     <w:basedOn w:val="Normal"/>
     <w:next w:val="BodyText"/>
+    <w:link w:val="Heading7Char"/>
     <w:uiPriority w:val="9"/>
+    <w:semiHidden/>
     <w:unhideWhenUsed/>
     <w:qFormat/>
+    <w:rsid w:val="00A10FD9"/>
     <w:pPr>
       <w:keepNext/>
       <w:keepLines/>
-      <w:spacing w:after="0" w:before="200"/>
-      <w:outlineLvl w:val="5"/>
+      <w:spacing w:after="0" w:before="40"/>
+      <w:outlineLvl w:val="6"/>
     </w:pPr>
     <w:rPr>
-      <w:rFonts w:asciiTheme="majorHAnsi" w:cstheme="majorBidi" w:eastAsiaTheme="majorEastAsia" w:hAnsiTheme="majorHAnsi"/>
-      <w:color w:themeColor="accent1" w:val="4F81BD"/>
-      <w:sz w:val="24"/>
-      <w:szCs w:val="24"/>
+      <w:rFonts w:cstheme="majorBidi" w:eastAsiaTheme="majorEastAsia"/>
+      <w:color w:themeColor="text1" w:themeTint="A6" w:val="595959"/>
     </w:rPr>
   </w:style>
-  <w:style w:styleId="Heading7" w:type="paragraph">
-    <w:name w:val="Heading 7"/>
+  <w:style w:styleId="Heading8" w:type="paragraph">
+    <w:name w:val="heading 8"/>
     <w:basedOn w:val="Normal"/>
     <w:next w:val="BodyText"/>
+    <w:link w:val="Heading8Char"/>
     <w:uiPriority w:val="9"/>
+    <w:semiHidden/>
     <w:unhideWhenUsed/>
     <w:qFormat/>
+    <w:rsid w:val="00A10FD9"/>
     <w:pPr>
       <w:keepNext/>
       <w:keepLines/>
-      <w:spacing w:after="0" w:before="200"/>
-      <w:outlineLvl w:val="6"/>
+      <w:spacing w:after="0"/>
+      <w:outlineLvl w:val="7"/>
     </w:pPr>
     <w:rPr>
-      <w:rFonts w:asciiTheme="majorHAnsi" w:cstheme="majorBidi" w:eastAsiaTheme="majorEastAsia" w:hAnsiTheme="majorHAnsi"/>
-      <w:color w:themeColor="accent1" w:val="4F81BD"/>
-      <w:sz w:val="24"/>
-      <w:szCs w:val="24"/>
+      <w:rFonts w:cstheme="majorBidi" w:eastAsiaTheme="majorEastAsia"/>
+      <w:i/>
+      <w:iCs/>
+      <w:color w:themeColor="text1" w:themeTint="D8" w:val="272727"/>
     </w:rPr>
   </w:style>
-  <w:style w:styleId="Heading8" w:type="paragraph">
-    <w:name w:val="Heading 8"/>
+  <w:style w:styleId="Heading9" w:type="paragraph">
+    <w:name w:val="heading 9"/>
     <w:basedOn w:val="Normal"/>
     <w:next w:val="BodyText"/>
+    <w:link w:val="Heading9Char"/>
     <w:uiPriority w:val="9"/>
+    <w:semiHidden/>
     <w:unhideWhenUsed/>
     <w:qFormat/>
+    <w:rsid w:val="00A10FD9"/>
     <w:pPr>
       <w:keepNext/>
       <w:keepLines/>
-      <w:spacing w:after="0" w:before="200"/>
-      <w:outlineLvl w:val="7"/>
-    </w:pPr>
-    <w:rPr>
-      <w:rFonts w:asciiTheme="majorHAnsi" w:cstheme="majorBidi" w:eastAsiaTheme="majorEastAsia" w:hAnsiTheme="majorHAnsi"/>
-      <w:color w:themeColor="accent1" w:val="4F81BD"/>
-      <w:sz w:val="24"/>
-      <w:szCs w:val="24"/>
-    </w:rPr>
-  </w:style>
-  <w:style w:styleId="Heading9" w:type="paragraph">
-    <w:name w:val="Heading 9"/>
-    <w:basedOn w:val="Normal"/>
-    <w:next w:val="BodyText"/>
-    <w:uiPriority w:val="9"/>
-    <w:unhideWhenUsed/>
-    <w:qFormat/>
-    <w:pPr>
-      <w:keepNext/>
-      <w:keepLines/>
-      <w:spacing w:after="0" w:before="200"/>
+      <w:spacing w:after="0"/>
       <w:outlineLvl w:val="8"/>
     </w:pPr>
     <w:rPr>
+      <w:rFonts w:cstheme="majorBidi" w:eastAsiaTheme="majorEastAsia"/>
+      <w:color w:themeColor="text1" w:themeTint="D8" w:val="272727"/>
+    </w:rPr>
+  </w:style>
+  <w:style w:customStyle="1" w:styleId="Heading1Char" w:type="character">
+    <w:name w:val="Heading 1 Char"/>
+    <w:basedOn w:val="DefaultParagraphFont"/>
+    <w:link w:val="Heading1"/>
+    <w:uiPriority w:val="9"/>
+    <w:rsid w:val="00A10FD9"/>
+    <w:rPr>
       <w:rFonts w:asciiTheme="majorHAnsi" w:cstheme="majorBidi" w:eastAsiaTheme="majorEastAsia" w:hAnsiTheme="majorHAnsi"/>
-      <w:color w:themeColor="accent1" w:val="4F81BD"/>
-      <w:sz w:val="24"/>
-      <w:szCs w:val="24"/>
+      <w:color w:themeColor="accent1" w:themeShade="BF" w:val="0F4761"/>
+      <w:sz w:val="40"/>
+      <w:szCs w:val="40"/>
+    </w:rPr>
+  </w:style>
+  <w:style w:customStyle="1" w:styleId="Heading2Char" w:type="character">
+    <w:name w:val="Heading 2 Char"/>
+    <w:basedOn w:val="DefaultParagraphFont"/>
+    <w:link w:val="Heading2"/>
+    <w:uiPriority w:val="9"/>
+    <w:semiHidden/>
+    <w:rsid w:val="00A10FD9"/>
+    <w:rPr>
+      <w:rFonts w:asciiTheme="majorHAnsi" w:cstheme="majorBidi" w:eastAsiaTheme="majorEastAsia" w:hAnsiTheme="majorHAnsi"/>
+      <w:color w:themeColor="accent1" w:themeShade="BF" w:val="0F4761"/>
+      <w:sz w:val="32"/>
+      <w:szCs w:val="32"/>
+    </w:rPr>
+  </w:style>
+  <w:style w:customStyle="1" w:styleId="Heading3Char" w:type="character">
+    <w:name w:val="Heading 3 Char"/>
+    <w:basedOn w:val="DefaultParagraphFont"/>
+    <w:link w:val="Heading3"/>
+    <w:uiPriority w:val="9"/>
+    <w:semiHidden/>
+    <w:rsid w:val="00A10FD9"/>
+    <w:rPr>
+      <w:rFonts w:cstheme="majorBidi" w:eastAsiaTheme="majorEastAsia"/>
+      <w:color w:themeColor="accent1" w:themeShade="BF" w:val="0F4761"/>
+      <w:sz w:val="28"/>
+      <w:szCs w:val="28"/>
+    </w:rPr>
+  </w:style>
+  <w:style w:customStyle="1" w:styleId="Heading4Char" w:type="character">
+    <w:name w:val="Heading 4 Char"/>
+    <w:basedOn w:val="DefaultParagraphFont"/>
+    <w:link w:val="Heading4"/>
+    <w:uiPriority w:val="9"/>
+    <w:semiHidden/>
+    <w:rsid w:val="00A10FD9"/>
+    <w:rPr>
+      <w:rFonts w:cstheme="majorBidi" w:eastAsiaTheme="majorEastAsia"/>
+      <w:i/>
+      <w:iCs/>
+      <w:color w:themeColor="accent1" w:themeShade="BF" w:val="0F4761"/>
+    </w:rPr>
+  </w:style>
+  <w:style w:customStyle="1" w:styleId="Heading5Char" w:type="character">
+    <w:name w:val="Heading 5 Char"/>
+    <w:basedOn w:val="DefaultParagraphFont"/>
+    <w:link w:val="Heading5"/>
+    <w:uiPriority w:val="9"/>
+    <w:semiHidden/>
+    <w:rsid w:val="00A10FD9"/>
+    <w:rPr>
+      <w:rFonts w:cstheme="majorBidi" w:eastAsiaTheme="majorEastAsia"/>
+      <w:color w:themeColor="accent1" w:themeShade="BF" w:val="0F4761"/>
+    </w:rPr>
+  </w:style>
+  <w:style w:customStyle="1" w:styleId="Heading6Char" w:type="character">
+    <w:name w:val="Heading 6 Char"/>
+    <w:basedOn w:val="DefaultParagraphFont"/>
+    <w:link w:val="Heading6"/>
+    <w:uiPriority w:val="9"/>
+    <w:semiHidden/>
+    <w:rsid w:val="00A10FD9"/>
+    <w:rPr>
+      <w:rFonts w:cstheme="majorBidi" w:eastAsiaTheme="majorEastAsia"/>
+      <w:i/>
+      <w:iCs/>
+      <w:color w:themeColor="text1" w:themeTint="A6" w:val="595959"/>
+    </w:rPr>
+  </w:style>
+  <w:style w:customStyle="1" w:styleId="Heading7Char" w:type="character">
+    <w:name w:val="Heading 7 Char"/>
+    <w:basedOn w:val="DefaultParagraphFont"/>
+    <w:link w:val="Heading7"/>
+    <w:uiPriority w:val="9"/>
+    <w:semiHidden/>
+    <w:rsid w:val="00A10FD9"/>
+    <w:rPr>
+      <w:rFonts w:cstheme="majorBidi" w:eastAsiaTheme="majorEastAsia"/>
+      <w:color w:themeColor="text1" w:themeTint="A6" w:val="595959"/>
+    </w:rPr>
+  </w:style>
+  <w:style w:customStyle="1" w:styleId="Heading8Char" w:type="character">
+    <w:name w:val="Heading 8 Char"/>
+    <w:basedOn w:val="DefaultParagraphFont"/>
+    <w:link w:val="Heading8"/>
+    <w:uiPriority w:val="9"/>
+    <w:semiHidden/>
+    <w:rsid w:val="00A10FD9"/>
+    <w:rPr>
+      <w:rFonts w:cstheme="majorBidi" w:eastAsiaTheme="majorEastAsia"/>
+      <w:i/>
+      <w:iCs/>
+      <w:color w:themeColor="text1" w:themeTint="D8" w:val="272727"/>
+    </w:rPr>
+  </w:style>
+  <w:style w:customStyle="1" w:styleId="Heading9Char" w:type="character">
+    <w:name w:val="Heading 9 Char"/>
+    <w:basedOn w:val="DefaultParagraphFont"/>
+    <w:link w:val="Heading9"/>
+    <w:uiPriority w:val="9"/>
+    <w:semiHidden/>
+    <w:rsid w:val="00A10FD9"/>
+    <w:rPr>
+      <w:rFonts w:cstheme="majorBidi" w:eastAsiaTheme="majorEastAsia"/>
+      <w:color w:themeColor="text1" w:themeTint="D8" w:val="272727"/>
     </w:rPr>
   </w:style>
   <w:style w:styleId="BlockText" w:type="paragraph">
@@ -9962,6 +9577,18 @@
     <w:unhideWhenUsed/>
     <w:qFormat/>
   </w:style>
+  <w:style w:styleId="FootnoteBlockText" w:type="paragraph">
+    <w:name w:val="Footnote Block Text"/>
+    <w:basedOn w:val="FootnoteText"/>
+    <w:next w:val="FootnoteText"/>
+    <w:uiPriority w:val="9"/>
+    <w:unhideWhenUsed/>
+    <w:qFormat/>
+    <w:pPr>
+      <w:spacing w:after="100" w:before="100"/>
+      <w:ind w:firstLine="0" w:left="480" w:right="480"/>
+    </w:pPr>
+  </w:style>
   <w:style w:default="1" w:styleId="DefaultParagraphFont" w:type="character">
     <w:name w:val="Default Paragraph Font"/>
     <w:semiHidden/>
@@ -9983,18 +9610,11 @@
       </w:tblCellMar>
     </w:tblPr>
     <w:tblStylePr w:type="firstRow">
-      <w:tblPr>
-        <w:jc w:val="left"/>
-        <w:tblInd w:type="dxa" w:w="0"/>
-      </w:tblPr>
-      <w:trPr>
-        <w:jc w:val="left"/>
-      </w:trPr>
       <w:tcPr>
-        <w:vAlign w:val="bottom"/>
         <w:tcBorders>
           <w:bottom w:val="single"/>
         </w:tcBorders>
+        <w:vAlign w:val="bottom"/>
       </w:tcPr>
     </w:tblStylePr>
   </w:style>
@@ -10103,233 +9723,261 @@
     <w:link w:val="VerbatimChar"/>
     <w:pPr>
       <w:wordWrap w:val="off"/>
+      <w:shd w:val="clear" w:fill="f1f3f5"/>
     </w:pPr>
   </w:style>
   <w:style w:type="character" w:customStyle="1" w:styleId="KeywordTok">
     <w:name w:val="KeywordTok"/>
     <w:basedOn w:val="VerbatimChar"/>
     <w:rPr>
-      <w:color w:val="007020"/>
       <w:b/>
+      <w:color w:val="003b4f"/>
+      <w:shd w:val="clear" w:fill="f1f3f5"/>
     </w:rPr>
   </w:style>
   <w:style w:type="character" w:customStyle="1" w:styleId="DataTypeTok">
     <w:name w:val="DataTypeTok"/>
     <w:basedOn w:val="VerbatimChar"/>
     <w:rPr>
-      <w:color w:val="902000"/>
+      <w:color w:val="ad0000"/>
+      <w:shd w:val="clear" w:fill="f1f3f5"/>
     </w:rPr>
   </w:style>
   <w:style w:type="character" w:customStyle="1" w:styleId="DecValTok">
     <w:name w:val="DecValTok"/>
     <w:basedOn w:val="VerbatimChar"/>
     <w:rPr>
-      <w:color w:val="40a070"/>
+      <w:color w:val="ad0000"/>
+      <w:shd w:val="clear" w:fill="f1f3f5"/>
     </w:rPr>
   </w:style>
   <w:style w:type="character" w:customStyle="1" w:styleId="BaseNTok">
     <w:name w:val="BaseNTok"/>
     <w:basedOn w:val="VerbatimChar"/>
     <w:rPr>
-      <w:color w:val="40a070"/>
+      <w:color w:val="ad0000"/>
+      <w:shd w:val="clear" w:fill="f1f3f5"/>
     </w:rPr>
   </w:style>
   <w:style w:type="character" w:customStyle="1" w:styleId="FloatTok">
     <w:name w:val="FloatTok"/>
     <w:basedOn w:val="VerbatimChar"/>
     <w:rPr>
-      <w:color w:val="40a070"/>
+      <w:color w:val="ad0000"/>
+      <w:shd w:val="clear" w:fill="f1f3f5"/>
     </w:rPr>
   </w:style>
   <w:style w:type="character" w:customStyle="1" w:styleId="ConstantTok">
     <w:name w:val="ConstantTok"/>
     <w:basedOn w:val="VerbatimChar"/>
     <w:rPr>
-      <w:color w:val="880000"/>
+      <w:color w:val="8f5902"/>
+      <w:shd w:val="clear" w:fill="f1f3f5"/>
     </w:rPr>
   </w:style>
   <w:style w:type="character" w:customStyle="1" w:styleId="CharTok">
     <w:name w:val="CharTok"/>
     <w:basedOn w:val="VerbatimChar"/>
     <w:rPr>
-      <w:color w:val="4070a0"/>
+      <w:color w:val="20794d"/>
+      <w:shd w:val="clear" w:fill="f1f3f5"/>
     </w:rPr>
   </w:style>
   <w:style w:type="character" w:customStyle="1" w:styleId="SpecialCharTok">
     <w:name w:val="SpecialCharTok"/>
     <w:basedOn w:val="VerbatimChar"/>
     <w:rPr>
-      <w:color w:val="4070a0"/>
+      <w:color w:val="5e5e5e"/>
+      <w:shd w:val="clear" w:fill="f1f3f5"/>
     </w:rPr>
   </w:style>
   <w:style w:type="character" w:customStyle="1" w:styleId="StringTok">
     <w:name w:val="StringTok"/>
     <w:basedOn w:val="VerbatimChar"/>
     <w:rPr>
-      <w:color w:val="4070a0"/>
+      <w:color w:val="20794d"/>
+      <w:shd w:val="clear" w:fill="f1f3f5"/>
     </w:rPr>
   </w:style>
   <w:style w:type="character" w:customStyle="1" w:styleId="VerbatimStringTok">
     <w:name w:val="VerbatimStringTok"/>
     <w:basedOn w:val="VerbatimChar"/>
     <w:rPr>
-      <w:color w:val="4070a0"/>
+      <w:color w:val="20794d"/>
+      <w:shd w:val="clear" w:fill="f1f3f5"/>
     </w:rPr>
   </w:style>
   <w:style w:type="character" w:customStyle="1" w:styleId="SpecialStringTok">
     <w:name w:val="SpecialStringTok"/>
     <w:basedOn w:val="VerbatimChar"/>
     <w:rPr>
-      <w:color w:val="bb6688"/>
+      <w:color w:val="20794d"/>
+      <w:shd w:val="clear" w:fill="f1f3f5"/>
     </w:rPr>
   </w:style>
   <w:style w:type="character" w:customStyle="1" w:styleId="ImportTok">
     <w:name w:val="ImportTok"/>
     <w:basedOn w:val="VerbatimChar"/>
     <w:rPr>
-      <w:color w:val="008000"/>
-      <w:b/>
+      <w:color w:val="00769e"/>
+      <w:shd w:val="clear" w:fill="f1f3f5"/>
     </w:rPr>
   </w:style>
   <w:style w:type="character" w:customStyle="1" w:styleId="CommentTok">
     <w:name w:val="CommentTok"/>
     <w:basedOn w:val="VerbatimChar"/>
     <w:rPr>
-      <w:color w:val="60a0b0"/>
-      <w:i/>
+      <w:color w:val="5e5e5e"/>
+      <w:shd w:val="clear" w:fill="f1f3f5"/>
     </w:rPr>
   </w:style>
   <w:style w:type="character" w:customStyle="1" w:styleId="DocumentationTok">
     <w:name w:val="DocumentationTok"/>
     <w:basedOn w:val="VerbatimChar"/>
     <w:rPr>
-      <w:color w:val="ba2121"/>
       <w:i/>
+      <w:color w:val="5e5e5e"/>
+      <w:shd w:val="clear" w:fill="f1f3f5"/>
     </w:rPr>
   </w:style>
   <w:style w:type="character" w:customStyle="1" w:styleId="AnnotationTok">
     <w:name w:val="AnnotationTok"/>
     <w:basedOn w:val="VerbatimChar"/>
     <w:rPr>
-      <w:color w:val="60a0b0"/>
-      <w:b/>
-      <w:i/>
+      <w:color w:val="5e5e5e"/>
+      <w:shd w:val="clear" w:fill="f1f3f5"/>
     </w:rPr>
   </w:style>
   <w:style w:type="character" w:customStyle="1" w:styleId="CommentVarTok">
     <w:name w:val="CommentVarTok"/>
     <w:basedOn w:val="VerbatimChar"/>
     <w:rPr>
-      <w:color w:val="60a0b0"/>
-      <w:b/>
       <w:i/>
+      <w:color w:val="5e5e5e"/>
+      <w:shd w:val="clear" w:fill="f1f3f5"/>
     </w:rPr>
   </w:style>
   <w:style w:type="character" w:customStyle="1" w:styleId="OtherTok">
     <w:name w:val="OtherTok"/>
     <w:basedOn w:val="VerbatimChar"/>
     <w:rPr>
-      <w:color w:val="007020"/>
+      <w:color w:val="003b4f"/>
+      <w:shd w:val="clear" w:fill="f1f3f5"/>
     </w:rPr>
   </w:style>
   <w:style w:type="character" w:customStyle="1" w:styleId="FunctionTok">
     <w:name w:val="FunctionTok"/>
     <w:basedOn w:val="VerbatimChar"/>
     <w:rPr>
-      <w:color w:val="06287e"/>
+      <w:color w:val="4758ab"/>
+      <w:shd w:val="clear" w:fill="f1f3f5"/>
     </w:rPr>
   </w:style>
   <w:style w:type="character" w:customStyle="1" w:styleId="VariableTok">
     <w:name w:val="VariableTok"/>
     <w:basedOn w:val="VerbatimChar"/>
     <w:rPr>
-      <w:color w:val="19177c"/>
+      <w:color w:val="111111"/>
+      <w:shd w:val="clear" w:fill="f1f3f5"/>
     </w:rPr>
   </w:style>
   <w:style w:type="character" w:customStyle="1" w:styleId="ControlFlowTok">
     <w:name w:val="ControlFlowTok"/>
     <w:basedOn w:val="VerbatimChar"/>
     <w:rPr>
-      <w:color w:val="007020"/>
       <w:b/>
+      <w:color w:val="003b4f"/>
+      <w:shd w:val="clear" w:fill="f1f3f5"/>
     </w:rPr>
   </w:style>
   <w:style w:type="character" w:customStyle="1" w:styleId="OperatorTok">
     <w:name w:val="OperatorTok"/>
     <w:basedOn w:val="VerbatimChar"/>
     <w:rPr>
-      <w:color w:val="666666"/>
+      <w:color w:val="5e5e5e"/>
+      <w:shd w:val="clear" w:fill="f1f3f5"/>
     </w:rPr>
   </w:style>
   <w:style w:type="character" w:customStyle="1" w:styleId="BuiltInTok">
     <w:name w:val="BuiltInTok"/>
     <w:basedOn w:val="VerbatimChar"/>
     <w:rPr>
-      <w:color w:val="008000"/>
+      <w:color w:val="003b4f"/>
+      <w:shd w:val="clear" w:fill="f1f3f5"/>
     </w:rPr>
   </w:style>
   <w:style w:type="character" w:customStyle="1" w:styleId="ExtensionTok">
     <w:name w:val="ExtensionTok"/>
     <w:basedOn w:val="VerbatimChar"/>
-    <w:rPr/>
+    <w:rPr>
+      <w:color w:val="003b4f"/>
+      <w:shd w:val="clear" w:fill="f1f3f5"/>
+    </w:rPr>
   </w:style>
   <w:style w:type="character" w:customStyle="1" w:styleId="PreprocessorTok">
     <w:name w:val="PreprocessorTok"/>
     <w:basedOn w:val="VerbatimChar"/>
     <w:rPr>
-      <w:color w:val="bc7a00"/>
+      <w:color w:val="ad0000"/>
+      <w:shd w:val="clear" w:fill="f1f3f5"/>
     </w:rPr>
   </w:style>
   <w:style w:type="character" w:customStyle="1" w:styleId="AttributeTok">
     <w:name w:val="AttributeTok"/>
     <w:basedOn w:val="VerbatimChar"/>
     <w:rPr>
-      <w:color w:val="7d9029"/>
+      <w:color w:val="657422"/>
+      <w:shd w:val="clear" w:fill="f1f3f5"/>
     </w:rPr>
   </w:style>
   <w:style w:type="character" w:customStyle="1" w:styleId="RegionMarkerTok">
     <w:name w:val="RegionMarkerTok"/>
     <w:basedOn w:val="VerbatimChar"/>
-    <w:rPr/>
+    <w:rPr>
+      <w:color w:val="003b4f"/>
+      <w:shd w:val="clear" w:fill="f1f3f5"/>
+    </w:rPr>
   </w:style>
   <w:style w:type="character" w:customStyle="1" w:styleId="InformationTok">
     <w:name w:val="InformationTok"/>
     <w:basedOn w:val="VerbatimChar"/>
     <w:rPr>
-      <w:color w:val="60a0b0"/>
-      <w:b/>
-      <w:i/>
+      <w:color w:val="5e5e5e"/>
+      <w:shd w:val="clear" w:fill="f1f3f5"/>
     </w:rPr>
   </w:style>
   <w:style w:type="character" w:customStyle="1" w:styleId="WarningTok">
     <w:name w:val="WarningTok"/>
     <w:basedOn w:val="VerbatimChar"/>
     <w:rPr>
-      <w:color w:val="60a0b0"/>
-      <w:b/>
       <w:i/>
+      <w:color w:val="5e5e5e"/>
+      <w:shd w:val="clear" w:fill="f1f3f5"/>
     </w:rPr>
   </w:style>
   <w:style w:type="character" w:customStyle="1" w:styleId="AlertTok">
     <w:name w:val="AlertTok"/>
     <w:basedOn w:val="VerbatimChar"/>
     <w:rPr>
-      <w:color w:val="ff0000"/>
-      <w:b/>
+      <w:color w:val="ad0000"/>
+      <w:shd w:val="clear" w:fill="f1f3f5"/>
     </w:rPr>
   </w:style>
   <w:style w:type="character" w:customStyle="1" w:styleId="ErrorTok">
     <w:name w:val="ErrorTok"/>
     <w:basedOn w:val="VerbatimChar"/>
     <w:rPr>
-      <w:color w:val="ff0000"/>
-      <w:b/>
+      <w:color w:val="ad0000"/>
+      <w:shd w:val="clear" w:fill="f1f3f5"/>
     </w:rPr>
   </w:style>
   <w:style w:type="character" w:customStyle="1" w:styleId="NormalTok">
     <w:name w:val="NormalTok"/>
     <w:basedOn w:val="VerbatimChar"/>
-    <w:rPr/>
+    <w:rPr>
+      <w:color w:val="003b4f"/>
+      <w:shd w:val="clear" w:fill="f1f3f5"/>
+    </w:rPr>
   </w:style>
 </w:styles>
 </file>
@@ -10345,44 +9993,44 @@
         <a:sysClr val="window" lastClr="FFFFFF"/>
       </a:lt1>
       <a:dk2>
-        <a:srgbClr val="1F497D"/>
+        <a:srgbClr val="0E2841"/>
       </a:dk2>
       <a:lt2>
-        <a:srgbClr val="EEECE1"/>
+        <a:srgbClr val="E8E8E8"/>
       </a:lt2>
       <a:accent1>
-        <a:srgbClr val="4F81BD"/>
+        <a:srgbClr val="156082"/>
       </a:accent1>
       <a:accent2>
-        <a:srgbClr val="C0504D"/>
+        <a:srgbClr val="E97132"/>
       </a:accent2>
       <a:accent3>
-        <a:srgbClr val="9BBB59"/>
+        <a:srgbClr val="196B24"/>
       </a:accent3>
       <a:accent4>
-        <a:srgbClr val="8064A2"/>
+        <a:srgbClr val="0F9ED5"/>
       </a:accent4>
       <a:accent5>
-        <a:srgbClr val="4BACC6"/>
+        <a:srgbClr val="A02B93"/>
       </a:accent5>
       <a:accent6>
-        <a:srgbClr val="F79646"/>
+        <a:srgbClr val="4EA72E"/>
       </a:accent6>
       <a:hlink>
-        <a:srgbClr val="0000FF"/>
+        <a:srgbClr val="467886"/>
       </a:hlink>
       <a:folHlink>
-        <a:srgbClr val="800080"/>
+        <a:srgbClr val="96607D"/>
       </a:folHlink>
     </a:clrScheme>
     <a:fontScheme name="Office">
       <a:majorFont>
-        <a:latin typeface="Calibri"/>
+        <a:latin typeface="Aptos Display" panose="02110004020202020204"/>
         <a:ea typeface=""/>
         <a:cs typeface=""/>
-        <a:font script="Jpan" typeface="ＭＳ ゴシック"/>
+        <a:font script="Jpan" typeface="游ゴシック Light"/>
         <a:font script="Hang" typeface="맑은 고딕"/>
-        <a:font script="Hans" typeface="宋体"/>
+        <a:font script="Hans" typeface="等线 Light"/>
         <a:font script="Hant" typeface="新細明體"/>
         <a:font script="Arab" typeface="Times New Roman"/>
         <a:font script="Hebr" typeface="Times New Roman"/>
@@ -10409,14 +10057,32 @@
         <a:font script="Mong" typeface="Mongolian Baiti"/>
         <a:font script="Viet" typeface="Times New Roman"/>
         <a:font script="Uigh" typeface="Microsoft Uighur"/>
+        <a:font script="Geor" typeface="Sylfaen"/>
+        <a:font script="Armn" typeface="Arial"/>
+        <a:font script="Bugi" typeface="Leelawadee UI"/>
+        <a:font script="Bopo" typeface="Microsoft JhengHei"/>
+        <a:font script="Java" typeface="Javanese Text"/>
+        <a:font script="Lisu" typeface="Segoe UI"/>
+        <a:font script="Mymr" typeface="Myanmar Text"/>
+        <a:font script="Nkoo" typeface="Ebrima"/>
+        <a:font script="Olck" typeface="Nirmala UI"/>
+        <a:font script="Osma" typeface="Ebrima"/>
+        <a:font script="Phag" typeface="Phagspa"/>
+        <a:font script="Syrn" typeface="Estrangelo Edessa"/>
+        <a:font script="Syrj" typeface="Estrangelo Edessa"/>
+        <a:font script="Syre" typeface="Estrangelo Edessa"/>
+        <a:font script="Sora" typeface="Nirmala UI"/>
+        <a:font script="Tale" typeface="Microsoft Tai Le"/>
+        <a:font script="Talu" typeface="Microsoft New Tai Lue"/>
+        <a:font script="Tfng" typeface="Ebrima"/>
       </a:majorFont>
       <a:minorFont>
-        <a:latin typeface="Cambria"/>
+        <a:latin typeface="Aptos" panose="02110004020202020204"/>
         <a:ea typeface=""/>
         <a:cs typeface=""/>
-        <a:font script="Jpan" typeface="ＭＳ 明朝"/>
+        <a:font script="Jpan" typeface="游明朝"/>
         <a:font script="Hang" typeface="맑은 고딕"/>
-        <a:font script="Hans" typeface="宋体"/>
+        <a:font script="Hans" typeface="等线"/>
         <a:font script="Hant" typeface="新細明體"/>
         <a:font script="Arab" typeface="Arial"/>
         <a:font script="Hebr" typeface="Arial"/>
@@ -10443,6 +10109,24 @@
         <a:font script="Mong" typeface="Mongolian Baiti"/>
         <a:font script="Viet" typeface="Arial"/>
         <a:font script="Uigh" typeface="Microsoft Uighur"/>
+        <a:font script="Geor" typeface="Sylfaen"/>
+        <a:font script="Armn" typeface="Arial"/>
+        <a:font script="Bugi" typeface="Leelawadee UI"/>
+        <a:font script="Bopo" typeface="Microsoft JhengHei"/>
+        <a:font script="Java" typeface="Javanese Text"/>
+        <a:font script="Lisu" typeface="Segoe UI"/>
+        <a:font script="Mymr" typeface="Myanmar Text"/>
+        <a:font script="Nkoo" typeface="Ebrima"/>
+        <a:font script="Olck" typeface="Nirmala UI"/>
+        <a:font script="Osma" typeface="Ebrima"/>
+        <a:font script="Phag" typeface="Phagspa"/>
+        <a:font script="Syrn" typeface="Estrangelo Edessa"/>
+        <a:font script="Syrj" typeface="Estrangelo Edessa"/>
+        <a:font script="Syre" typeface="Estrangelo Edessa"/>
+        <a:font script="Sora" typeface="Nirmala UI"/>
+        <a:font script="Tale" typeface="Microsoft Tai Le"/>
+        <a:font script="Talu" typeface="Microsoft New Tai Lue"/>
+        <a:font script="Tfng" typeface="Ebrima"/>
       </a:minorFont>
     </a:fontScheme>
     <a:fmtScheme name="Office">
@@ -10454,200 +10138,141 @@
           <a:gsLst>
             <a:gs pos="0">
               <a:schemeClr val="phClr">
-                <a:tint val="50000"/>
-                <a:satMod val="300000"/>
+                <a:lumMod val="110000"/>
+                <a:satMod val="105000"/>
+                <a:tint val="67000"/>
               </a:schemeClr>
             </a:gs>
-            <a:gs pos="35000">
+            <a:gs pos="50000">
               <a:schemeClr val="phClr">
-                <a:tint val="37000"/>
-                <a:satMod val="300000"/>
+                <a:lumMod val="105000"/>
+                <a:satMod val="103000"/>
+                <a:tint val="73000"/>
               </a:schemeClr>
             </a:gs>
             <a:gs pos="100000">
               <a:schemeClr val="phClr">
-                <a:tint val="15000"/>
-                <a:satMod val="350000"/>
+                <a:lumMod val="105000"/>
+                <a:satMod val="109000"/>
+                <a:tint val="81000"/>
               </a:schemeClr>
             </a:gs>
           </a:gsLst>
-          <a:lin ang="16200000" scaled="1"/>
+          <a:lin ang="5400000" scaled="0"/>
         </a:gradFill>
         <a:gradFill rotWithShape="1">
           <a:gsLst>
             <a:gs pos="0">
               <a:schemeClr val="phClr">
-                <a:tint val="100000"/>
+                <a:satMod val="103000"/>
+                <a:lumMod val="102000"/>
+                <a:tint val="94000"/>
+              </a:schemeClr>
+            </a:gs>
+            <a:gs pos="50000">
+              <a:schemeClr val="phClr">
+                <a:satMod val="110000"/>
+                <a:lumMod val="100000"/>
                 <a:shade val="100000"/>
-                <a:satMod val="130000"/>
               </a:schemeClr>
             </a:gs>
             <a:gs pos="100000">
               <a:schemeClr val="phClr">
-                <a:tint val="50000"/>
-                <a:shade val="100000"/>
-                <a:satMod val="350000"/>
+                <a:lumMod val="99000"/>
+                <a:satMod val="120000"/>
+                <a:shade val="78000"/>
               </a:schemeClr>
             </a:gs>
           </a:gsLst>
-          <a:lin ang="16200000" scaled="0"/>
+          <a:lin ang="5400000" scaled="0"/>
         </a:gradFill>
       </a:fillStyleLst>
       <a:lnStyleLst>
-        <a:ln w="9525" cap="flat" cmpd="sng" algn="ctr">
-          <a:solidFill>
-            <a:schemeClr val="phClr">
-              <a:shade val="95000"/>
-              <a:satMod val="105000"/>
-            </a:schemeClr>
-          </a:solidFill>
-          <a:prstDash val="solid"/>
-        </a:ln>
-        <a:ln w="25400" cap="flat" cmpd="sng" algn="ctr">
+        <a:ln w="6350" cap="flat" cmpd="sng" algn="ctr">
           <a:solidFill>
             <a:schemeClr val="phClr"/>
           </a:solidFill>
           <a:prstDash val="solid"/>
+          <a:miter lim="800000"/>
         </a:ln>
-        <a:ln w="38100" cap="flat" cmpd="sng" algn="ctr">
+        <a:ln w="12700" cap="flat" cmpd="sng" algn="ctr">
           <a:solidFill>
             <a:schemeClr val="phClr"/>
           </a:solidFill>
           <a:prstDash val="solid"/>
+          <a:miter lim="800000"/>
+        </a:ln>
+        <a:ln w="19050" cap="flat" cmpd="sng" algn="ctr">
+          <a:solidFill>
+            <a:schemeClr val="phClr"/>
+          </a:solidFill>
+          <a:prstDash val="solid"/>
+          <a:miter lim="800000"/>
         </a:ln>
       </a:lnStyleLst>
       <a:effectStyleLst>
         <a:effectStyle>
+          <a:effectLst/>
+        </a:effectStyle>
+        <a:effectStyle>
+          <a:effectLst/>
+        </a:effectStyle>
+        <a:effectStyle>
           <a:effectLst>
-            <a:outerShdw blurRad="40000" dist="20000" dir="5400000" rotWithShape="0">
+            <a:outerShdw blurRad="57150" dist="19050" dir="5400000" algn="ctr" rotWithShape="0">
               <a:srgbClr val="000000">
-                <a:alpha val="38000"/>
+                <a:alpha val="63000"/>
               </a:srgbClr>
             </a:outerShdw>
           </a:effectLst>
-        </a:effectStyle>
-        <a:effectStyle>
-          <a:effectLst>
-            <a:outerShdw blurRad="40000" dist="23000" dir="5400000" rotWithShape="0">
-              <a:srgbClr val="000000">
-                <a:alpha val="35000"/>
-              </a:srgbClr>
-            </a:outerShdw>
-          </a:effectLst>
-        </a:effectStyle>
-        <a:effectStyle>
-          <a:effectLst>
-            <a:outerShdw blurRad="40000" dist="23000" dir="5400000" rotWithShape="0">
-              <a:srgbClr val="000000">
-                <a:alpha val="35000"/>
-              </a:srgbClr>
-            </a:outerShdw>
-          </a:effectLst>
-          <a:scene3d>
-            <a:camera prst="orthographicFront">
-              <a:rot lat="0" lon="0" rev="0"/>
-            </a:camera>
-            <a:lightRig rig="threePt" dir="t">
-              <a:rot lat="0" lon="0" rev="1200000"/>
-            </a:lightRig>
-          </a:scene3d>
-          <a:sp3d>
-            <a:bevelT w="63500" h="25400"/>
-          </a:sp3d>
         </a:effectStyle>
       </a:effectStyleLst>
       <a:bgFillStyleLst>
         <a:solidFill>
           <a:schemeClr val="phClr"/>
         </a:solidFill>
+        <a:solidFill>
+          <a:schemeClr val="phClr">
+            <a:tint val="95000"/>
+            <a:satMod val="170000"/>
+          </a:schemeClr>
+        </a:solidFill>
         <a:gradFill rotWithShape="1">
           <a:gsLst>
             <a:gs pos="0">
               <a:schemeClr val="phClr">
-                <a:tint val="40000"/>
-                <a:satMod val="350000"/>
+                <a:tint val="93000"/>
+                <a:satMod val="150000"/>
+                <a:shade val="98000"/>
+                <a:lumMod val="102000"/>
               </a:schemeClr>
             </a:gs>
-            <a:gs pos="40000">
+            <a:gs pos="50000">
               <a:schemeClr val="phClr">
-                <a:tint val="45000"/>
-                <a:shade val="99000"/>
-                <a:satMod val="350000"/>
+                <a:tint val="98000"/>
+                <a:satMod val="130000"/>
+                <a:shade val="90000"/>
+                <a:lumMod val="103000"/>
               </a:schemeClr>
             </a:gs>
             <a:gs pos="100000">
               <a:schemeClr val="phClr">
-                <a:shade val="20000"/>
-                <a:satMod val="255000"/>
+                <a:shade val="63000"/>
+                <a:satMod val="120000"/>
               </a:schemeClr>
             </a:gs>
           </a:gsLst>
-          <a:path path="circle">
-            <a:fillToRect l="50000" t="-80000" r="50000" b="180000"/>
-          </a:path>
-        </a:gradFill>
-        <a:gradFill rotWithShape="1">
-          <a:gsLst>
-            <a:gs pos="0">
-              <a:schemeClr val="phClr">
-                <a:tint val="80000"/>
-                <a:satMod val="300000"/>
-              </a:schemeClr>
-            </a:gs>
-            <a:gs pos="100000">
-              <a:schemeClr val="phClr">
-                <a:shade val="30000"/>
-                <a:satMod val="200000"/>
-              </a:schemeClr>
-            </a:gs>
-          </a:gsLst>
-          <a:path path="circle">
-            <a:fillToRect l="50000" t="50000" r="50000" b="50000"/>
-          </a:path>
+          <a:lin ang="5400000" scaled="0"/>
         </a:gradFill>
       </a:bgFillStyleLst>
     </a:fmtScheme>
   </a:themeElements>
-  <a:objectDefaults>
-    <a:spDef>
-      <a:spPr/>
-      <a:bodyPr/>
-      <a:lstStyle/>
-      <a:style>
-        <a:lnRef idx="1">
-          <a:schemeClr val="accent1"/>
-        </a:lnRef>
-        <a:fillRef idx="3">
-          <a:schemeClr val="accent1"/>
-        </a:fillRef>
-        <a:effectRef idx="2">
-          <a:schemeClr val="accent1"/>
-        </a:effectRef>
-        <a:fontRef idx="minor">
-          <a:schemeClr val="lt1"/>
-        </a:fontRef>
-      </a:style>
-    </a:spDef>
-    <a:lnDef>
-      <a:spPr/>
-      <a:bodyPr/>
-      <a:lstStyle/>
-      <a:style>
-        <a:lnRef idx="2">
-          <a:schemeClr val="accent1"/>
-        </a:lnRef>
-        <a:fillRef idx="0">
-          <a:schemeClr val="accent1"/>
-        </a:fillRef>
-        <a:effectRef idx="1">
-          <a:schemeClr val="accent1"/>
-        </a:effectRef>
-        <a:fontRef idx="minor">
-          <a:schemeClr val="tx1"/>
-        </a:fontRef>
-      </a:style>
-    </a:lnDef>
-  </a:objectDefaults>
+  <a:objectDefaults/>
   <a:extraClrSchemeLst/>
+  <a:extLst>
+    <a:ext uri="{05A4C25C-085E-4340-85A3-A5531E510DB2}">
+      <thm15:themeFamily xmlns:thm15="http://schemas.microsoft.com/office/thememl/2012/main" name="Office Theme" id="{2E142A2C-CD16-42D6-873A-C26D2A0506FA}" vid="{1BDDFF52-6CD6-40A5-AB3C-68EB2F1E4D0A}"/>
+    </a:ext>
+  </a:extLst>
 </a:theme>
 </file>